--- a/SZZ_okruhy_AI_2019-2020_2023.docx
+++ b/SZZ_okruhy_AI_2019-2020_2023.docx
@@ -54,7 +54,7 @@
       </w:pPr>
       <w:r>
         <w:rPr>
-          <w:rFonts w:eastAsia="Calibri" w:cs="Calibri" w:ascii="Calibri" w:hAnsi="Calibri"/>
+          <w:rFonts w:eastAsia="Calibri" w:cs="Calibri"/>
           <w:b/>
           <w:sz w:val="28"/>
           <w:szCs w:val="28"/>
@@ -64,7 +64,7 @@
       </w:r>
       <w:r>
         <w:rPr>
-          <w:rFonts w:eastAsia="Calibri" w:cs="Calibri" w:ascii="Calibri" w:hAnsi="Calibri"/>
+          <w:rFonts w:eastAsia="Calibri" w:cs="Calibri"/>
           <w:b/>
           <w:spacing w:val="-1"/>
           <w:sz w:val="28"/>
@@ -75,7 +75,7 @@
       </w:r>
       <w:r>
         <w:rPr>
-          <w:rFonts w:eastAsia="Calibri" w:cs="Calibri" w:ascii="Calibri" w:hAnsi="Calibri"/>
+          <w:rFonts w:eastAsia="Calibri" w:cs="Calibri"/>
           <w:b/>
           <w:spacing w:val="1"/>
           <w:sz w:val="28"/>
@@ -86,7 +86,7 @@
       </w:r>
       <w:r>
         <w:rPr>
-          <w:rFonts w:eastAsia="Calibri" w:cs="Calibri" w:ascii="Calibri" w:hAnsi="Calibri"/>
+          <w:rFonts w:eastAsia="Calibri" w:cs="Calibri"/>
           <w:b/>
           <w:sz w:val="28"/>
           <w:szCs w:val="28"/>
@@ -96,7 +96,7 @@
       </w:r>
       <w:r>
         <w:rPr>
-          <w:rFonts w:eastAsia="Calibri" w:cs="Calibri" w:ascii="Calibri" w:hAnsi="Calibri"/>
+          <w:rFonts w:eastAsia="Calibri" w:cs="Calibri"/>
           <w:b/>
           <w:spacing w:val="27"/>
           <w:sz w:val="28"/>
@@ -107,7 +107,7 @@
       </w:r>
       <w:r>
         <w:rPr>
-          <w:rFonts w:eastAsia="Calibri" w:cs="Calibri" w:ascii="Calibri" w:hAnsi="Calibri"/>
+          <w:rFonts w:eastAsia="Calibri" w:cs="Calibri"/>
           <w:b/>
           <w:spacing w:val="1"/>
           <w:sz w:val="28"/>
@@ -118,7 +118,7 @@
       </w:r>
       <w:r>
         <w:rPr>
-          <w:rFonts w:eastAsia="Calibri" w:cs="Calibri" w:ascii="Calibri" w:hAnsi="Calibri"/>
+          <w:rFonts w:eastAsia="Calibri" w:cs="Calibri"/>
           <w:b/>
           <w:sz w:val="28"/>
           <w:szCs w:val="28"/>
@@ -128,7 +128,7 @@
       </w:r>
       <w:r>
         <w:rPr>
-          <w:rFonts w:eastAsia="Calibri" w:cs="Calibri" w:ascii="Calibri" w:hAnsi="Calibri"/>
+          <w:rFonts w:eastAsia="Calibri" w:cs="Calibri"/>
           <w:b/>
           <w:spacing w:val="-2"/>
           <w:sz w:val="28"/>
@@ -139,7 +139,7 @@
       </w:r>
       <w:r>
         <w:rPr>
-          <w:rFonts w:eastAsia="Calibri" w:cs="Calibri" w:ascii="Calibri" w:hAnsi="Calibri"/>
+          <w:rFonts w:eastAsia="Calibri" w:cs="Calibri"/>
           <w:b/>
           <w:spacing w:val="1"/>
           <w:sz w:val="28"/>
@@ -150,7 +150,7 @@
       </w:r>
       <w:r>
         <w:rPr>
-          <w:rFonts w:eastAsia="Calibri" w:cs="Calibri" w:ascii="Calibri" w:hAnsi="Calibri"/>
+          <w:rFonts w:eastAsia="Calibri" w:cs="Calibri"/>
           <w:b/>
           <w:sz w:val="28"/>
           <w:szCs w:val="28"/>
@@ -160,7 +160,7 @@
       </w:r>
       <w:r>
         <w:rPr>
-          <w:rFonts w:eastAsia="Calibri" w:cs="Calibri" w:ascii="Calibri" w:hAnsi="Calibri"/>
+          <w:rFonts w:eastAsia="Calibri" w:cs="Calibri"/>
           <w:b/>
           <w:spacing w:val="20"/>
           <w:sz w:val="28"/>
@@ -171,7 +171,7 @@
       </w:r>
       <w:r>
         <w:rPr>
-          <w:rFonts w:eastAsia="Calibri" w:cs="Calibri" w:ascii="Calibri" w:hAnsi="Calibri"/>
+          <w:rFonts w:eastAsia="Calibri" w:cs="Calibri"/>
           <w:b/>
           <w:spacing w:val="1"/>
           <w:sz w:val="28"/>
@@ -182,7 +182,7 @@
       </w:r>
       <w:r>
         <w:rPr>
-          <w:rFonts w:eastAsia="Calibri" w:cs="Calibri" w:ascii="Calibri" w:hAnsi="Calibri"/>
+          <w:rFonts w:eastAsia="Calibri" w:cs="Calibri"/>
           <w:b/>
           <w:spacing w:val="-2"/>
           <w:sz w:val="28"/>
@@ -193,7 +193,7 @@
       </w:r>
       <w:r>
         <w:rPr>
-          <w:rFonts w:eastAsia="Calibri" w:cs="Calibri" w:ascii="Calibri" w:hAnsi="Calibri"/>
+          <w:rFonts w:eastAsia="Calibri" w:cs="Calibri"/>
           <w:b/>
           <w:spacing w:val="1"/>
           <w:sz w:val="28"/>
@@ -204,7 +204,7 @@
       </w:r>
       <w:r>
         <w:rPr>
-          <w:rFonts w:eastAsia="Calibri" w:cs="Calibri" w:ascii="Calibri" w:hAnsi="Calibri"/>
+          <w:rFonts w:eastAsia="Calibri" w:cs="Calibri"/>
           <w:b/>
           <w:spacing w:val="-1"/>
           <w:sz w:val="28"/>
@@ -215,7 +215,7 @@
       </w:r>
       <w:r>
         <w:rPr>
-          <w:rFonts w:eastAsia="Calibri" w:cs="Calibri" w:ascii="Calibri" w:hAnsi="Calibri"/>
+          <w:rFonts w:eastAsia="Calibri" w:cs="Calibri"/>
           <w:b/>
           <w:spacing w:val="1"/>
           <w:sz w:val="28"/>
@@ -226,7 +226,7 @@
       </w:r>
       <w:r>
         <w:rPr>
-          <w:rFonts w:eastAsia="Calibri" w:cs="Calibri" w:ascii="Calibri" w:hAnsi="Calibri"/>
+          <w:rFonts w:eastAsia="Calibri" w:cs="Calibri"/>
           <w:b/>
           <w:sz w:val="28"/>
           <w:szCs w:val="28"/>
@@ -236,7 +236,7 @@
       </w:r>
       <w:r>
         <w:rPr>
-          <w:rFonts w:eastAsia="Calibri" w:cs="Calibri" w:ascii="Calibri" w:hAnsi="Calibri"/>
+          <w:rFonts w:eastAsia="Calibri" w:cs="Calibri"/>
           <w:b/>
           <w:spacing w:val="-2"/>
           <w:sz w:val="28"/>
@@ -247,7 +247,7 @@
       </w:r>
       <w:r>
         <w:rPr>
-          <w:rFonts w:eastAsia="Calibri" w:cs="Calibri" w:ascii="Calibri" w:hAnsi="Calibri"/>
+          <w:rFonts w:eastAsia="Calibri" w:cs="Calibri"/>
           <w:b/>
           <w:spacing w:val="1"/>
           <w:sz w:val="28"/>
@@ -258,7 +258,7 @@
       </w:r>
       <w:r>
         <w:rPr>
-          <w:rFonts w:eastAsia="Calibri" w:cs="Calibri" w:ascii="Calibri" w:hAnsi="Calibri"/>
+          <w:rFonts w:eastAsia="Calibri" w:cs="Calibri"/>
           <w:b/>
           <w:sz w:val="28"/>
           <w:szCs w:val="28"/>
@@ -268,7 +268,7 @@
       </w:r>
       <w:r>
         <w:rPr>
-          <w:rFonts w:eastAsia="Calibri" w:cs="Calibri" w:ascii="Calibri" w:hAnsi="Calibri"/>
+          <w:rFonts w:eastAsia="Calibri" w:cs="Calibri"/>
           <w:b/>
           <w:spacing w:val="-3"/>
           <w:sz w:val="28"/>
@@ -279,7 +279,7 @@
       </w:r>
       <w:r>
         <w:rPr>
-          <w:rFonts w:eastAsia="Calibri" w:cs="Calibri" w:ascii="Calibri" w:hAnsi="Calibri"/>
+          <w:rFonts w:eastAsia="Calibri" w:cs="Calibri"/>
           <w:b/>
           <w:sz w:val="28"/>
           <w:szCs w:val="28"/>
@@ -289,7 +289,7 @@
       </w:r>
       <w:r>
         <w:rPr>
-          <w:rFonts w:eastAsia="Calibri" w:cs="Calibri" w:ascii="Calibri" w:hAnsi="Calibri"/>
+          <w:rFonts w:eastAsia="Calibri" w:cs="Calibri"/>
           <w:b/>
           <w:spacing w:val="38"/>
           <w:sz w:val="28"/>
@@ -300,7 +300,7 @@
       </w:r>
       <w:r>
         <w:rPr>
-          <w:rFonts w:eastAsia="Calibri" w:cs="Calibri" w:ascii="Calibri" w:hAnsi="Calibri"/>
+          <w:rFonts w:eastAsia="Calibri" w:cs="Calibri"/>
           <w:b/>
           <w:spacing w:val="1"/>
           <w:w w:val="104"/>
@@ -312,7 +312,7 @@
       </w:r>
       <w:r>
         <w:rPr>
-          <w:rFonts w:eastAsia="Calibri" w:cs="Calibri" w:ascii="Calibri" w:hAnsi="Calibri"/>
+          <w:rFonts w:eastAsia="Calibri" w:cs="Calibri"/>
           <w:b/>
           <w:spacing w:val="1"/>
           <w:w w:val="107"/>
@@ -324,7 +324,7 @@
       </w:r>
       <w:r>
         <w:rPr>
-          <w:rFonts w:eastAsia="Calibri" w:cs="Calibri" w:ascii="Calibri" w:hAnsi="Calibri"/>
+          <w:rFonts w:eastAsia="Calibri" w:cs="Calibri"/>
           <w:b/>
           <w:spacing w:val="-2"/>
           <w:w w:val="102"/>
@@ -336,7 +336,7 @@
       </w:r>
       <w:r>
         <w:rPr>
-          <w:rFonts w:eastAsia="Calibri" w:cs="Calibri" w:ascii="Calibri" w:hAnsi="Calibri"/>
+          <w:rFonts w:eastAsia="Calibri" w:cs="Calibri"/>
           <w:b/>
           <w:spacing w:val="1"/>
           <w:w w:val="107"/>
@@ -348,7 +348,7 @@
       </w:r>
       <w:r>
         <w:rPr>
-          <w:rFonts w:eastAsia="Calibri" w:cs="Calibri" w:ascii="Calibri" w:hAnsi="Calibri"/>
+          <w:rFonts w:eastAsia="Calibri" w:cs="Calibri"/>
           <w:b/>
           <w:spacing w:val="1"/>
           <w:w w:val="103"/>
@@ -360,7 +360,7 @@
       </w:r>
       <w:r>
         <w:rPr>
-          <w:rFonts w:eastAsia="Calibri" w:cs="Calibri" w:ascii="Calibri" w:hAnsi="Calibri"/>
+          <w:rFonts w:eastAsia="Calibri" w:cs="Calibri"/>
           <w:b/>
           <w:spacing w:val="-1"/>
           <w:w w:val="104"/>
@@ -372,7 +372,7 @@
       </w:r>
       <w:r>
         <w:rPr>
-          <w:rFonts w:eastAsia="Calibri" w:cs="Calibri" w:ascii="Calibri" w:hAnsi="Calibri"/>
+          <w:rFonts w:eastAsia="Calibri" w:cs="Calibri"/>
           <w:b/>
           <w:w w:val="103"/>
           <w:sz w:val="28"/>
@@ -418,7 +418,7 @@
       </w:pPr>
       <w:r>
         <w:rPr>
-          <w:rFonts w:eastAsia="Calibri" w:cs="Calibri" w:ascii="Calibri" w:hAnsi="Calibri"/>
+          <w:rFonts w:eastAsia="Calibri" w:cs="Calibri"/>
           <w:b/>
           <w:sz w:val="28"/>
           <w:szCs w:val="28"/>
@@ -428,7 +428,7 @@
       </w:r>
       <w:r>
         <w:rPr>
-          <w:rFonts w:eastAsia="Calibri" w:cs="Calibri" w:ascii="Calibri" w:hAnsi="Calibri"/>
+          <w:rFonts w:eastAsia="Calibri" w:cs="Calibri"/>
           <w:b/>
           <w:spacing w:val="1"/>
           <w:sz w:val="28"/>
@@ -439,7 +439,7 @@
       </w:r>
       <w:r>
         <w:rPr>
-          <w:rFonts w:eastAsia="Calibri" w:cs="Calibri" w:ascii="Calibri" w:hAnsi="Calibri"/>
+          <w:rFonts w:eastAsia="Calibri" w:cs="Calibri"/>
           <w:b/>
           <w:spacing w:val="-2"/>
           <w:sz w:val="28"/>
@@ -450,7 +450,7 @@
       </w:r>
       <w:r>
         <w:rPr>
-          <w:rFonts w:eastAsia="Calibri" w:cs="Calibri" w:ascii="Calibri" w:hAnsi="Calibri"/>
+          <w:rFonts w:eastAsia="Calibri" w:cs="Calibri"/>
           <w:b/>
           <w:spacing w:val="1"/>
           <w:sz w:val="28"/>
@@ -461,7 +461,7 @@
       </w:r>
       <w:r>
         <w:rPr>
-          <w:rFonts w:eastAsia="Calibri" w:cs="Calibri" w:ascii="Calibri" w:hAnsi="Calibri"/>
+          <w:rFonts w:eastAsia="Calibri" w:cs="Calibri"/>
           <w:b/>
           <w:spacing w:val="-1"/>
           <w:sz w:val="28"/>
@@ -472,7 +472,7 @@
       </w:r>
       <w:r>
         <w:rPr>
-          <w:rFonts w:eastAsia="Calibri" w:cs="Calibri" w:ascii="Calibri" w:hAnsi="Calibri"/>
+          <w:rFonts w:eastAsia="Calibri" w:cs="Calibri"/>
           <w:b/>
           <w:sz w:val="28"/>
           <w:szCs w:val="28"/>
@@ -482,7 +482,7 @@
       </w:r>
       <w:r>
         <w:rPr>
-          <w:rFonts w:eastAsia="Calibri" w:cs="Calibri" w:ascii="Calibri" w:hAnsi="Calibri"/>
+          <w:rFonts w:eastAsia="Calibri" w:cs="Calibri"/>
           <w:b/>
           <w:spacing w:val="24"/>
           <w:sz w:val="28"/>
@@ -493,7 +493,7 @@
       </w:r>
       <w:r>
         <w:rPr>
-          <w:rFonts w:eastAsia="Calibri" w:cs="Calibri" w:ascii="Calibri" w:hAnsi="Calibri"/>
+          <w:rFonts w:eastAsia="Calibri" w:cs="Calibri"/>
           <w:b/>
           <w:sz w:val="28"/>
           <w:szCs w:val="28"/>
@@ -538,7 +538,7 @@
       </w:pPr>
       <w:r>
         <w:rPr>
-          <w:rFonts w:eastAsia="Calibri" w:cs="Calibri" w:ascii="Calibri" w:hAnsi="Calibri"/>
+          <w:rFonts w:eastAsia="Calibri" w:cs="Calibri"/>
           <w:b/>
           <w:sz w:val="32"/>
           <w:szCs w:val="32"/>
@@ -548,7 +548,7 @@
       </w:r>
       <w:r>
         <w:rPr>
-          <w:rFonts w:eastAsia="Calibri" w:cs="Calibri" w:ascii="Calibri" w:hAnsi="Calibri"/>
+          <w:rFonts w:eastAsia="Calibri" w:cs="Calibri"/>
           <w:b/>
           <w:spacing w:val="1"/>
           <w:sz w:val="32"/>
@@ -559,7 +559,7 @@
       </w:r>
       <w:r>
         <w:rPr>
-          <w:rFonts w:eastAsia="Calibri" w:cs="Calibri" w:ascii="Calibri" w:hAnsi="Calibri"/>
+          <w:rFonts w:eastAsia="Calibri" w:cs="Calibri"/>
           <w:b/>
           <w:sz w:val="32"/>
           <w:szCs w:val="32"/>
@@ -569,7 +569,7 @@
       </w:r>
       <w:r>
         <w:rPr>
-          <w:rFonts w:eastAsia="Calibri" w:cs="Calibri" w:ascii="Calibri" w:hAnsi="Calibri"/>
+          <w:rFonts w:eastAsia="Calibri" w:cs="Calibri"/>
           <w:b/>
           <w:spacing w:val="1"/>
           <w:sz w:val="32"/>
@@ -580,7 +580,7 @@
       </w:r>
       <w:r>
         <w:rPr>
-          <w:rFonts w:eastAsia="Calibri" w:cs="Calibri" w:ascii="Calibri" w:hAnsi="Calibri"/>
+          <w:rFonts w:eastAsia="Calibri" w:cs="Calibri"/>
           <w:b/>
           <w:sz w:val="32"/>
           <w:szCs w:val="32"/>
@@ -590,7 +590,7 @@
       </w:r>
       <w:r>
         <w:rPr>
-          <w:rFonts w:eastAsia="Calibri" w:cs="Calibri" w:ascii="Calibri" w:hAnsi="Calibri"/>
+          <w:rFonts w:eastAsia="Calibri" w:cs="Calibri"/>
           <w:b/>
           <w:spacing w:val="19"/>
           <w:sz w:val="32"/>
@@ -601,7 +601,7 @@
       </w:r>
       <w:r>
         <w:rPr>
-          <w:rFonts w:eastAsia="Calibri" w:cs="Calibri" w:ascii="Calibri" w:hAnsi="Calibri"/>
+          <w:rFonts w:eastAsia="Calibri" w:cs="Calibri"/>
           <w:b/>
           <w:spacing w:val="1"/>
           <w:sz w:val="32"/>
@@ -612,7 +612,7 @@
       </w:r>
       <w:r>
         <w:rPr>
-          <w:rFonts w:eastAsia="Calibri" w:cs="Calibri" w:ascii="Calibri" w:hAnsi="Calibri"/>
+          <w:rFonts w:eastAsia="Calibri" w:cs="Calibri"/>
           <w:b/>
           <w:sz w:val="32"/>
           <w:szCs w:val="32"/>
@@ -622,7 +622,7 @@
       </w:r>
       <w:r>
         <w:rPr>
-          <w:rFonts w:eastAsia="Calibri" w:cs="Calibri" w:ascii="Calibri" w:hAnsi="Calibri"/>
+          <w:rFonts w:eastAsia="Calibri" w:cs="Calibri"/>
           <w:b/>
           <w:spacing w:val="-1"/>
           <w:sz w:val="32"/>
@@ -633,7 +633,7 @@
       </w:r>
       <w:r>
         <w:rPr>
-          <w:rFonts w:eastAsia="Calibri" w:cs="Calibri" w:ascii="Calibri" w:hAnsi="Calibri"/>
+          <w:rFonts w:eastAsia="Calibri" w:cs="Calibri"/>
           <w:b/>
           <w:spacing w:val="2"/>
           <w:sz w:val="32"/>
@@ -644,7 +644,7 @@
       </w:r>
       <w:r>
         <w:rPr>
-          <w:rFonts w:eastAsia="Calibri" w:cs="Calibri" w:ascii="Calibri" w:hAnsi="Calibri"/>
+          <w:rFonts w:eastAsia="Calibri" w:cs="Calibri"/>
           <w:b/>
           <w:spacing w:val="-1"/>
           <w:sz w:val="32"/>
@@ -655,7 +655,7 @@
       </w:r>
       <w:r>
         <w:rPr>
-          <w:rFonts w:eastAsia="Calibri" w:cs="Calibri" w:ascii="Calibri" w:hAnsi="Calibri"/>
+          <w:rFonts w:eastAsia="Calibri" w:cs="Calibri"/>
           <w:b/>
           <w:sz w:val="32"/>
           <w:szCs w:val="32"/>
@@ -665,7 +665,7 @@
       </w:r>
       <w:r>
         <w:rPr>
-          <w:rFonts w:eastAsia="Calibri" w:cs="Calibri" w:ascii="Calibri" w:hAnsi="Calibri"/>
+          <w:rFonts w:eastAsia="Calibri" w:cs="Calibri"/>
           <w:b/>
           <w:spacing w:val="21"/>
           <w:sz w:val="32"/>
@@ -676,7 +676,7 @@
       </w:r>
       <w:r>
         <w:rPr>
-          <w:rFonts w:eastAsia="Calibri" w:cs="Calibri" w:ascii="Calibri" w:hAnsi="Calibri"/>
+          <w:rFonts w:eastAsia="Calibri" w:cs="Calibri"/>
           <w:b/>
           <w:spacing w:val="-1"/>
           <w:sz w:val="32"/>
@@ -687,7 +687,7 @@
       </w:r>
       <w:r>
         <w:rPr>
-          <w:rFonts w:eastAsia="Calibri" w:cs="Calibri" w:ascii="Calibri" w:hAnsi="Calibri"/>
+          <w:rFonts w:eastAsia="Calibri" w:cs="Calibri"/>
           <w:b/>
           <w:sz w:val="32"/>
           <w:szCs w:val="32"/>
@@ -697,7 +697,7 @@
       </w:r>
       <w:r>
         <w:rPr>
-          <w:rFonts w:eastAsia="Calibri" w:cs="Calibri" w:ascii="Calibri" w:hAnsi="Calibri"/>
+          <w:rFonts w:eastAsia="Calibri" w:cs="Calibri"/>
           <w:b/>
           <w:spacing w:val="5"/>
           <w:sz w:val="32"/>
@@ -708,7 +708,7 @@
       </w:r>
       <w:r>
         <w:rPr>
-          <w:rFonts w:eastAsia="Calibri" w:cs="Calibri" w:ascii="Calibri" w:hAnsi="Calibri"/>
+          <w:rFonts w:eastAsia="Calibri" w:cs="Calibri"/>
           <w:b/>
           <w:sz w:val="32"/>
           <w:szCs w:val="32"/>
@@ -718,7 +718,7 @@
       </w:r>
       <w:r>
         <w:rPr>
-          <w:rFonts w:eastAsia="Calibri" w:cs="Calibri" w:ascii="Calibri" w:hAnsi="Calibri"/>
+          <w:rFonts w:eastAsia="Calibri" w:cs="Calibri"/>
           <w:b/>
           <w:spacing w:val="1"/>
           <w:sz w:val="32"/>
@@ -729,7 +729,7 @@
       </w:r>
       <w:r>
         <w:rPr>
-          <w:rFonts w:eastAsia="Calibri" w:cs="Calibri" w:ascii="Calibri" w:hAnsi="Calibri"/>
+          <w:rFonts w:eastAsia="Calibri" w:cs="Calibri"/>
           <w:b/>
           <w:spacing w:val="2"/>
           <w:sz w:val="32"/>
@@ -740,7 +740,7 @@
       </w:r>
       <w:r>
         <w:rPr>
-          <w:rFonts w:eastAsia="Calibri" w:cs="Calibri" w:ascii="Calibri" w:hAnsi="Calibri"/>
+          <w:rFonts w:eastAsia="Calibri" w:cs="Calibri"/>
           <w:b/>
           <w:spacing w:val="-1"/>
           <w:sz w:val="32"/>
@@ -751,7 +751,7 @@
       </w:r>
       <w:r>
         <w:rPr>
-          <w:rFonts w:eastAsia="Calibri" w:cs="Calibri" w:ascii="Calibri" w:hAnsi="Calibri"/>
+          <w:rFonts w:eastAsia="Calibri" w:cs="Calibri"/>
           <w:b/>
           <w:sz w:val="32"/>
           <w:szCs w:val="32"/>
@@ -761,7 +761,7 @@
       </w:r>
       <w:r>
         <w:rPr>
-          <w:rFonts w:eastAsia="Calibri" w:cs="Calibri" w:ascii="Calibri" w:hAnsi="Calibri"/>
+          <w:rFonts w:eastAsia="Calibri" w:cs="Calibri"/>
           <w:b/>
           <w:spacing w:val="17"/>
           <w:sz w:val="32"/>
@@ -772,7 +772,7 @@
       </w:r>
       <w:r>
         <w:rPr>
-          <w:rFonts w:eastAsia="Calibri" w:cs="Calibri" w:ascii="Calibri" w:hAnsi="Calibri"/>
+          <w:rFonts w:eastAsia="Calibri" w:cs="Calibri"/>
           <w:b/>
           <w:sz w:val="32"/>
           <w:szCs w:val="32"/>
@@ -782,7 +782,7 @@
       </w:r>
       <w:r>
         <w:rPr>
-          <w:rFonts w:eastAsia="Calibri" w:cs="Calibri" w:ascii="Calibri" w:hAnsi="Calibri"/>
+          <w:rFonts w:eastAsia="Calibri" w:cs="Calibri"/>
           <w:b/>
           <w:spacing w:val="1"/>
           <w:sz w:val="32"/>
@@ -793,7 +793,7 @@
       </w:r>
       <w:r>
         <w:rPr>
-          <w:rFonts w:eastAsia="Calibri" w:cs="Calibri" w:ascii="Calibri" w:hAnsi="Calibri"/>
+          <w:rFonts w:eastAsia="Calibri" w:cs="Calibri"/>
           <w:b/>
           <w:sz w:val="32"/>
           <w:szCs w:val="32"/>
@@ -803,7 +803,7 @@
       </w:r>
       <w:r>
         <w:rPr>
-          <w:rFonts w:eastAsia="Calibri" w:cs="Calibri" w:ascii="Calibri" w:hAnsi="Calibri"/>
+          <w:rFonts w:eastAsia="Calibri" w:cs="Calibri"/>
           <w:b/>
           <w:spacing w:val="-1"/>
           <w:sz w:val="32"/>
@@ -814,7 +814,7 @@
       </w:r>
       <w:r>
         <w:rPr>
-          <w:rFonts w:eastAsia="Calibri" w:cs="Calibri" w:ascii="Calibri" w:hAnsi="Calibri"/>
+          <w:rFonts w:eastAsia="Calibri" w:cs="Calibri"/>
           <w:b/>
           <w:sz w:val="32"/>
           <w:szCs w:val="32"/>
@@ -824,7 +824,7 @@
       </w:r>
       <w:r>
         <w:rPr>
-          <w:rFonts w:eastAsia="Calibri" w:cs="Calibri" w:ascii="Calibri" w:hAnsi="Calibri"/>
+          <w:rFonts w:eastAsia="Calibri" w:cs="Calibri"/>
           <w:b/>
           <w:spacing w:val="3"/>
           <w:sz w:val="32"/>
@@ -835,7 +835,7 @@
       </w:r>
       <w:r>
         <w:rPr>
-          <w:rFonts w:eastAsia="Calibri" w:cs="Calibri" w:ascii="Calibri" w:hAnsi="Calibri"/>
+          <w:rFonts w:eastAsia="Calibri" w:cs="Calibri"/>
           <w:b/>
           <w:spacing w:val="-1"/>
           <w:sz w:val="32"/>
@@ -846,7 +846,7 @@
       </w:r>
       <w:r>
         <w:rPr>
-          <w:rFonts w:eastAsia="Calibri" w:cs="Calibri" w:ascii="Calibri" w:hAnsi="Calibri"/>
+          <w:rFonts w:eastAsia="Calibri" w:cs="Calibri"/>
           <w:b/>
           <w:sz w:val="32"/>
           <w:szCs w:val="32"/>
@@ -856,7 +856,7 @@
       </w:r>
       <w:r>
         <w:rPr>
-          <w:rFonts w:eastAsia="Calibri" w:cs="Calibri" w:ascii="Calibri" w:hAnsi="Calibri"/>
+          <w:rFonts w:eastAsia="Calibri" w:cs="Calibri"/>
           <w:b/>
           <w:spacing w:val="9"/>
           <w:sz w:val="32"/>
@@ -867,7 +867,7 @@
       </w:r>
       <w:r>
         <w:rPr>
-          <w:rFonts w:eastAsia="Calibri" w:cs="Calibri" w:ascii="Calibri" w:hAnsi="Calibri"/>
+          <w:rFonts w:eastAsia="Calibri" w:cs="Calibri"/>
           <w:b/>
           <w:sz w:val="32"/>
           <w:szCs w:val="32"/>
@@ -877,7 +877,7 @@
       </w:r>
       <w:r>
         <w:rPr>
-          <w:rFonts w:eastAsia="Calibri" w:cs="Calibri" w:ascii="Calibri" w:hAnsi="Calibri"/>
+          <w:rFonts w:eastAsia="Calibri" w:cs="Calibri"/>
           <w:b/>
           <w:spacing w:val="1"/>
           <w:sz w:val="32"/>
@@ -888,7 +888,7 @@
       </w:r>
       <w:r>
         <w:rPr>
-          <w:rFonts w:eastAsia="Calibri" w:cs="Calibri" w:ascii="Calibri" w:hAnsi="Calibri"/>
+          <w:rFonts w:eastAsia="Calibri" w:cs="Calibri"/>
           <w:b/>
           <w:spacing w:val="-1"/>
           <w:sz w:val="32"/>
@@ -899,7 +899,7 @@
       </w:r>
       <w:r>
         <w:rPr>
-          <w:rFonts w:eastAsia="Calibri" w:cs="Calibri" w:ascii="Calibri" w:hAnsi="Calibri"/>
+          <w:rFonts w:eastAsia="Calibri" w:cs="Calibri"/>
           <w:b/>
           <w:sz w:val="32"/>
           <w:szCs w:val="32"/>
@@ -909,7 +909,7 @@
       </w:r>
       <w:r>
         <w:rPr>
-          <w:rFonts w:eastAsia="Calibri" w:cs="Calibri" w:ascii="Calibri" w:hAnsi="Calibri"/>
+          <w:rFonts w:eastAsia="Calibri" w:cs="Calibri"/>
           <w:b/>
           <w:spacing w:val="27"/>
           <w:sz w:val="32"/>
@@ -920,7 +920,7 @@
       </w:r>
       <w:r>
         <w:rPr>
-          <w:rFonts w:eastAsia="Calibri" w:cs="Calibri" w:ascii="Calibri" w:hAnsi="Calibri"/>
+          <w:rFonts w:eastAsia="Calibri" w:cs="Calibri"/>
           <w:b/>
           <w:spacing w:val="1"/>
           <w:w w:val="101"/>
@@ -932,7 +932,7 @@
       </w:r>
       <w:r>
         <w:rPr>
-          <w:rFonts w:eastAsia="Calibri" w:cs="Calibri" w:ascii="Calibri" w:hAnsi="Calibri"/>
+          <w:rFonts w:eastAsia="Calibri" w:cs="Calibri"/>
           <w:b/>
           <w:spacing w:val="-1"/>
           <w:w w:val="101"/>
@@ -944,7 +944,7 @@
       </w:r>
       <w:r>
         <w:rPr>
-          <w:rFonts w:eastAsia="Calibri" w:cs="Calibri" w:ascii="Calibri" w:hAnsi="Calibri"/>
+          <w:rFonts w:eastAsia="Calibri" w:cs="Calibri"/>
           <w:b/>
           <w:spacing w:val="1"/>
           <w:w w:val="101"/>
@@ -956,7 +956,7 @@
       </w:r>
       <w:r>
         <w:rPr>
-          <w:rFonts w:eastAsia="Calibri" w:cs="Calibri" w:ascii="Calibri" w:hAnsi="Calibri"/>
+          <w:rFonts w:eastAsia="Calibri" w:cs="Calibri"/>
           <w:b/>
           <w:spacing w:val="-1"/>
           <w:w w:val="101"/>
@@ -968,7 +968,7 @@
       </w:r>
       <w:r>
         <w:rPr>
-          <w:rFonts w:eastAsia="Calibri" w:cs="Calibri" w:ascii="Calibri" w:hAnsi="Calibri"/>
+          <w:rFonts w:eastAsia="Calibri" w:cs="Calibri"/>
           <w:b/>
           <w:w w:val="101"/>
           <w:sz w:val="32"/>
@@ -1014,7 +1014,7 @@
       </w:pPr>
       <w:r>
         <w:rPr>
-          <w:rFonts w:eastAsia="Calibri" w:cs="Calibri" w:ascii="Calibri" w:hAnsi="Calibri"/>
+          <w:rFonts w:eastAsia="Calibri" w:cs="Calibri"/>
           <w:b/>
           <w:sz w:val="36"/>
           <w:szCs w:val="36"/>
@@ -1024,7 +1024,7 @@
       </w:r>
       <w:r>
         <w:rPr>
-          <w:rFonts w:eastAsia="Calibri" w:cs="Calibri" w:ascii="Calibri" w:hAnsi="Calibri"/>
+          <w:rFonts w:eastAsia="Calibri" w:cs="Calibri"/>
           <w:b/>
           <w:spacing w:val="1"/>
           <w:sz w:val="36"/>
@@ -1035,7 +1035,7 @@
       </w:r>
       <w:r>
         <w:rPr>
-          <w:rFonts w:eastAsia="Calibri" w:cs="Calibri" w:ascii="Calibri" w:hAnsi="Calibri"/>
+          <w:rFonts w:eastAsia="Calibri" w:cs="Calibri"/>
           <w:b/>
           <w:sz w:val="36"/>
           <w:szCs w:val="36"/>
@@ -1045,7 +1045,7 @@
       </w:r>
       <w:r>
         <w:rPr>
-          <w:rFonts w:eastAsia="Calibri" w:cs="Calibri" w:ascii="Calibri" w:hAnsi="Calibri"/>
+          <w:rFonts w:eastAsia="Calibri" w:cs="Calibri"/>
           <w:b/>
           <w:spacing w:val="1"/>
           <w:sz w:val="36"/>
@@ -1056,7 +1056,7 @@
       </w:r>
       <w:r>
         <w:rPr>
-          <w:rFonts w:eastAsia="Calibri" w:cs="Calibri" w:ascii="Calibri" w:hAnsi="Calibri"/>
+          <w:rFonts w:eastAsia="Calibri" w:cs="Calibri"/>
           <w:b/>
           <w:sz w:val="36"/>
           <w:szCs w:val="36"/>
@@ -1066,7 +1066,7 @@
       </w:r>
       <w:r>
         <w:rPr>
-          <w:rFonts w:eastAsia="Calibri" w:cs="Calibri" w:ascii="Calibri" w:hAnsi="Calibri"/>
+          <w:rFonts w:eastAsia="Calibri" w:cs="Calibri"/>
           <w:b/>
           <w:spacing w:val="-2"/>
           <w:sz w:val="36"/>
@@ -1077,7 +1077,7 @@
       </w:r>
       <w:r>
         <w:rPr>
-          <w:rFonts w:eastAsia="Calibri" w:cs="Calibri" w:ascii="Calibri" w:hAnsi="Calibri"/>
+          <w:rFonts w:eastAsia="Calibri" w:cs="Calibri"/>
           <w:b/>
           <w:spacing w:val="1"/>
           <w:sz w:val="36"/>
@@ -1088,7 +1088,7 @@
       </w:r>
       <w:r>
         <w:rPr>
-          <w:rFonts w:eastAsia="Calibri" w:cs="Calibri" w:ascii="Calibri" w:hAnsi="Calibri"/>
+          <w:rFonts w:eastAsia="Calibri" w:cs="Calibri"/>
           <w:b/>
           <w:sz w:val="36"/>
           <w:szCs w:val="36"/>
@@ -1098,7 +1098,7 @@
       </w:r>
       <w:r>
         <w:rPr>
-          <w:rFonts w:eastAsia="Calibri" w:cs="Calibri" w:ascii="Calibri" w:hAnsi="Calibri"/>
+          <w:rFonts w:eastAsia="Calibri" w:cs="Calibri"/>
           <w:b/>
           <w:spacing w:val="51"/>
           <w:sz w:val="36"/>
@@ -1109,7 +1109,7 @@
       </w:r>
       <w:r>
         <w:rPr>
-          <w:rFonts w:eastAsia="Calibri" w:cs="Calibri" w:ascii="Calibri" w:hAnsi="Calibri"/>
+          <w:rFonts w:eastAsia="Calibri" w:cs="Calibri"/>
           <w:b/>
           <w:spacing w:val="1"/>
           <w:w w:val="107"/>
@@ -1121,7 +1121,7 @@
       </w:r>
       <w:r>
         <w:rPr>
-          <w:rFonts w:eastAsia="Calibri" w:cs="Calibri" w:ascii="Calibri" w:hAnsi="Calibri"/>
+          <w:rFonts w:eastAsia="Calibri" w:cs="Calibri"/>
           <w:b/>
           <w:spacing w:val="1"/>
           <w:w w:val="102"/>
@@ -1133,7 +1133,7 @@
       </w:r>
       <w:r>
         <w:rPr>
-          <w:rFonts w:eastAsia="Calibri" w:cs="Calibri" w:ascii="Calibri" w:hAnsi="Calibri"/>
+          <w:rFonts w:eastAsia="Calibri" w:cs="Calibri"/>
           <w:b/>
           <w:spacing w:val="-1"/>
           <w:w w:val="103"/>
@@ -1145,7 +1145,7 @@
       </w:r>
       <w:r>
         <w:rPr>
-          <w:rFonts w:eastAsia="Calibri" w:cs="Calibri" w:ascii="Calibri" w:hAnsi="Calibri"/>
+          <w:rFonts w:eastAsia="Calibri" w:cs="Calibri"/>
           <w:b/>
           <w:spacing w:val="-1"/>
           <w:w w:val="101"/>
@@ -1157,7 +1157,7 @@
       </w:r>
       <w:r>
         <w:rPr>
-          <w:rFonts w:eastAsia="Calibri" w:cs="Calibri" w:ascii="Calibri" w:hAnsi="Calibri"/>
+          <w:rFonts w:eastAsia="Calibri" w:cs="Calibri"/>
           <w:b/>
           <w:w w:val="101"/>
           <w:sz w:val="36"/>
@@ -1168,7 +1168,7 @@
       </w:r>
       <w:r>
         <w:rPr>
-          <w:rFonts w:eastAsia="Calibri" w:cs="Calibri" w:ascii="Calibri" w:hAnsi="Calibri"/>
+          <w:rFonts w:eastAsia="Calibri" w:cs="Calibri"/>
           <w:b/>
           <w:w w:val="102"/>
           <w:sz w:val="36"/>
@@ -1179,7 +1179,7 @@
       </w:r>
       <w:r>
         <w:rPr>
-          <w:rFonts w:eastAsia="Calibri" w:cs="Calibri" w:ascii="Calibri" w:hAnsi="Calibri"/>
+          <w:rFonts w:eastAsia="Calibri" w:cs="Calibri"/>
           <w:b/>
           <w:w w:val="103"/>
           <w:sz w:val="36"/>
@@ -1190,7 +1190,7 @@
       </w:r>
       <w:r>
         <w:rPr>
-          <w:rFonts w:eastAsia="Calibri" w:cs="Calibri" w:ascii="Calibri" w:hAnsi="Calibri"/>
+          <w:rFonts w:eastAsia="Calibri" w:cs="Calibri"/>
           <w:b/>
           <w:spacing w:val="1"/>
           <w:w w:val="107"/>
@@ -1202,7 +1202,7 @@
       </w:r>
       <w:r>
         <w:rPr>
-          <w:rFonts w:eastAsia="Calibri" w:cs="Calibri" w:ascii="Calibri" w:hAnsi="Calibri"/>
+          <w:rFonts w:eastAsia="Calibri" w:cs="Calibri"/>
           <w:b/>
           <w:w w:val="105"/>
           <w:sz w:val="36"/>
@@ -1213,7 +1213,7 @@
       </w:r>
       <w:r>
         <w:rPr>
-          <w:rFonts w:eastAsia="Calibri" w:cs="Calibri" w:ascii="Calibri" w:hAnsi="Calibri"/>
+          <w:rFonts w:eastAsia="Calibri" w:cs="Calibri"/>
           <w:b/>
           <w:w w:val="102"/>
           <w:sz w:val="36"/>
@@ -1317,7 +1317,7 @@
       </w:pPr>
       <w:r>
         <w:rPr>
-          <w:rFonts w:eastAsia="Calibri" w:cs="Calibri" w:ascii="Calibri" w:hAnsi="Calibri"/>
+          <w:rFonts w:eastAsia="Calibri" w:cs="Calibri"/>
           <w:b/>
           <w:spacing w:val="1"/>
           <w:lang w:val="cs-CZ"/>
@@ -1326,7 +1326,7 @@
       </w:r>
       <w:r>
         <w:rPr>
-          <w:rFonts w:eastAsia="Calibri" w:cs="Calibri" w:ascii="Calibri" w:hAnsi="Calibri"/>
+          <w:rFonts w:eastAsia="Calibri" w:cs="Calibri"/>
           <w:b/>
           <w:lang w:val="cs-CZ"/>
         </w:rPr>
@@ -1334,7 +1334,7 @@
       </w:r>
       <w:r>
         <w:rPr>
-          <w:rFonts w:eastAsia="Calibri" w:cs="Calibri" w:ascii="Calibri" w:hAnsi="Calibri"/>
+          <w:rFonts w:eastAsia="Calibri" w:cs="Calibri"/>
           <w:b/>
           <w:spacing w:val="-1"/>
           <w:lang w:val="cs-CZ"/>
@@ -1343,7 +1343,7 @@
       </w:r>
       <w:r>
         <w:rPr>
-          <w:rFonts w:eastAsia="Calibri" w:cs="Calibri" w:ascii="Calibri" w:hAnsi="Calibri"/>
+          <w:rFonts w:eastAsia="Calibri" w:cs="Calibri"/>
           <w:b/>
           <w:lang w:val="cs-CZ"/>
         </w:rPr>
@@ -1351,7 +1351,7 @@
       </w:r>
       <w:r>
         <w:rPr>
-          <w:rFonts w:eastAsia="Calibri" w:cs="Calibri" w:ascii="Calibri" w:hAnsi="Calibri"/>
+          <w:rFonts w:eastAsia="Calibri" w:cs="Calibri"/>
           <w:b/>
           <w:spacing w:val="1"/>
           <w:lang w:val="cs-CZ"/>
@@ -1360,7 +1360,7 @@
       </w:r>
       <w:r>
         <w:rPr>
-          <w:rFonts w:eastAsia="Calibri" w:cs="Calibri" w:ascii="Calibri" w:hAnsi="Calibri"/>
+          <w:rFonts w:eastAsia="Calibri" w:cs="Calibri"/>
           <w:b/>
           <w:spacing w:val="-1"/>
           <w:lang w:val="cs-CZ"/>
@@ -1369,7 +1369,7 @@
       </w:r>
       <w:r>
         <w:rPr>
-          <w:rFonts w:eastAsia="Calibri" w:cs="Calibri" w:ascii="Calibri" w:hAnsi="Calibri"/>
+          <w:rFonts w:eastAsia="Calibri" w:cs="Calibri"/>
           <w:b/>
           <w:lang w:val="cs-CZ"/>
         </w:rPr>
@@ -1377,7 +1377,7 @@
       </w:r>
       <w:r>
         <w:rPr>
-          <w:rFonts w:eastAsia="Calibri" w:cs="Calibri" w:ascii="Calibri" w:hAnsi="Calibri"/>
+          <w:rFonts w:eastAsia="Calibri" w:cs="Calibri"/>
           <w:b/>
           <w:spacing w:val="-1"/>
           <w:lang w:val="cs-CZ"/>
@@ -1386,7 +1386,7 @@
       </w:r>
       <w:r>
         <w:rPr>
-          <w:rFonts w:eastAsia="Calibri" w:cs="Calibri" w:ascii="Calibri" w:hAnsi="Calibri"/>
+          <w:rFonts w:eastAsia="Calibri" w:cs="Calibri"/>
           <w:b/>
           <w:spacing w:val="1"/>
           <w:lang w:val="cs-CZ"/>
@@ -1395,7 +1395,7 @@
       </w:r>
       <w:r>
         <w:rPr>
-          <w:rFonts w:eastAsia="Calibri" w:cs="Calibri" w:ascii="Calibri" w:hAnsi="Calibri"/>
+          <w:rFonts w:eastAsia="Calibri" w:cs="Calibri"/>
           <w:b/>
           <w:spacing w:val="-1"/>
           <w:lang w:val="cs-CZ"/>
@@ -1404,7 +1404,7 @@
       </w:r>
       <w:r>
         <w:rPr>
-          <w:rFonts w:eastAsia="Calibri" w:cs="Calibri" w:ascii="Calibri" w:hAnsi="Calibri"/>
+          <w:rFonts w:eastAsia="Calibri" w:cs="Calibri"/>
           <w:b/>
           <w:lang w:val="cs-CZ"/>
         </w:rPr>
@@ -1412,7 +1412,7 @@
       </w:r>
       <w:r>
         <w:rPr>
-          <w:rFonts w:eastAsia="Calibri" w:cs="Calibri" w:ascii="Calibri" w:hAnsi="Calibri"/>
+          <w:rFonts w:eastAsia="Calibri" w:cs="Calibri"/>
           <w:b/>
           <w:spacing w:val="-1"/>
           <w:lang w:val="cs-CZ"/>
@@ -1421,7 +1421,7 @@
       </w:r>
       <w:r>
         <w:rPr>
-          <w:rFonts w:eastAsia="Calibri" w:cs="Calibri" w:ascii="Calibri" w:hAnsi="Calibri"/>
+          <w:rFonts w:eastAsia="Calibri" w:cs="Calibri"/>
           <w:b/>
           <w:spacing w:val="1"/>
           <w:lang w:val="cs-CZ"/>
@@ -1430,7 +1430,7 @@
       </w:r>
       <w:r>
         <w:rPr>
-          <w:rFonts w:eastAsia="Calibri" w:cs="Calibri" w:ascii="Calibri" w:hAnsi="Calibri"/>
+          <w:rFonts w:eastAsia="Calibri" w:cs="Calibri"/>
           <w:b/>
           <w:spacing w:val="-1"/>
           <w:lang w:val="cs-CZ"/>
@@ -1439,7 +1439,7 @@
       </w:r>
       <w:r>
         <w:rPr>
-          <w:rFonts w:eastAsia="Calibri" w:cs="Calibri" w:ascii="Calibri" w:hAnsi="Calibri"/>
+          <w:rFonts w:eastAsia="Calibri" w:cs="Calibri"/>
           <w:b/>
           <w:lang w:val="cs-CZ"/>
         </w:rPr>
@@ -1447,7 +1447,7 @@
       </w:r>
       <w:r>
         <w:rPr>
-          <w:rFonts w:eastAsia="Calibri" w:cs="Calibri" w:ascii="Calibri" w:hAnsi="Calibri"/>
+          <w:rFonts w:eastAsia="Calibri" w:cs="Calibri"/>
           <w:b/>
           <w:spacing w:val="-1"/>
           <w:lang w:val="cs-CZ"/>
@@ -1456,7 +1456,7 @@
       </w:r>
       <w:r>
         <w:rPr>
-          <w:rFonts w:eastAsia="Calibri" w:cs="Calibri" w:ascii="Calibri" w:hAnsi="Calibri"/>
+          <w:rFonts w:eastAsia="Calibri" w:cs="Calibri"/>
           <w:b/>
           <w:lang w:val="cs-CZ"/>
         </w:rPr>
@@ -1464,7 +1464,7 @@
       </w:r>
       <w:r>
         <w:rPr>
-          <w:rFonts w:eastAsia="Calibri" w:cs="Calibri" w:ascii="Calibri" w:hAnsi="Calibri"/>
+          <w:rFonts w:eastAsia="Calibri" w:cs="Calibri"/>
           <w:b/>
           <w:spacing w:val="-1"/>
           <w:lang w:val="cs-CZ"/>
@@ -1473,7 +1473,7 @@
       </w:r>
       <w:r>
         <w:rPr>
-          <w:rFonts w:eastAsia="Calibri" w:cs="Calibri" w:ascii="Calibri" w:hAnsi="Calibri"/>
+          <w:rFonts w:eastAsia="Calibri" w:cs="Calibri"/>
           <w:b/>
           <w:spacing w:val="1"/>
           <w:lang w:val="cs-CZ"/>
@@ -1482,7 +1482,7 @@
       </w:r>
       <w:r>
         <w:rPr>
-          <w:rFonts w:eastAsia="Calibri" w:cs="Calibri" w:ascii="Calibri" w:hAnsi="Calibri"/>
+          <w:rFonts w:eastAsia="Calibri" w:cs="Calibri"/>
           <w:b/>
           <w:lang w:val="cs-CZ"/>
         </w:rPr>
@@ -1490,7 +1490,7 @@
       </w:r>
       <w:r>
         <w:rPr>
-          <w:rFonts w:eastAsia="Calibri" w:cs="Calibri" w:ascii="Calibri" w:hAnsi="Calibri"/>
+          <w:rFonts w:eastAsia="Calibri" w:cs="Calibri"/>
           <w:b/>
           <w:spacing w:val="1"/>
           <w:lang w:val="cs-CZ"/>
@@ -1499,7 +1499,7 @@
       </w:r>
       <w:r>
         <w:rPr>
-          <w:rFonts w:eastAsia="Calibri" w:cs="Calibri" w:ascii="Calibri" w:hAnsi="Calibri"/>
+          <w:rFonts w:eastAsia="Calibri" w:cs="Calibri"/>
           <w:b/>
           <w:lang w:val="cs-CZ"/>
         </w:rPr>
@@ -1507,7 +1507,7 @@
       </w:r>
       <w:r>
         <w:rPr>
-          <w:rFonts w:eastAsia="Calibri" w:cs="Calibri" w:ascii="Calibri" w:hAnsi="Calibri"/>
+          <w:rFonts w:eastAsia="Calibri" w:cs="Calibri"/>
           <w:b/>
           <w:spacing w:val="-1"/>
           <w:lang w:val="cs-CZ"/>
@@ -1516,7 +1516,7 @@
       </w:r>
       <w:r>
         <w:rPr>
-          <w:rFonts w:eastAsia="Calibri" w:cs="Calibri" w:ascii="Calibri" w:hAnsi="Calibri"/>
+          <w:rFonts w:eastAsia="Calibri" w:cs="Calibri"/>
           <w:b/>
           <w:lang w:val="cs-CZ"/>
         </w:rPr>
@@ -1524,7 +1524,7 @@
       </w:r>
       <w:r>
         <w:rPr>
-          <w:rFonts w:eastAsia="Calibri" w:cs="Calibri" w:ascii="Calibri" w:hAnsi="Calibri"/>
+          <w:rFonts w:eastAsia="Calibri" w:cs="Calibri"/>
           <w:b/>
           <w:spacing w:val="1"/>
           <w:lang w:val="cs-CZ"/>
@@ -1533,7 +1533,7 @@
       </w:r>
       <w:r>
         <w:rPr>
-          <w:rFonts w:eastAsia="Calibri" w:cs="Calibri" w:ascii="Calibri" w:hAnsi="Calibri"/>
+          <w:rFonts w:eastAsia="Calibri" w:cs="Calibri"/>
           <w:b/>
           <w:lang w:val="cs-CZ"/>
         </w:rPr>
@@ -1541,7 +1541,7 @@
       </w:r>
       <w:r>
         <w:rPr>
-          <w:rFonts w:eastAsia="Calibri" w:cs="Calibri" w:ascii="Calibri" w:hAnsi="Calibri"/>
+          <w:rFonts w:eastAsia="Calibri" w:cs="Calibri"/>
           <w:b/>
           <w:spacing w:val="-1"/>
           <w:lang w:val="cs-CZ"/>
@@ -1550,7 +1550,7 @@
       </w:r>
       <w:r>
         <w:rPr>
-          <w:rFonts w:eastAsia="Calibri" w:cs="Calibri" w:ascii="Calibri" w:hAnsi="Calibri"/>
+          <w:rFonts w:eastAsia="Calibri" w:cs="Calibri"/>
           <w:b/>
           <w:spacing w:val="1"/>
           <w:lang w:val="cs-CZ"/>
@@ -1559,7 +1559,7 @@
       </w:r>
       <w:r>
         <w:rPr>
-          <w:rFonts w:eastAsia="Calibri" w:cs="Calibri" w:ascii="Calibri" w:hAnsi="Calibri"/>
+          <w:rFonts w:eastAsia="Calibri" w:cs="Calibri"/>
           <w:b/>
           <w:lang w:val="cs-CZ"/>
         </w:rPr>
@@ -1567,7 +1567,7 @@
       </w:r>
       <w:r>
         <w:rPr>
-          <w:rFonts w:eastAsia="Calibri" w:cs="Calibri" w:ascii="Calibri" w:hAnsi="Calibri"/>
+          <w:rFonts w:eastAsia="Calibri" w:cs="Calibri"/>
           <w:b/>
           <w:spacing w:val="1"/>
           <w:lang w:val="cs-CZ"/>
@@ -1576,7 +1576,7 @@
       </w:r>
       <w:r>
         <w:rPr>
-          <w:rFonts w:eastAsia="Calibri" w:cs="Calibri" w:ascii="Calibri" w:hAnsi="Calibri"/>
+          <w:rFonts w:eastAsia="Calibri" w:cs="Calibri"/>
           <w:b/>
           <w:spacing w:val="-1"/>
           <w:lang w:val="cs-CZ"/>
@@ -1585,7 +1585,7 @@
       </w:r>
       <w:r>
         <w:rPr>
-          <w:rFonts w:eastAsia="Calibri" w:cs="Calibri" w:ascii="Calibri" w:hAnsi="Calibri"/>
+          <w:rFonts w:eastAsia="Calibri" w:cs="Calibri"/>
           <w:b/>
           <w:spacing w:val="-3"/>
           <w:lang w:val="cs-CZ"/>
@@ -1594,7 +1594,7 @@
       </w:r>
       <w:r>
         <w:rPr>
-          <w:rFonts w:eastAsia="Calibri" w:cs="Calibri" w:ascii="Calibri" w:hAnsi="Calibri"/>
+          <w:rFonts w:eastAsia="Calibri" w:cs="Calibri"/>
           <w:b/>
           <w:spacing w:val="-1"/>
           <w:lang w:val="cs-CZ"/>
@@ -1603,7 +1603,7 @@
       </w:r>
       <w:r>
         <w:rPr>
-          <w:rFonts w:eastAsia="Calibri" w:cs="Calibri" w:ascii="Calibri" w:hAnsi="Calibri"/>
+          <w:rFonts w:eastAsia="Calibri" w:cs="Calibri"/>
           <w:b/>
           <w:spacing w:val="1"/>
           <w:lang w:val="cs-CZ"/>
@@ -1612,7 +1612,7 @@
       </w:r>
       <w:r>
         <w:rPr>
-          <w:rFonts w:eastAsia="Calibri" w:cs="Calibri" w:ascii="Calibri" w:hAnsi="Calibri"/>
+          <w:rFonts w:eastAsia="Calibri" w:cs="Calibri"/>
           <w:b/>
           <w:spacing w:val="-1"/>
           <w:lang w:val="cs-CZ"/>
@@ -1621,7 +1621,7 @@
       </w:r>
       <w:r>
         <w:rPr>
-          <w:rFonts w:eastAsia="Calibri" w:cs="Calibri" w:ascii="Calibri" w:hAnsi="Calibri"/>
+          <w:rFonts w:eastAsia="Calibri" w:cs="Calibri"/>
           <w:b/>
           <w:lang w:val="cs-CZ"/>
         </w:rPr>
@@ -1629,7 +1629,7 @@
       </w:r>
       <w:r>
         <w:rPr>
-          <w:rFonts w:eastAsia="Calibri" w:cs="Calibri" w:ascii="Calibri" w:hAnsi="Calibri"/>
+          <w:rFonts w:eastAsia="Calibri" w:cs="Calibri"/>
           <w:b/>
           <w:spacing w:val="1"/>
           <w:lang w:val="cs-CZ"/>
@@ -1638,7 +1638,7 @@
       </w:r>
       <w:r>
         <w:rPr>
-          <w:rFonts w:eastAsia="Calibri" w:cs="Calibri" w:ascii="Calibri" w:hAnsi="Calibri"/>
+          <w:rFonts w:eastAsia="Calibri" w:cs="Calibri"/>
           <w:b/>
           <w:lang w:val="cs-CZ"/>
         </w:rPr>
@@ -1646,7 +1646,7 @@
       </w:r>
       <w:r>
         <w:rPr>
-          <w:rFonts w:eastAsia="Calibri" w:cs="Calibri" w:ascii="Calibri" w:hAnsi="Calibri"/>
+          <w:rFonts w:eastAsia="Calibri" w:cs="Calibri"/>
           <w:b/>
           <w:spacing w:val="-1"/>
           <w:lang w:val="cs-CZ"/>
@@ -1655,7 +1655,7 @@
       </w:r>
       <w:r>
         <w:rPr>
-          <w:rFonts w:eastAsia="Calibri" w:cs="Calibri" w:ascii="Calibri" w:hAnsi="Calibri"/>
+          <w:rFonts w:eastAsia="Calibri" w:cs="Calibri"/>
           <w:b/>
           <w:spacing w:val="1"/>
           <w:lang w:val="cs-CZ"/>
@@ -1664,7 +1664,7 @@
       </w:r>
       <w:r>
         <w:rPr>
-          <w:rFonts w:eastAsia="Calibri" w:cs="Calibri" w:ascii="Calibri" w:hAnsi="Calibri"/>
+          <w:rFonts w:eastAsia="Calibri" w:cs="Calibri"/>
           <w:b/>
           <w:spacing w:val="-3"/>
           <w:lang w:val="cs-CZ"/>
@@ -1673,7 +1673,7 @@
       </w:r>
       <w:r>
         <w:rPr>
-          <w:rFonts w:eastAsia="Calibri" w:cs="Calibri" w:ascii="Calibri" w:hAnsi="Calibri"/>
+          <w:rFonts w:eastAsia="Calibri" w:cs="Calibri"/>
           <w:b/>
           <w:lang w:val="cs-CZ"/>
         </w:rPr>
@@ -1681,7 +1681,7 @@
       </w:r>
       <w:r>
         <w:rPr>
-          <w:rFonts w:eastAsia="Calibri" w:cs="Calibri" w:ascii="Calibri" w:hAnsi="Calibri"/>
+          <w:rFonts w:eastAsia="Calibri" w:cs="Calibri"/>
           <w:b/>
           <w:spacing w:val="-1"/>
           <w:lang w:val="cs-CZ"/>
@@ -1690,7 +1690,7 @@
       </w:r>
       <w:r>
         <w:rPr>
-          <w:rFonts w:eastAsia="Calibri" w:cs="Calibri" w:ascii="Calibri" w:hAnsi="Calibri"/>
+          <w:rFonts w:eastAsia="Calibri" w:cs="Calibri"/>
           <w:b/>
           <w:spacing w:val="1"/>
           <w:lang w:val="cs-CZ"/>
@@ -1699,7 +1699,7 @@
       </w:r>
       <w:r>
         <w:rPr>
-          <w:rFonts w:eastAsia="Calibri" w:cs="Calibri" w:ascii="Calibri" w:hAnsi="Calibri"/>
+          <w:rFonts w:eastAsia="Calibri" w:cs="Calibri"/>
           <w:b/>
           <w:spacing w:val="-1"/>
           <w:lang w:val="cs-CZ"/>
@@ -1708,7 +1708,7 @@
       </w:r>
       <w:r>
         <w:rPr>
-          <w:rFonts w:eastAsia="Calibri" w:cs="Calibri" w:ascii="Calibri" w:hAnsi="Calibri"/>
+          <w:rFonts w:eastAsia="Calibri" w:cs="Calibri"/>
           <w:b/>
           <w:spacing w:val="1"/>
           <w:lang w:val="cs-CZ"/>
@@ -1717,7 +1717,7 @@
       </w:r>
       <w:r>
         <w:rPr>
-          <w:rFonts w:eastAsia="Calibri" w:cs="Calibri" w:ascii="Calibri" w:hAnsi="Calibri"/>
+          <w:rFonts w:eastAsia="Calibri" w:cs="Calibri"/>
           <w:b/>
           <w:spacing w:val="-1"/>
           <w:lang w:val="cs-CZ"/>
@@ -1726,7 +1726,7 @@
       </w:r>
       <w:r>
         <w:rPr>
-          <w:rFonts w:eastAsia="Calibri" w:cs="Calibri" w:ascii="Calibri" w:hAnsi="Calibri"/>
+          <w:rFonts w:eastAsia="Calibri" w:cs="Calibri"/>
           <w:b/>
           <w:spacing w:val="1"/>
           <w:lang w:val="cs-CZ"/>
@@ -1735,7 +1735,7 @@
       </w:r>
       <w:r>
         <w:rPr>
-          <w:rFonts w:eastAsia="Calibri" w:cs="Calibri" w:ascii="Calibri" w:hAnsi="Calibri"/>
+          <w:rFonts w:eastAsia="Calibri" w:cs="Calibri"/>
           <w:b/>
           <w:lang w:val="cs-CZ"/>
         </w:rPr>
@@ -1743,7 +1743,7 @@
       </w:r>
       <w:r>
         <w:rPr>
-          <w:rFonts w:eastAsia="Calibri" w:cs="Calibri" w:ascii="Calibri" w:hAnsi="Calibri"/>
+          <w:rFonts w:eastAsia="Calibri" w:cs="Calibri"/>
           <w:b/>
           <w:spacing w:val="3"/>
           <w:lang w:val="cs-CZ"/>
@@ -1752,7 +1752,7 @@
       </w:r>
       <w:r>
         <w:rPr>
-          <w:rFonts w:eastAsia="Calibri" w:cs="Calibri" w:ascii="Calibri" w:hAnsi="Calibri"/>
+          <w:rFonts w:eastAsia="Calibri" w:cs="Calibri"/>
           <w:b/>
           <w:spacing w:val="-1"/>
           <w:lang w:val="cs-CZ"/>
@@ -1761,7 +1761,7 @@
       </w:r>
       <w:r>
         <w:rPr>
-          <w:rFonts w:eastAsia="Calibri" w:cs="Calibri" w:ascii="Calibri" w:hAnsi="Calibri"/>
+          <w:rFonts w:eastAsia="Calibri" w:cs="Calibri"/>
           <w:b/>
           <w:lang w:val="cs-CZ"/>
         </w:rPr>
@@ -1769,7 +1769,7 @@
       </w:r>
       <w:r>
         <w:rPr>
-          <w:rFonts w:eastAsia="Calibri" w:cs="Calibri" w:ascii="Calibri" w:hAnsi="Calibri"/>
+          <w:rFonts w:eastAsia="Calibri" w:cs="Calibri"/>
           <w:b/>
           <w:spacing w:val="-1"/>
           <w:lang w:val="cs-CZ"/>
@@ -1778,7 +1778,7 @@
       </w:r>
       <w:r>
         <w:rPr>
-          <w:rFonts w:eastAsia="Calibri" w:cs="Calibri" w:ascii="Calibri" w:hAnsi="Calibri"/>
+          <w:rFonts w:eastAsia="Calibri" w:cs="Calibri"/>
           <w:b/>
           <w:lang w:val="cs-CZ"/>
         </w:rPr>
@@ -1786,7 +1786,7 @@
       </w:r>
       <w:r>
         <w:rPr>
-          <w:rFonts w:eastAsia="Calibri" w:cs="Calibri" w:ascii="Calibri" w:hAnsi="Calibri"/>
+          <w:rFonts w:eastAsia="Calibri" w:cs="Calibri"/>
           <w:b/>
           <w:spacing w:val="1"/>
           <w:lang w:val="cs-CZ"/>
@@ -1795,7 +1795,7 @@
       </w:r>
       <w:r>
         <w:rPr>
-          <w:rFonts w:eastAsia="Calibri" w:cs="Calibri" w:ascii="Calibri" w:hAnsi="Calibri"/>
+          <w:rFonts w:eastAsia="Calibri" w:cs="Calibri"/>
           <w:b/>
           <w:lang w:val="cs-CZ"/>
         </w:rPr>
@@ -1803,7 +1803,7 @@
       </w:r>
       <w:r>
         <w:rPr>
-          <w:rFonts w:eastAsia="Calibri" w:cs="Calibri" w:ascii="Calibri" w:hAnsi="Calibri"/>
+          <w:rFonts w:eastAsia="Calibri" w:cs="Calibri"/>
           <w:b/>
           <w:spacing w:val="-1"/>
           <w:lang w:val="cs-CZ"/>
@@ -1812,7 +1812,7 @@
       </w:r>
       <w:r>
         <w:rPr>
-          <w:rFonts w:eastAsia="Calibri" w:cs="Calibri" w:ascii="Calibri" w:hAnsi="Calibri"/>
+          <w:rFonts w:eastAsia="Calibri" w:cs="Calibri"/>
           <w:b/>
           <w:lang w:val="cs-CZ"/>
         </w:rPr>
@@ -1820,7 +1820,7 @@
       </w:r>
       <w:r>
         <w:rPr>
-          <w:rFonts w:eastAsia="Calibri" w:cs="Calibri" w:ascii="Calibri" w:hAnsi="Calibri"/>
+          <w:rFonts w:eastAsia="Calibri" w:cs="Calibri"/>
           <w:b/>
           <w:spacing w:val="1"/>
           <w:w w:val="102"/>
@@ -1830,7 +1830,7 @@
       </w:r>
       <w:r>
         <w:rPr>
-          <w:rFonts w:eastAsia="Calibri" w:cs="Calibri" w:ascii="Calibri" w:hAnsi="Calibri"/>
+          <w:rFonts w:eastAsia="Calibri" w:cs="Calibri"/>
           <w:b/>
           <w:spacing w:val="-3"/>
           <w:w w:val="102"/>
@@ -1840,7 +1840,7 @@
       </w:r>
       <w:r>
         <w:rPr>
-          <w:rFonts w:eastAsia="Calibri" w:cs="Calibri" w:ascii="Calibri" w:hAnsi="Calibri"/>
+          <w:rFonts w:eastAsia="Calibri" w:cs="Calibri"/>
           <w:b/>
           <w:spacing w:val="1"/>
           <w:w w:val="99"/>
@@ -1850,7 +1850,7 @@
       </w:r>
       <w:r>
         <w:rPr>
-          <w:rFonts w:eastAsia="Calibri" w:cs="Calibri" w:ascii="Calibri" w:hAnsi="Calibri"/>
+          <w:rFonts w:eastAsia="Calibri" w:cs="Calibri"/>
           <w:b/>
           <w:w w:val="101"/>
           <w:lang w:val="cs-CZ"/>
@@ -1859,7 +1859,7 @@
       </w:r>
       <w:r>
         <w:rPr>
-          <w:rFonts w:eastAsia="Calibri" w:cs="Calibri" w:ascii="Calibri" w:hAnsi="Calibri"/>
+          <w:rFonts w:eastAsia="Calibri" w:cs="Calibri"/>
           <w:b/>
           <w:spacing w:val="1"/>
           <w:lang w:val="cs-CZ"/>
@@ -1868,7 +1868,7 @@
       </w:r>
       <w:r>
         <w:rPr>
-          <w:rFonts w:eastAsia="Calibri" w:cs="Calibri" w:ascii="Calibri" w:hAnsi="Calibri"/>
+          <w:rFonts w:eastAsia="Calibri" w:cs="Calibri"/>
           <w:b/>
           <w:spacing w:val="-1"/>
           <w:lang w:val="cs-CZ"/>
@@ -1877,7 +1877,7 @@
       </w:r>
       <w:r>
         <w:rPr>
-          <w:rFonts w:eastAsia="Calibri" w:cs="Calibri" w:ascii="Calibri" w:hAnsi="Calibri"/>
+          <w:rFonts w:eastAsia="Calibri" w:cs="Calibri"/>
           <w:b/>
           <w:spacing w:val="1"/>
           <w:w w:val="111"/>
@@ -1887,7 +1887,7 @@
       </w:r>
       <w:r>
         <w:rPr>
-          <w:rFonts w:eastAsia="Calibri" w:cs="Calibri" w:ascii="Calibri" w:hAnsi="Calibri"/>
+          <w:rFonts w:eastAsia="Calibri" w:cs="Calibri"/>
           <w:b/>
           <w:spacing w:val="-1"/>
           <w:lang w:val="cs-CZ"/>
@@ -1896,7 +1896,7 @@
       </w:r>
       <w:r>
         <w:rPr>
-          <w:rFonts w:eastAsia="Calibri" w:cs="Calibri" w:ascii="Calibri" w:hAnsi="Calibri"/>
+          <w:rFonts w:eastAsia="Calibri" w:cs="Calibri"/>
           <w:b/>
           <w:spacing w:val="1"/>
           <w:lang w:val="cs-CZ"/>
@@ -1905,7 +1905,7 @@
       </w:r>
       <w:r>
         <w:rPr>
-          <w:rFonts w:eastAsia="Calibri" w:cs="Calibri" w:ascii="Calibri" w:hAnsi="Calibri"/>
+          <w:rFonts w:eastAsia="Calibri" w:cs="Calibri"/>
           <w:b/>
           <w:w w:val="106"/>
           <w:lang w:val="cs-CZ"/>
@@ -2009,7 +2009,7 @@
       </w:pPr>
       <w:r>
         <w:rPr>
-          <w:rFonts w:eastAsia="Calibri" w:cs="Calibri" w:ascii="Calibri" w:hAnsi="Calibri"/>
+          <w:rFonts w:eastAsia="Calibri" w:cs="Calibri"/>
           <w:b/>
           <w:spacing w:val="1"/>
           <w:sz w:val="24"/>
@@ -2020,7 +2020,7 @@
       </w:r>
       <w:r>
         <w:rPr>
-          <w:rFonts w:eastAsia="Calibri" w:cs="Calibri" w:ascii="Calibri" w:hAnsi="Calibri"/>
+          <w:rFonts w:eastAsia="Calibri" w:cs="Calibri"/>
           <w:b/>
           <w:spacing w:val="-1"/>
           <w:sz w:val="24"/>
@@ -2031,7 +2031,7 @@
       </w:r>
       <w:r>
         <w:rPr>
-          <w:rFonts w:eastAsia="Calibri" w:cs="Calibri" w:ascii="Calibri" w:hAnsi="Calibri"/>
+          <w:rFonts w:eastAsia="Calibri" w:cs="Calibri"/>
           <w:b/>
           <w:sz w:val="24"/>
           <w:szCs w:val="24"/>
@@ -2041,7 +2041,7 @@
       </w:r>
       <w:r>
         <w:rPr>
-          <w:rFonts w:eastAsia="Calibri" w:cs="Calibri" w:ascii="Calibri" w:hAnsi="Calibri"/>
+          <w:rFonts w:eastAsia="Calibri" w:cs="Calibri"/>
           <w:b/>
           <w:spacing w:val="1"/>
           <w:sz w:val="24"/>
@@ -2052,7 +2052,7 @@
       </w:r>
       <w:r>
         <w:rPr>
-          <w:rFonts w:eastAsia="Calibri" w:cs="Calibri" w:ascii="Calibri" w:hAnsi="Calibri"/>
+          <w:rFonts w:eastAsia="Calibri" w:cs="Calibri"/>
           <w:b/>
           <w:sz w:val="24"/>
           <w:szCs w:val="24"/>
@@ -2062,7 +2062,7 @@
       </w:r>
       <w:r>
         <w:rPr>
-          <w:rFonts w:eastAsia="Calibri" w:cs="Calibri" w:ascii="Calibri" w:hAnsi="Calibri"/>
+          <w:rFonts w:eastAsia="Calibri" w:cs="Calibri"/>
           <w:b/>
           <w:spacing w:val="9"/>
           <w:sz w:val="24"/>
@@ -2073,7 +2073,7 @@
       </w:r>
       <w:r>
         <w:rPr>
-          <w:rFonts w:eastAsia="Calibri" w:cs="Calibri" w:ascii="Calibri" w:hAnsi="Calibri"/>
+          <w:rFonts w:eastAsia="Calibri" w:cs="Calibri"/>
           <w:b/>
           <w:spacing w:val="-1"/>
           <w:w w:val="107"/>
@@ -2085,7 +2085,7 @@
       </w:r>
       <w:r>
         <w:rPr>
-          <w:rFonts w:eastAsia="Calibri" w:cs="Calibri" w:ascii="Calibri" w:hAnsi="Calibri"/>
+          <w:rFonts w:eastAsia="Calibri" w:cs="Calibri"/>
           <w:b/>
           <w:spacing w:val="1"/>
           <w:w w:val="102"/>
@@ -2097,7 +2097,7 @@
       </w:r>
       <w:r>
         <w:rPr>
-          <w:rFonts w:eastAsia="Calibri" w:cs="Calibri" w:ascii="Calibri" w:hAnsi="Calibri"/>
+          <w:rFonts w:eastAsia="Calibri" w:cs="Calibri"/>
           <w:b/>
           <w:spacing w:val="1"/>
           <w:w w:val="103"/>
@@ -2109,7 +2109,7 @@
       </w:r>
       <w:r>
         <w:rPr>
-          <w:rFonts w:eastAsia="Calibri" w:cs="Calibri" w:ascii="Calibri" w:hAnsi="Calibri"/>
+          <w:rFonts w:eastAsia="Calibri" w:cs="Calibri"/>
           <w:b/>
           <w:spacing w:val="-2"/>
           <w:w w:val="101"/>
@@ -2121,7 +2121,7 @@
       </w:r>
       <w:r>
         <w:rPr>
-          <w:rFonts w:eastAsia="Calibri" w:cs="Calibri" w:ascii="Calibri" w:hAnsi="Calibri"/>
+          <w:rFonts w:eastAsia="Calibri" w:cs="Calibri"/>
           <w:b/>
           <w:spacing w:val="1"/>
           <w:w w:val="101"/>
@@ -2133,7 +2133,7 @@
       </w:r>
       <w:r>
         <w:rPr>
-          <w:rFonts w:eastAsia="Calibri" w:cs="Calibri" w:ascii="Calibri" w:hAnsi="Calibri"/>
+          <w:rFonts w:eastAsia="Calibri" w:cs="Calibri"/>
           <w:b/>
           <w:spacing w:val="-1"/>
           <w:w w:val="101"/>
@@ -2145,7 +2145,7 @@
       </w:r>
       <w:r>
         <w:rPr>
-          <w:rFonts w:eastAsia="Calibri" w:cs="Calibri" w:ascii="Calibri" w:hAnsi="Calibri"/>
+          <w:rFonts w:eastAsia="Calibri" w:cs="Calibri"/>
           <w:b/>
           <w:spacing w:val="-1"/>
           <w:w w:val="102"/>
@@ -2157,7 +2157,7 @@
       </w:r>
       <w:r>
         <w:rPr>
-          <w:rFonts w:eastAsia="Calibri" w:cs="Calibri" w:ascii="Calibri" w:hAnsi="Calibri"/>
+          <w:rFonts w:eastAsia="Calibri" w:cs="Calibri"/>
           <w:b/>
           <w:w w:val="98"/>
           <w:sz w:val="24"/>
@@ -2168,7 +2168,7 @@
       </w:r>
       <w:r>
         <w:rPr>
-          <w:rFonts w:eastAsia="Calibri" w:cs="Calibri" w:ascii="Calibri" w:hAnsi="Calibri"/>
+          <w:rFonts w:eastAsia="Calibri" w:cs="Calibri"/>
           <w:b/>
           <w:spacing w:val="-1"/>
           <w:w w:val="101"/>
@@ -2180,7 +2180,7 @@
       </w:r>
       <w:r>
         <w:rPr>
-          <w:rFonts w:eastAsia="Calibri" w:cs="Calibri" w:ascii="Calibri" w:hAnsi="Calibri"/>
+          <w:rFonts w:eastAsia="Calibri" w:cs="Calibri"/>
           <w:b/>
           <w:w w:val="102"/>
           <w:sz w:val="24"/>
@@ -2203,7 +2203,7 @@
       </w:pPr>
       <w:r>
         <w:rPr>
-          <w:rFonts w:eastAsia="Calibri" w:cs="Calibri" w:ascii="Calibri" w:hAnsi="Calibri"/>
+          <w:rFonts w:eastAsia="Calibri" w:cs="Calibri"/>
           <w:spacing w:val="1"/>
           <w:lang w:val="cs-CZ"/>
         </w:rPr>
@@ -2211,14 +2211,14 @@
       </w:r>
       <w:r>
         <w:rPr>
-          <w:rFonts w:eastAsia="Calibri" w:cs="Calibri" w:ascii="Calibri" w:hAnsi="Calibri"/>
+          <w:rFonts w:eastAsia="Calibri" w:cs="Calibri"/>
           <w:lang w:val="cs-CZ"/>
         </w:rPr>
         <w:t>ř</w:t>
       </w:r>
       <w:r>
         <w:rPr>
-          <w:rFonts w:eastAsia="Calibri" w:cs="Calibri" w:ascii="Calibri" w:hAnsi="Calibri"/>
+          <w:rFonts w:eastAsia="Calibri" w:cs="Calibri"/>
           <w:spacing w:val="1"/>
           <w:lang w:val="cs-CZ"/>
         </w:rPr>
@@ -2226,7 +2226,7 @@
       </w:r>
       <w:r>
         <w:rPr>
-          <w:rFonts w:eastAsia="Calibri" w:cs="Calibri" w:ascii="Calibri" w:hAnsi="Calibri"/>
+          <w:rFonts w:eastAsia="Calibri" w:cs="Calibri"/>
           <w:spacing w:val="-3"/>
           <w:lang w:val="cs-CZ"/>
         </w:rPr>
@@ -2234,7 +2234,7 @@
       </w:r>
       <w:r>
         <w:rPr>
-          <w:rFonts w:eastAsia="Calibri" w:cs="Calibri" w:ascii="Calibri" w:hAnsi="Calibri"/>
+          <w:rFonts w:eastAsia="Calibri" w:cs="Calibri"/>
           <w:spacing w:val="1"/>
           <w:lang w:val="cs-CZ"/>
         </w:rPr>
@@ -2242,7 +2242,7 @@
       </w:r>
       <w:r>
         <w:rPr>
-          <w:rFonts w:eastAsia="Calibri" w:cs="Calibri" w:ascii="Calibri" w:hAnsi="Calibri"/>
+          <w:rFonts w:eastAsia="Calibri" w:cs="Calibri"/>
           <w:spacing w:val="-2"/>
           <w:lang w:val="cs-CZ"/>
         </w:rPr>
@@ -2250,14 +2250,14 @@
       </w:r>
       <w:r>
         <w:rPr>
-          <w:rFonts w:eastAsia="Calibri" w:cs="Calibri" w:ascii="Calibri" w:hAnsi="Calibri"/>
+          <w:rFonts w:eastAsia="Calibri" w:cs="Calibri"/>
           <w:lang w:val="cs-CZ"/>
         </w:rPr>
         <w:t>y</w:t>
       </w:r>
       <w:r>
         <w:rPr>
-          <w:rFonts w:eastAsia="Calibri" w:cs="Calibri" w:ascii="Calibri" w:hAnsi="Calibri"/>
+          <w:rFonts w:eastAsia="Calibri" w:cs="Calibri"/>
           <w:spacing w:val="2"/>
           <w:lang w:val="cs-CZ"/>
         </w:rPr>
@@ -2265,7 +2265,7 @@
       </w:r>
       <w:r>
         <w:rPr>
-          <w:rFonts w:eastAsia="Calibri" w:cs="Calibri" w:ascii="Calibri" w:hAnsi="Calibri"/>
+          <w:rFonts w:eastAsia="Calibri" w:cs="Calibri"/>
           <w:spacing w:val="-2"/>
           <w:lang w:val="cs-CZ"/>
         </w:rPr>
@@ -2273,14 +2273,14 @@
       </w:r>
       <w:r>
         <w:rPr>
-          <w:rFonts w:eastAsia="Calibri" w:cs="Calibri" w:ascii="Calibri" w:hAnsi="Calibri"/>
+          <w:rFonts w:eastAsia="Calibri" w:cs="Calibri"/>
           <w:lang w:val="cs-CZ"/>
         </w:rPr>
         <w:t>tát</w:t>
       </w:r>
       <w:r>
         <w:rPr>
-          <w:rFonts w:eastAsia="Calibri" w:cs="Calibri" w:ascii="Calibri" w:hAnsi="Calibri"/>
+          <w:rFonts w:eastAsia="Calibri" w:cs="Calibri"/>
           <w:spacing w:val="-1"/>
           <w:lang w:val="cs-CZ"/>
         </w:rPr>
@@ -2288,14 +2288,14 @@
       </w:r>
       <w:r>
         <w:rPr>
-          <w:rFonts w:eastAsia="Calibri" w:cs="Calibri" w:ascii="Calibri" w:hAnsi="Calibri"/>
+          <w:rFonts w:eastAsia="Calibri" w:cs="Calibri"/>
           <w:lang w:val="cs-CZ"/>
         </w:rPr>
         <w:t xml:space="preserve">í </w:t>
       </w:r>
       <w:r>
         <w:rPr>
-          <w:rFonts w:eastAsia="Calibri" w:cs="Calibri" w:ascii="Calibri" w:hAnsi="Calibri"/>
+          <w:rFonts w:eastAsia="Calibri" w:cs="Calibri"/>
           <w:spacing w:val="-1"/>
           <w:lang w:val="cs-CZ"/>
         </w:rPr>
@@ -2303,7 +2303,7 @@
       </w:r>
       <w:r>
         <w:rPr>
-          <w:rFonts w:eastAsia="Calibri" w:cs="Calibri" w:ascii="Calibri" w:hAnsi="Calibri"/>
+          <w:rFonts w:eastAsia="Calibri" w:cs="Calibri"/>
           <w:spacing w:val="-2"/>
           <w:lang w:val="cs-CZ"/>
         </w:rPr>
@@ -2311,7 +2311,7 @@
       </w:r>
       <w:r>
         <w:rPr>
-          <w:rFonts w:eastAsia="Calibri" w:cs="Calibri" w:ascii="Calibri" w:hAnsi="Calibri"/>
+          <w:rFonts w:eastAsia="Calibri" w:cs="Calibri"/>
           <w:spacing w:val="1"/>
           <w:lang w:val="cs-CZ"/>
         </w:rPr>
@@ -2319,7 +2319,7 @@
       </w:r>
       <w:r>
         <w:rPr>
-          <w:rFonts w:eastAsia="Calibri" w:cs="Calibri" w:ascii="Calibri" w:hAnsi="Calibri"/>
+          <w:rFonts w:eastAsia="Calibri" w:cs="Calibri"/>
           <w:spacing w:val="-1"/>
           <w:lang w:val="cs-CZ"/>
         </w:rPr>
@@ -2327,14 +2327,14 @@
       </w:r>
       <w:r>
         <w:rPr>
-          <w:rFonts w:eastAsia="Calibri" w:cs="Calibri" w:ascii="Calibri" w:hAnsi="Calibri"/>
+          <w:rFonts w:eastAsia="Calibri" w:cs="Calibri"/>
           <w:lang w:val="cs-CZ"/>
         </w:rPr>
         <w:t>š</w:t>
       </w:r>
       <w:r>
         <w:rPr>
-          <w:rFonts w:eastAsia="Calibri" w:cs="Calibri" w:ascii="Calibri" w:hAnsi="Calibri"/>
+          <w:rFonts w:eastAsia="Calibri" w:cs="Calibri"/>
           <w:spacing w:val="-2"/>
           <w:lang w:val="cs-CZ"/>
         </w:rPr>
@@ -2342,14 +2342,14 @@
       </w:r>
       <w:r>
         <w:rPr>
-          <w:rFonts w:eastAsia="Calibri" w:cs="Calibri" w:ascii="Calibri" w:hAnsi="Calibri"/>
+          <w:rFonts w:eastAsia="Calibri" w:cs="Calibri"/>
           <w:lang w:val="cs-CZ"/>
         </w:rPr>
         <w:t>y</w:t>
       </w:r>
       <w:r>
         <w:rPr>
-          <w:rFonts w:eastAsia="Calibri" w:cs="Calibri" w:ascii="Calibri" w:hAnsi="Calibri"/>
+          <w:rFonts w:eastAsia="Calibri" w:cs="Calibri"/>
           <w:spacing w:val="2"/>
           <w:lang w:val="cs-CZ"/>
         </w:rPr>
@@ -2357,7 +2357,7 @@
       </w:r>
       <w:r>
         <w:rPr>
-          <w:rFonts w:eastAsia="Calibri" w:cs="Calibri" w:ascii="Calibri" w:hAnsi="Calibri"/>
+          <w:rFonts w:eastAsia="Calibri" w:cs="Calibri"/>
           <w:spacing w:val="-1"/>
           <w:lang w:val="cs-CZ"/>
         </w:rPr>
@@ -2365,14 +2365,14 @@
       </w:r>
       <w:r>
         <w:rPr>
-          <w:rFonts w:eastAsia="Calibri" w:cs="Calibri" w:ascii="Calibri" w:hAnsi="Calibri"/>
+          <w:rFonts w:eastAsia="Calibri" w:cs="Calibri"/>
           <w:lang w:val="cs-CZ"/>
         </w:rPr>
         <w:t>e</w:t>
       </w:r>
       <w:r>
         <w:rPr>
-          <w:rFonts w:eastAsia="Calibri" w:cs="Calibri" w:ascii="Calibri" w:hAnsi="Calibri"/>
+          <w:rFonts w:eastAsia="Calibri" w:cs="Calibri"/>
           <w:spacing w:val="-1"/>
           <w:lang w:val="cs-CZ"/>
         </w:rPr>
@@ -2380,14 +2380,14 @@
       </w:r>
       <w:r>
         <w:rPr>
-          <w:rFonts w:eastAsia="Calibri" w:cs="Calibri" w:ascii="Calibri" w:hAnsi="Calibri"/>
+          <w:rFonts w:eastAsia="Calibri" w:cs="Calibri"/>
           <w:lang w:val="cs-CZ"/>
         </w:rPr>
         <w:t>st</w:t>
       </w:r>
       <w:r>
         <w:rPr>
-          <w:rFonts w:eastAsia="Calibri" w:cs="Calibri" w:ascii="Calibri" w:hAnsi="Calibri"/>
+          <w:rFonts w:eastAsia="Calibri" w:cs="Calibri"/>
           <w:spacing w:val="-1"/>
           <w:lang w:val="cs-CZ"/>
         </w:rPr>
@@ -2395,14 +2395,14 @@
       </w:r>
       <w:r>
         <w:rPr>
-          <w:rFonts w:eastAsia="Calibri" w:cs="Calibri" w:ascii="Calibri" w:hAnsi="Calibri"/>
+          <w:rFonts w:eastAsia="Calibri" w:cs="Calibri"/>
           <w:lang w:val="cs-CZ"/>
         </w:rPr>
         <w:t>ij</w:t>
       </w:r>
       <w:r>
         <w:rPr>
-          <w:rFonts w:eastAsia="Calibri" w:cs="Calibri" w:ascii="Calibri" w:hAnsi="Calibri"/>
+          <w:rFonts w:eastAsia="Calibri" w:cs="Calibri"/>
           <w:spacing w:val="-1"/>
           <w:lang w:val="cs-CZ"/>
         </w:rPr>
@@ -2410,14 +2410,14 @@
       </w:r>
       <w:r>
         <w:rPr>
-          <w:rFonts w:eastAsia="Calibri" w:cs="Calibri" w:ascii="Calibri" w:hAnsi="Calibri"/>
+          <w:rFonts w:eastAsia="Calibri" w:cs="Calibri"/>
           <w:lang w:val="cs-CZ"/>
         </w:rPr>
         <w:t>í</w:t>
       </w:r>
       <w:r>
         <w:rPr>
-          <w:rFonts w:eastAsia="Calibri" w:cs="Calibri" w:ascii="Calibri" w:hAnsi="Calibri"/>
+          <w:rFonts w:eastAsia="Calibri" w:cs="Calibri"/>
           <w:spacing w:val="-1"/>
           <w:lang w:val="cs-CZ"/>
         </w:rPr>
@@ -2425,14 +2425,14 @@
       </w:r>
       <w:r>
         <w:rPr>
-          <w:rFonts w:eastAsia="Calibri" w:cs="Calibri" w:ascii="Calibri" w:hAnsi="Calibri"/>
+          <w:rFonts w:eastAsia="Calibri" w:cs="Calibri"/>
           <w:lang w:val="cs-CZ"/>
         </w:rPr>
         <w:t>o</w:t>
       </w:r>
       <w:r>
         <w:rPr>
-          <w:rFonts w:eastAsia="Calibri" w:cs="Calibri" w:ascii="Calibri" w:hAnsi="Calibri"/>
+          <w:rFonts w:eastAsia="Calibri" w:cs="Calibri"/>
           <w:spacing w:val="-1"/>
           <w:lang w:val="cs-CZ"/>
         </w:rPr>
@@ -2440,7 +2440,7 @@
       </w:r>
       <w:r>
         <w:rPr>
-          <w:rFonts w:eastAsia="Calibri" w:cs="Calibri" w:ascii="Calibri" w:hAnsi="Calibri"/>
+          <w:rFonts w:eastAsia="Calibri" w:cs="Calibri"/>
           <w:spacing w:val="1"/>
           <w:lang w:val="cs-CZ"/>
         </w:rPr>
@@ -2448,7 +2448,7 @@
       </w:r>
       <w:r>
         <w:rPr>
-          <w:rFonts w:eastAsia="Calibri" w:cs="Calibri" w:ascii="Calibri" w:hAnsi="Calibri"/>
+          <w:rFonts w:eastAsia="Calibri" w:cs="Calibri"/>
           <w:spacing w:val="-1"/>
           <w:lang w:val="cs-CZ"/>
         </w:rPr>
@@ -2456,7 +2456,7 @@
       </w:r>
       <w:r>
         <w:rPr>
-          <w:rFonts w:eastAsia="Calibri" w:cs="Calibri" w:ascii="Calibri" w:hAnsi="Calibri"/>
+          <w:rFonts w:eastAsia="Calibri" w:cs="Calibri"/>
           <w:spacing w:val="1"/>
           <w:lang w:val="cs-CZ"/>
         </w:rPr>
@@ -2464,14 +2464,14 @@
       </w:r>
       <w:r>
         <w:rPr>
-          <w:rFonts w:eastAsia="Calibri" w:cs="Calibri" w:ascii="Calibri" w:hAnsi="Calibri"/>
+          <w:rFonts w:eastAsia="Calibri" w:cs="Calibri"/>
           <w:lang w:val="cs-CZ"/>
         </w:rPr>
         <w:t>ru j</w:t>
       </w:r>
       <w:r>
         <w:rPr>
-          <w:rFonts w:eastAsia="Calibri" w:cs="Calibri" w:ascii="Calibri" w:hAnsi="Calibri"/>
+          <w:rFonts w:eastAsia="Calibri" w:cs="Calibri"/>
           <w:spacing w:val="-2"/>
           <w:lang w:val="cs-CZ"/>
         </w:rPr>
@@ -2479,7 +2479,7 @@
       </w:r>
       <w:r>
         <w:rPr>
-          <w:rFonts w:eastAsia="Calibri" w:cs="Calibri" w:ascii="Calibri" w:hAnsi="Calibri"/>
+          <w:rFonts w:eastAsia="Calibri" w:cs="Calibri"/>
           <w:spacing w:val="1"/>
           <w:lang w:val="cs-CZ"/>
         </w:rPr>
@@ -2487,14 +2487,14 @@
       </w:r>
       <w:r>
         <w:rPr>
-          <w:rFonts w:eastAsia="Calibri" w:cs="Calibri" w:ascii="Calibri" w:hAnsi="Calibri"/>
+          <w:rFonts w:eastAsia="Calibri" w:cs="Calibri"/>
           <w:lang w:val="cs-CZ"/>
         </w:rPr>
         <w:t xml:space="preserve">u </w:t>
       </w:r>
       <w:r>
         <w:rPr>
-          <w:rFonts w:eastAsia="Calibri" w:cs="Calibri" w:ascii="Calibri" w:hAnsi="Calibri"/>
+          <w:rFonts w:eastAsia="Calibri" w:cs="Calibri"/>
           <w:spacing w:val="-1"/>
           <w:lang w:val="cs-CZ"/>
         </w:rPr>
@@ -2502,7 +2502,7 @@
       </w:r>
       <w:r>
         <w:rPr>
-          <w:rFonts w:eastAsia="Calibri" w:cs="Calibri" w:ascii="Calibri" w:hAnsi="Calibri"/>
+          <w:rFonts w:eastAsia="Calibri" w:cs="Calibri"/>
           <w:spacing w:val="1"/>
           <w:lang w:val="cs-CZ"/>
         </w:rPr>
@@ -2510,7 +2510,7 @@
       </w:r>
       <w:r>
         <w:rPr>
-          <w:rFonts w:eastAsia="Calibri" w:cs="Calibri" w:ascii="Calibri" w:hAnsi="Calibri"/>
+          <w:rFonts w:eastAsia="Calibri" w:cs="Calibri"/>
           <w:spacing w:val="-3"/>
           <w:lang w:val="cs-CZ"/>
         </w:rPr>
@@ -2518,14 +2518,14 @@
       </w:r>
       <w:r>
         <w:rPr>
-          <w:rFonts w:eastAsia="Calibri" w:cs="Calibri" w:ascii="Calibri" w:hAnsi="Calibri"/>
+          <w:rFonts w:eastAsia="Calibri" w:cs="Calibri"/>
           <w:lang w:val="cs-CZ"/>
         </w:rPr>
         <w:t>y</w:t>
       </w:r>
       <w:r>
         <w:rPr>
-          <w:rFonts w:eastAsia="Calibri" w:cs="Calibri" w:ascii="Calibri" w:hAnsi="Calibri"/>
+          <w:rFonts w:eastAsia="Calibri" w:cs="Calibri"/>
           <w:spacing w:val="-1"/>
           <w:lang w:val="cs-CZ"/>
         </w:rPr>
@@ -2533,14 +2533,14 @@
       </w:r>
       <w:r>
         <w:rPr>
-          <w:rFonts w:eastAsia="Calibri" w:cs="Calibri" w:ascii="Calibri" w:hAnsi="Calibri"/>
+          <w:rFonts w:eastAsia="Calibri" w:cs="Calibri"/>
           <w:lang w:val="cs-CZ"/>
         </w:rPr>
         <w:t>a</w:t>
       </w:r>
       <w:r>
         <w:rPr>
-          <w:rFonts w:eastAsia="Calibri" w:cs="Calibri" w:ascii="Calibri" w:hAnsi="Calibri"/>
+          <w:rFonts w:eastAsia="Calibri" w:cs="Calibri"/>
           <w:spacing w:val="1"/>
           <w:lang w:val="cs-CZ"/>
         </w:rPr>
@@ -2548,14 +2548,14 @@
       </w:r>
       <w:r>
         <w:rPr>
-          <w:rFonts w:eastAsia="Calibri" w:cs="Calibri" w:ascii="Calibri" w:hAnsi="Calibri"/>
+          <w:rFonts w:eastAsia="Calibri" w:cs="Calibri"/>
           <w:lang w:val="cs-CZ"/>
         </w:rPr>
         <w:t>r</w:t>
       </w:r>
       <w:r>
         <w:rPr>
-          <w:rFonts w:eastAsia="Calibri" w:cs="Calibri" w:ascii="Calibri" w:hAnsi="Calibri"/>
+          <w:rFonts w:eastAsia="Calibri" w:cs="Calibri"/>
           <w:spacing w:val="1"/>
           <w:lang w:val="cs-CZ"/>
         </w:rPr>
@@ -2563,7 +2563,7 @@
       </w:r>
       <w:r>
         <w:rPr>
-          <w:rFonts w:eastAsia="Calibri" w:cs="Calibri" w:ascii="Calibri" w:hAnsi="Calibri"/>
+          <w:rFonts w:eastAsia="Calibri" w:cs="Calibri"/>
           <w:spacing w:val="-1"/>
           <w:lang w:val="cs-CZ"/>
         </w:rPr>
@@ -2571,14 +2571,14 @@
       </w:r>
       <w:r>
         <w:rPr>
-          <w:rFonts w:eastAsia="Calibri" w:cs="Calibri" w:ascii="Calibri" w:hAnsi="Calibri"/>
+          <w:rFonts w:eastAsia="Calibri" w:cs="Calibri"/>
           <w:lang w:val="cs-CZ"/>
         </w:rPr>
         <w:t>it</w:t>
       </w:r>
       <w:r>
         <w:rPr>
-          <w:rFonts w:eastAsia="Calibri" w:cs="Calibri" w:ascii="Calibri" w:hAnsi="Calibri"/>
+          <w:rFonts w:eastAsia="Calibri" w:cs="Calibri"/>
           <w:spacing w:val="-3"/>
           <w:lang w:val="cs-CZ"/>
         </w:rPr>
@@ -2586,14 +2586,14 @@
       </w:r>
       <w:r>
         <w:rPr>
-          <w:rFonts w:eastAsia="Calibri" w:cs="Calibri" w:ascii="Calibri" w:hAnsi="Calibri"/>
+          <w:rFonts w:eastAsia="Calibri" w:cs="Calibri"/>
           <w:lang w:val="cs-CZ"/>
         </w:rPr>
         <w:t xml:space="preserve">cí. </w:t>
       </w:r>
       <w:r>
         <w:rPr>
-          <w:rFonts w:eastAsia="Calibri" w:cs="Calibri" w:ascii="Calibri" w:hAnsi="Calibri"/>
+          <w:rFonts w:eastAsia="Calibri" w:cs="Calibri"/>
           <w:spacing w:val="-1"/>
           <w:lang w:val="cs-CZ"/>
         </w:rPr>
@@ -2601,7 +2601,7 @@
       </w:r>
       <w:r>
         <w:rPr>
-          <w:rFonts w:eastAsia="Calibri" w:cs="Calibri" w:ascii="Calibri" w:hAnsi="Calibri"/>
+          <w:rFonts w:eastAsia="Calibri" w:cs="Calibri"/>
           <w:spacing w:val="1"/>
           <w:lang w:val="cs-CZ"/>
         </w:rPr>
@@ -2609,7 +2609,7 @@
       </w:r>
       <w:r>
         <w:rPr>
-          <w:rFonts w:eastAsia="Calibri" w:cs="Calibri" w:ascii="Calibri" w:hAnsi="Calibri"/>
+          <w:rFonts w:eastAsia="Calibri" w:cs="Calibri"/>
           <w:spacing w:val="-1"/>
           <w:lang w:val="cs-CZ"/>
         </w:rPr>
@@ -2617,14 +2617,14 @@
       </w:r>
       <w:r>
         <w:rPr>
-          <w:rFonts w:eastAsia="Calibri" w:cs="Calibri" w:ascii="Calibri" w:hAnsi="Calibri"/>
+          <w:rFonts w:eastAsia="Calibri" w:cs="Calibri"/>
           <w:lang w:val="cs-CZ"/>
         </w:rPr>
         <w:t>á</w:t>
       </w:r>
       <w:r>
         <w:rPr>
-          <w:rFonts w:eastAsia="Calibri" w:cs="Calibri" w:ascii="Calibri" w:hAnsi="Calibri"/>
+          <w:rFonts w:eastAsia="Calibri" w:cs="Calibri"/>
           <w:spacing w:val="1"/>
           <w:lang w:val="cs-CZ"/>
         </w:rPr>
@@ -2632,14 +2632,14 @@
       </w:r>
       <w:r>
         <w:rPr>
-          <w:rFonts w:eastAsia="Calibri" w:cs="Calibri" w:ascii="Calibri" w:hAnsi="Calibri"/>
+          <w:rFonts w:eastAsia="Calibri" w:cs="Calibri"/>
           <w:lang w:val="cs-CZ"/>
         </w:rPr>
         <w:t>se</w:t>
       </w:r>
       <w:r>
         <w:rPr>
-          <w:rFonts w:eastAsia="Calibri" w:cs="Calibri" w:ascii="Calibri" w:hAnsi="Calibri"/>
+          <w:rFonts w:eastAsia="Calibri" w:cs="Calibri"/>
           <w:spacing w:val="-1"/>
           <w:lang w:val="cs-CZ"/>
         </w:rPr>
@@ -2647,14 +2647,14 @@
       </w:r>
       <w:r>
         <w:rPr>
-          <w:rFonts w:eastAsia="Calibri" w:cs="Calibri" w:ascii="Calibri" w:hAnsi="Calibri"/>
+          <w:rFonts w:eastAsia="Calibri" w:cs="Calibri"/>
           <w:lang w:val="cs-CZ"/>
         </w:rPr>
         <w:t>o</w:t>
       </w:r>
       <w:r>
         <w:rPr>
-          <w:rFonts w:eastAsia="Calibri" w:cs="Calibri" w:ascii="Calibri" w:hAnsi="Calibri"/>
+          <w:rFonts w:eastAsia="Calibri" w:cs="Calibri"/>
           <w:spacing w:val="-1"/>
           <w:lang w:val="cs-CZ"/>
         </w:rPr>
@@ -2662,14 +2662,14 @@
       </w:r>
       <w:r>
         <w:rPr>
-          <w:rFonts w:eastAsia="Calibri" w:cs="Calibri" w:ascii="Calibri" w:hAnsi="Calibri"/>
+          <w:rFonts w:eastAsia="Calibri" w:cs="Calibri"/>
           <w:lang w:val="cs-CZ"/>
         </w:rPr>
         <w:t>ř</w:t>
       </w:r>
       <w:r>
         <w:rPr>
-          <w:rFonts w:eastAsia="Calibri" w:cs="Calibri" w:ascii="Calibri" w:hAnsi="Calibri"/>
+          <w:rFonts w:eastAsia="Calibri" w:cs="Calibri"/>
           <w:spacing w:val="1"/>
           <w:lang w:val="cs-CZ"/>
         </w:rPr>
@@ -2677,7 +2677,7 @@
       </w:r>
       <w:r>
         <w:rPr>
-          <w:rFonts w:eastAsia="Calibri" w:cs="Calibri" w:ascii="Calibri" w:hAnsi="Calibri"/>
+          <w:rFonts w:eastAsia="Calibri" w:cs="Calibri"/>
           <w:spacing w:val="-3"/>
           <w:lang w:val="cs-CZ"/>
         </w:rPr>
@@ -2685,7 +2685,7 @@
       </w:r>
       <w:r>
         <w:rPr>
-          <w:rFonts w:eastAsia="Calibri" w:cs="Calibri" w:ascii="Calibri" w:hAnsi="Calibri"/>
+          <w:rFonts w:eastAsia="Calibri" w:cs="Calibri"/>
           <w:spacing w:val="1"/>
           <w:lang w:val="cs-CZ"/>
         </w:rPr>
@@ -2693,7 +2693,7 @@
       </w:r>
       <w:r>
         <w:rPr>
-          <w:rFonts w:eastAsia="Calibri" w:cs="Calibri" w:ascii="Calibri" w:hAnsi="Calibri"/>
+          <w:rFonts w:eastAsia="Calibri" w:cs="Calibri"/>
           <w:spacing w:val="-2"/>
           <w:lang w:val="cs-CZ"/>
         </w:rPr>
@@ -2701,7 +2701,7 @@
       </w:r>
       <w:r>
         <w:rPr>
-          <w:rFonts w:eastAsia="Calibri" w:cs="Calibri" w:ascii="Calibri" w:hAnsi="Calibri"/>
+          <w:rFonts w:eastAsia="Calibri" w:cs="Calibri"/>
           <w:spacing w:val="1"/>
           <w:lang w:val="cs-CZ"/>
         </w:rPr>
@@ -2709,7 +2709,7 @@
       </w:r>
       <w:r>
         <w:rPr>
-          <w:rFonts w:eastAsia="Calibri" w:cs="Calibri" w:ascii="Calibri" w:hAnsi="Calibri"/>
+          <w:rFonts w:eastAsia="Calibri" w:cs="Calibri"/>
           <w:lang w:val="cs-CZ"/>
         </w:rPr>
         <w:t xml:space="preserve">: </w:t>
@@ -2728,7 +2728,7 @@
       </w:pPr>
       <w:r>
         <w:rPr>
-          <w:rFonts w:eastAsia="Calibri" w:cs="Calibri" w:ascii="Calibri" w:hAnsi="Calibri"/>
+          <w:rFonts w:eastAsia="Calibri" w:cs="Calibri"/>
           <w:lang w:val="cs-CZ"/>
         </w:rPr>
       </w:r>
@@ -2747,7 +2747,7 @@
       </w:pPr>
       <w:r>
         <w:rPr>
-          <w:rFonts w:eastAsia="Calibri" w:cs="Calibri" w:ascii="Calibri" w:hAnsi="Calibri"/>
+          <w:rFonts w:eastAsia="Calibri" w:cs="Calibri"/>
           <w:spacing w:val="1"/>
           <w:lang w:val="cs-CZ"/>
         </w:rPr>
@@ -2788,7 +2788,7 @@
       </w:pPr>
       <w:r>
         <w:rPr>
-          <w:rFonts w:eastAsia="Calibri" w:cs="Calibri" w:ascii="Calibri" w:hAnsi="Calibri"/>
+          <w:rFonts w:eastAsia="Calibri" w:cs="Calibri"/>
           <w:spacing w:val="1"/>
           <w:lang w:val="cs-CZ"/>
         </w:rPr>
@@ -2809,7 +2809,7 @@
       </w:pPr>
       <w:r>
         <w:rPr>
-          <w:rFonts w:eastAsia="Calibri" w:cs="Calibri" w:ascii="Calibri" w:hAnsi="Calibri"/>
+          <w:rFonts w:eastAsia="Calibri" w:cs="Calibri"/>
           <w:spacing w:val="1"/>
           <w:lang w:val="cs-CZ"/>
         </w:rPr>
@@ -2921,7 +2921,7 @@
       </w:pPr>
       <w:r>
         <w:rPr>
-          <w:rFonts w:eastAsia="Calibri" w:cs="Calibri" w:ascii="Calibri" w:hAnsi="Calibri"/>
+          <w:rFonts w:eastAsia="Calibri" w:cs="Calibri"/>
           <w:b/>
           <w:lang w:val="cs-CZ"/>
         </w:rPr>
@@ -2942,7 +2942,7 @@
       </w:pPr>
       <w:r>
         <w:rPr>
-          <w:rFonts w:eastAsia="Calibri" w:cs="Calibri" w:ascii="Calibri" w:hAnsi="Calibri"/>
+          <w:rFonts w:eastAsia="Calibri" w:cs="Calibri"/>
           <w:b/>
           <w:lang w:val="cs-CZ"/>
         </w:rPr>
@@ -2962,7 +2962,7 @@
       </w:pPr>
       <w:r>
         <w:rPr>
-          <w:rFonts w:eastAsia="Calibri" w:cs="Calibri" w:ascii="Calibri" w:hAnsi="Calibri"/>
+          <w:rFonts w:eastAsia="Calibri" w:cs="Calibri"/>
           <w:b/>
           <w:lang w:val="cs-CZ"/>
         </w:rPr>
@@ -2972,7 +2972,7 @@
     <w:p>
       <w:pPr>
         <w:pStyle w:val="Normal"/>
-        <w:spacing w:lineRule="auto" w:line="240" w:before="41" w:after="0"/>
+        <w:spacing w:lineRule="auto" w:line="240" w:before="41" w:after="200"/>
         <w:ind w:start="116" w:end="4879"/>
         <w:jc w:val="both"/>
         <w:rPr>
@@ -2980,108 +2980,6 @@
           <w:b/>
           <w:lang w:val="cs-CZ"/>
         </w:rPr>
-      </w:pPr>
-      <w:bookmarkStart w:id="0" w:name="_GoBack"/>
-      <w:bookmarkEnd w:id="0"/>
-      <w:r>
-        <w:rPr>
-          <w:rFonts w:eastAsia="Calibri" w:cs="Calibri" w:ascii="Calibri" w:hAnsi="Calibri"/>
-          <w:b/>
-          <w:spacing w:val="-1"/>
-          <w:lang w:val="cs-CZ"/>
-        </w:rPr>
-        <w:t>vedou</w:t>
-      </w:r>
-      <w:r>
-        <w:rPr>
-          <w:rFonts w:eastAsia="Calibri" w:cs="Calibri" w:ascii="Calibri" w:hAnsi="Calibri"/>
-          <w:b/>
-          <w:spacing w:val="1"/>
-          <w:lang w:val="cs-CZ"/>
-        </w:rPr>
-        <w:t>c</w:t>
-      </w:r>
-      <w:r>
-        <w:rPr>
-          <w:rFonts w:eastAsia="Calibri" w:cs="Calibri" w:ascii="Calibri" w:hAnsi="Calibri"/>
-          <w:b/>
-          <w:lang w:val="cs-CZ"/>
-        </w:rPr>
-        <w:t>í</w:t>
-      </w:r>
-      <w:r>
-        <w:rPr>
-          <w:rFonts w:eastAsia="Calibri" w:cs="Calibri" w:ascii="Calibri" w:hAnsi="Calibri"/>
-          <w:b/>
-          <w:spacing w:val="18"/>
-          <w:lang w:val="cs-CZ"/>
-        </w:rPr>
-        <w:t xml:space="preserve"> K</w:t>
-      </w:r>
-      <w:r>
-        <w:rPr>
-          <w:rFonts w:eastAsia="Calibri" w:cs="Calibri" w:ascii="Calibri" w:hAnsi="Calibri"/>
-          <w:b/>
-          <w:spacing w:val="-1"/>
-          <w:lang w:val="cs-CZ"/>
-        </w:rPr>
-        <w:t>a</w:t>
-      </w:r>
-      <w:r>
-        <w:rPr>
-          <w:rFonts w:eastAsia="Calibri" w:cs="Calibri" w:ascii="Calibri" w:hAnsi="Calibri"/>
-          <w:b/>
-          <w:lang w:val="cs-CZ"/>
-        </w:rPr>
-        <w:t>t</w:t>
-      </w:r>
-      <w:r>
-        <w:rPr>
-          <w:rFonts w:eastAsia="Calibri" w:cs="Calibri" w:ascii="Calibri" w:hAnsi="Calibri"/>
-          <w:b/>
-          <w:spacing w:val="-1"/>
-          <w:lang w:val="cs-CZ"/>
-        </w:rPr>
-        <w:t>ed</w:t>
-      </w:r>
-      <w:r>
-        <w:rPr>
-          <w:rFonts w:eastAsia="Calibri" w:cs="Calibri" w:ascii="Calibri" w:hAnsi="Calibri"/>
-          <w:b/>
-          <w:spacing w:val="1"/>
-          <w:lang w:val="cs-CZ"/>
-        </w:rPr>
-        <w:t>r</w:t>
-      </w:r>
-      <w:r>
-        <w:rPr>
-          <w:rFonts w:eastAsia="Calibri" w:cs="Calibri" w:ascii="Calibri" w:hAnsi="Calibri"/>
-          <w:b/>
-          <w:lang w:val="cs-CZ"/>
-        </w:rPr>
-        <w:t>y</w:t>
-      </w:r>
-      <w:r>
-        <w:rPr>
-          <w:rFonts w:eastAsia="Calibri" w:cs="Calibri" w:ascii="Calibri" w:hAnsi="Calibri"/>
-          <w:b/>
-          <w:spacing w:val="21"/>
-          <w:lang w:val="cs-CZ"/>
-        </w:rPr>
-        <w:t xml:space="preserve"> </w:t>
-      </w:r>
-      <w:r>
-        <w:rPr>
-          <w:rFonts w:eastAsia="Calibri" w:cs="Calibri" w:ascii="Calibri" w:hAnsi="Calibri"/>
-          <w:b/>
-          <w:spacing w:val="-3"/>
-          <w:lang w:val="cs-CZ"/>
-        </w:rPr>
-        <w:t>technických studií</w:t>
-      </w:r>
-    </w:p>
-    <w:p>
-      <w:pPr>
         <w:sectPr>
           <w:type w:val="nextPage"/>
           <w:pgSz w:w="11906" w:h="16838"/>
@@ -3089,8 +2987,107 @@
           <w:pgNumType w:fmt="decimal"/>
           <w:formProt w:val="false"/>
           <w:textDirection w:val="lrTb"/>
+          <w:docGrid w:type="default" w:linePitch="100" w:charSpace="0"/>
         </w:sectPr>
       </w:pPr>
+      <w:bookmarkStart w:id="0" w:name="_GoBack"/>
+      <w:bookmarkEnd w:id="0"/>
+      <w:r>
+        <w:rPr>
+          <w:rFonts w:eastAsia="Calibri" w:cs="Calibri"/>
+          <w:b/>
+          <w:spacing w:val="-1"/>
+          <w:lang w:val="cs-CZ"/>
+        </w:rPr>
+        <w:t>vedou</w:t>
+      </w:r>
+      <w:r>
+        <w:rPr>
+          <w:rFonts w:eastAsia="Calibri" w:cs="Calibri"/>
+          <w:b/>
+          <w:spacing w:val="1"/>
+          <w:lang w:val="cs-CZ"/>
+        </w:rPr>
+        <w:t>c</w:t>
+      </w:r>
+      <w:r>
+        <w:rPr>
+          <w:rFonts w:eastAsia="Calibri" w:cs="Calibri"/>
+          <w:b/>
+          <w:lang w:val="cs-CZ"/>
+        </w:rPr>
+        <w:t>í</w:t>
+      </w:r>
+      <w:r>
+        <w:rPr>
+          <w:rFonts w:eastAsia="Calibri" w:cs="Calibri"/>
+          <w:b/>
+          <w:spacing w:val="18"/>
+          <w:lang w:val="cs-CZ"/>
+        </w:rPr>
+        <w:t xml:space="preserve"> K</w:t>
+      </w:r>
+      <w:r>
+        <w:rPr>
+          <w:rFonts w:eastAsia="Calibri" w:cs="Calibri"/>
+          <w:b/>
+          <w:spacing w:val="-1"/>
+          <w:lang w:val="cs-CZ"/>
+        </w:rPr>
+        <w:t>a</w:t>
+      </w:r>
+      <w:r>
+        <w:rPr>
+          <w:rFonts w:eastAsia="Calibri" w:cs="Calibri"/>
+          <w:b/>
+          <w:lang w:val="cs-CZ"/>
+        </w:rPr>
+        <w:t>t</w:t>
+      </w:r>
+      <w:r>
+        <w:rPr>
+          <w:rFonts w:eastAsia="Calibri" w:cs="Calibri"/>
+          <w:b/>
+          <w:spacing w:val="-1"/>
+          <w:lang w:val="cs-CZ"/>
+        </w:rPr>
+        <w:t>ed</w:t>
+      </w:r>
+      <w:r>
+        <w:rPr>
+          <w:rFonts w:eastAsia="Calibri" w:cs="Calibri"/>
+          <w:b/>
+          <w:spacing w:val="1"/>
+          <w:lang w:val="cs-CZ"/>
+        </w:rPr>
+        <w:t>r</w:t>
+      </w:r>
+      <w:r>
+        <w:rPr>
+          <w:rFonts w:eastAsia="Calibri" w:cs="Calibri"/>
+          <w:b/>
+          <w:lang w:val="cs-CZ"/>
+        </w:rPr>
+        <w:t>y</w:t>
+      </w:r>
+      <w:r>
+        <w:rPr>
+          <w:rFonts w:eastAsia="Calibri" w:cs="Calibri"/>
+          <w:b/>
+          <w:spacing w:val="21"/>
+          <w:lang w:val="cs-CZ"/>
+        </w:rPr>
+        <w:t xml:space="preserve"> </w:t>
+      </w:r>
+      <w:r>
+        <w:rPr>
+          <w:rFonts w:eastAsia="Calibri" w:cs="Calibri"/>
+          <w:b/>
+          <w:spacing w:val="-3"/>
+          <w:lang w:val="cs-CZ"/>
+        </w:rPr>
+        <w:t>technických studií</w:t>
+      </w:r>
     </w:p>
     <w:p>
       <w:pPr>
@@ -3107,7 +3104,7 @@
       </w:pPr>
       <w:r>
         <w:rPr>
-          <w:rFonts w:eastAsia="Calibri" w:cs="Calibri" w:ascii="Calibri" w:hAnsi="Calibri"/>
+          <w:rFonts w:eastAsia="Calibri" w:cs="Calibri"/>
           <w:b/>
           <w:spacing w:val="1"/>
           <w:lang w:val="cs-CZ"/>
@@ -3130,21 +3127,12 @@
       </w:pPr>
       <w:r>
         <w:rPr>
-          <w:rFonts w:eastAsia="Calibri" w:cs="Calibri" w:ascii="Calibri" w:hAnsi="Calibri"/>
-          <w:b/>
-          <w:spacing w:val="1"/>
-          <w:lang w:val="cs-CZ"/>
-        </w:rPr>
-        <w:t xml:space="preserve">11 </w:t>
-      </w:r>
-      <w:r>
-        <w:rPr>
-          <w:rFonts w:eastAsia="Calibri" w:cs="Calibri" w:ascii="Calibri" w:hAnsi="Calibri"/>
-          <w:b/>
-          <w:spacing w:val="1"/>
-          <w:lang w:val="cs-CZ"/>
-        </w:rPr>
-        <w:t>Datové struktury a algoritmy (DSA)</w:t>
+          <w:rFonts w:eastAsia="Calibri" w:cs="Calibri"/>
+          <w:b/>
+          <w:spacing w:val="1"/>
+          <w:lang w:val="cs-CZ"/>
+        </w:rPr>
+        <w:t>11 Datové struktury a algoritmy (DSA)</w:t>
       </w:r>
     </w:p>
     <w:p>
@@ -3162,7 +3150,7 @@
       </w:pPr>
       <w:r>
         <w:rPr>
-          <w:rFonts w:eastAsia="Calibri" w:cs="Calibri" w:ascii="Calibri" w:hAnsi="Calibri"/>
+          <w:rFonts w:eastAsia="Calibri" w:cs="Calibri"/>
           <w:i/>
           <w:spacing w:val="-1"/>
           <w:lang w:val="cs-CZ"/>
@@ -3185,7 +3173,7 @@
       </w:pPr>
       <w:r>
         <w:rPr>
-          <w:rFonts w:eastAsia="Calibri" w:cs="Calibri" w:ascii="Calibri" w:hAnsi="Calibri"/>
+          <w:rFonts w:eastAsia="Calibri" w:cs="Calibri"/>
           <w:i/>
           <w:spacing w:val="-1"/>
           <w:lang w:val="cs-CZ"/>
@@ -3207,21 +3195,12 @@
       </w:pPr>
       <w:r>
         <w:rPr>
-          <w:rFonts w:eastAsia="Calibri" w:cs="Calibri" w:ascii="Calibri" w:hAnsi="Calibri"/>
-          <w:b/>
-          <w:spacing w:val="1"/>
-          <w:lang w:val="cs-CZ"/>
-        </w:rPr>
-        <w:t xml:space="preserve">12 </w:t>
-      </w:r>
-      <w:r>
-        <w:rPr>
-          <w:rFonts w:eastAsia="Calibri" w:cs="Calibri" w:ascii="Calibri" w:hAnsi="Calibri"/>
-          <w:b/>
-          <w:spacing w:val="1"/>
-          <w:lang w:val="cs-CZ"/>
-        </w:rPr>
-        <w:t>Diskrétní struktury (DIS)</w:t>
+          <w:rFonts w:eastAsia="Calibri" w:cs="Calibri"/>
+          <w:b/>
+          <w:spacing w:val="1"/>
+          <w:lang w:val="cs-CZ"/>
+        </w:rPr>
+        <w:t>12 Diskrétní struktury (DIS)</w:t>
       </w:r>
     </w:p>
     <w:p>
@@ -3239,7 +3218,7 @@
       </w:pPr>
       <w:r>
         <w:rPr>
-          <w:rFonts w:eastAsia="Calibri" w:cs="Calibri" w:ascii="Calibri" w:hAnsi="Calibri"/>
+          <w:rFonts w:eastAsia="Calibri" w:cs="Calibri"/>
           <w:i/>
           <w:spacing w:val="-1"/>
           <w:lang w:val="cs-CZ"/>
@@ -3262,7 +3241,7 @@
       </w:pPr>
       <w:r>
         <w:rPr>
-          <w:rFonts w:eastAsia="Calibri" w:cs="Calibri" w:ascii="Calibri" w:hAnsi="Calibri"/>
+          <w:rFonts w:eastAsia="Calibri" w:cs="Calibri"/>
           <w:b/>
           <w:spacing w:val="1"/>
           <w:lang w:val="cs-CZ"/>
@@ -3284,21 +3263,12 @@
       </w:pPr>
       <w:r>
         <w:rPr>
-          <w:rFonts w:eastAsia="Calibri" w:cs="Calibri" w:ascii="Calibri" w:hAnsi="Calibri"/>
-          <w:b/>
-          <w:spacing w:val="1"/>
-          <w:lang w:val="cs-CZ"/>
-        </w:rPr>
-        <w:t xml:space="preserve">13 </w:t>
-      </w:r>
-      <w:r>
-        <w:rPr>
-          <w:rFonts w:eastAsia="Calibri" w:cs="Calibri" w:ascii="Calibri" w:hAnsi="Calibri"/>
-          <w:b/>
-          <w:spacing w:val="1"/>
-          <w:lang w:val="cs-CZ"/>
-        </w:rPr>
-        <w:t>Operační systémy (OPS)</w:t>
+          <w:rFonts w:eastAsia="Calibri" w:cs="Calibri"/>
+          <w:b/>
+          <w:spacing w:val="1"/>
+          <w:lang w:val="cs-CZ"/>
+        </w:rPr>
+        <w:t>13 Operační systémy (OPS)</w:t>
       </w:r>
     </w:p>
     <w:p>
@@ -3316,7 +3286,7 @@
       </w:pPr>
       <w:r>
         <w:rPr>
-          <w:rFonts w:eastAsia="Calibri" w:cs="Calibri" w:ascii="Calibri" w:hAnsi="Calibri"/>
+          <w:rFonts w:eastAsia="Calibri" w:cs="Calibri"/>
           <w:i/>
           <w:color w:val="FB9E00"/>
           <w:spacing w:val="-1"/>
@@ -3326,7 +3296,7 @@
       </w:r>
       <w:r>
         <w:rPr>
-          <w:rFonts w:eastAsia="Calibri" w:cs="Calibri" w:ascii="Calibri" w:hAnsi="Calibri"/>
+          <w:rFonts w:eastAsia="Calibri" w:cs="Calibri"/>
           <w:i/>
           <w:spacing w:val="-1"/>
           <w:lang w:val="cs-CZ"/>
@@ -3349,7 +3319,7 @@
       </w:pPr>
       <w:r>
         <w:rPr>
-          <w:rFonts w:eastAsia="Calibri" w:cs="Calibri" w:ascii="Calibri" w:hAnsi="Calibri"/>
+          <w:rFonts w:eastAsia="Calibri" w:cs="Calibri"/>
           <w:b/>
           <w:spacing w:val="1"/>
           <w:lang w:val="cs-CZ"/>
@@ -3371,21 +3341,12 @@
       </w:pPr>
       <w:r>
         <w:rPr>
-          <w:rFonts w:eastAsia="Calibri" w:cs="Calibri" w:ascii="Calibri" w:hAnsi="Calibri"/>
-          <w:b/>
-          <w:spacing w:val="1"/>
-          <w:lang w:val="cs-CZ"/>
-        </w:rPr>
-        <w:t xml:space="preserve">14 </w:t>
-      </w:r>
-      <w:r>
-        <w:rPr>
-          <w:rFonts w:eastAsia="Calibri" w:cs="Calibri" w:ascii="Calibri" w:hAnsi="Calibri"/>
-          <w:b/>
-          <w:spacing w:val="1"/>
-          <w:lang w:val="cs-CZ"/>
-        </w:rPr>
-        <w:t>Programovací jazyky a překladače (PJP)</w:t>
+          <w:rFonts w:eastAsia="Calibri" w:cs="Calibri"/>
+          <w:b/>
+          <w:spacing w:val="1"/>
+          <w:lang w:val="cs-CZ"/>
+        </w:rPr>
+        <w:t>14 Programovací jazyky a překladače (PJP)</w:t>
       </w:r>
     </w:p>
     <w:p>
@@ -3403,7 +3364,7 @@
       </w:pPr>
       <w:r>
         <w:rPr>
-          <w:rFonts w:eastAsia="Calibri" w:cs="Calibri" w:ascii="Calibri" w:hAnsi="Calibri"/>
+          <w:rFonts w:eastAsia="Calibri" w:cs="Calibri"/>
           <w:i/>
           <w:spacing w:val="-1"/>
           <w:lang w:val="cs-CZ"/>
@@ -3426,7 +3387,7 @@
       </w:pPr>
       <w:r>
         <w:rPr>
-          <w:rFonts w:eastAsia="Calibri" w:cs="Calibri" w:ascii="Calibri" w:hAnsi="Calibri"/>
+          <w:rFonts w:eastAsia="Calibri" w:cs="Calibri"/>
           <w:b/>
           <w:spacing w:val="1"/>
           <w:lang w:val="cs-CZ"/>
@@ -3448,21 +3409,12 @@
       </w:pPr>
       <w:r>
         <w:rPr>
-          <w:rFonts w:eastAsia="Calibri" w:cs="Calibri" w:ascii="Calibri" w:hAnsi="Calibri"/>
-          <w:b/>
-          <w:spacing w:val="1"/>
-          <w:lang w:val="cs-CZ"/>
-        </w:rPr>
-        <w:t xml:space="preserve">15 </w:t>
-      </w:r>
-      <w:r>
-        <w:rPr>
-          <w:rFonts w:eastAsia="Calibri" w:cs="Calibri" w:ascii="Calibri" w:hAnsi="Calibri"/>
-          <w:b/>
-          <w:spacing w:val="1"/>
-          <w:lang w:val="cs-CZ"/>
-        </w:rPr>
-        <w:t>Základy strukturované programování (ZSP)</w:t>
+          <w:rFonts w:eastAsia="Calibri" w:cs="Calibri"/>
+          <w:b/>
+          <w:spacing w:val="1"/>
+          <w:lang w:val="cs-CZ"/>
+        </w:rPr>
+        <w:t>15 Základy strukturované programování (ZSP)</w:t>
       </w:r>
     </w:p>
     <w:p>
@@ -3480,7 +3432,7 @@
       </w:pPr>
       <w:r>
         <w:rPr>
-          <w:rFonts w:eastAsia="Calibri" w:cs="Calibri" w:ascii="Calibri" w:hAnsi="Calibri"/>
+          <w:rFonts w:eastAsia="Calibri" w:cs="Calibri"/>
           <w:i/>
           <w:spacing w:val="-1"/>
           <w:lang w:val="cs-CZ"/>
@@ -3503,7 +3455,7 @@
       </w:pPr>
       <w:r>
         <w:rPr>
-          <w:rFonts w:eastAsia="Calibri" w:cs="Calibri" w:ascii="Calibri" w:hAnsi="Calibri"/>
+          <w:rFonts w:eastAsia="Calibri" w:cs="Calibri"/>
           <w:i/>
           <w:spacing w:val="-1"/>
           <w:lang w:val="cs-CZ"/>
@@ -3525,7 +3477,7 @@
       </w:pPr>
       <w:r>
         <w:rPr>
-          <w:rFonts w:eastAsia="Calibri" w:cs="Calibri" w:ascii="Calibri" w:hAnsi="Calibri"/>
+          <w:rFonts w:eastAsia="Calibri" w:cs="Calibri"/>
           <w:b/>
           <w:spacing w:val="1"/>
           <w:lang w:val="cs-CZ"/>
@@ -3545,23 +3497,13 @@
       </w:pPr>
       <w:r>
         <w:rPr>
-          <w:rFonts w:eastAsia="Calibri" w:cs="Calibri" w:ascii="Calibri" w:hAnsi="Calibri"/>
+          <w:rFonts w:eastAsia="Calibri" w:cs="Calibri"/>
           <w:b/>
           <w:color w:val="FB9E00"/>
           <w:spacing w:val="1"/>
           <w:lang w:val="cs-CZ"/>
         </w:rPr>
-        <w:t xml:space="preserve">21 </w:t>
-      </w:r>
-      <w:r>
-        <w:rPr>
-          <w:rFonts w:eastAsia="Calibri" w:cs="Calibri" w:ascii="Calibri" w:hAnsi="Calibri"/>
-          <w:b/>
-          <w:color w:val="FB9E00"/>
-          <w:spacing w:val="1"/>
-          <w:lang w:val="cs-CZ"/>
-        </w:rPr>
-        <w:t>Bezpečnost a ochrana dat (BOD)</w:t>
+        <w:t>21 Bezpečnost a ochrana dat (BOD)</w:t>
       </w:r>
     </w:p>
     <w:p>
@@ -3576,7 +3518,7 @@
       </w:pPr>
       <w:r>
         <w:rPr>
-          <w:rFonts w:eastAsia="Calibri" w:cs="Calibri" w:ascii="Calibri" w:hAnsi="Calibri"/>
+          <w:rFonts w:eastAsia="Calibri" w:cs="Calibri"/>
           <w:i/>
           <w:color w:val="FB9E00"/>
           <w:spacing w:val="-1"/>
@@ -3600,7 +3542,7 @@
       </w:pPr>
       <w:r>
         <w:rPr>
-          <w:rFonts w:eastAsia="Calibri" w:cs="Calibri" w:ascii="Calibri" w:hAnsi="Calibri"/>
+          <w:rFonts w:eastAsia="Calibri" w:cs="Calibri"/>
           <w:b/>
           <w:spacing w:val="1"/>
           <w:lang w:val="cs-CZ"/>
@@ -3622,21 +3564,12 @@
       </w:pPr>
       <w:r>
         <w:rPr>
-          <w:rFonts w:eastAsia="Calibri" w:cs="Calibri" w:ascii="Calibri" w:hAnsi="Calibri"/>
-          <w:b/>
-          <w:spacing w:val="1"/>
-          <w:lang w:val="cs-CZ"/>
-        </w:rPr>
-        <w:t xml:space="preserve">22 </w:t>
-      </w:r>
-      <w:r>
-        <w:rPr>
-          <w:rFonts w:eastAsia="Calibri" w:cs="Calibri" w:ascii="Calibri" w:hAnsi="Calibri"/>
-          <w:b/>
-          <w:spacing w:val="1"/>
-          <w:lang w:val="cs-CZ"/>
-        </w:rPr>
-        <w:t>Objektově orientované programování (OOP)</w:t>
+          <w:rFonts w:eastAsia="Calibri" w:cs="Calibri"/>
+          <w:b/>
+          <w:spacing w:val="1"/>
+          <w:lang w:val="cs-CZ"/>
+        </w:rPr>
+        <w:t>22 Objektově orientované programování (OOP)</w:t>
       </w:r>
     </w:p>
     <w:p>
@@ -3654,7 +3587,7 @@
       </w:pPr>
       <w:r>
         <w:rPr>
-          <w:rFonts w:eastAsia="Calibri" w:cs="Calibri" w:ascii="Calibri" w:hAnsi="Calibri"/>
+          <w:rFonts w:eastAsia="Calibri" w:cs="Calibri"/>
           <w:i/>
           <w:spacing w:val="-1"/>
           <w:lang w:val="cs-CZ"/>
@@ -3663,7 +3596,7 @@
       </w:r>
       <w:r>
         <w:rPr>
-          <w:rFonts w:eastAsia="Calibri" w:cs="Calibri" w:ascii="Calibri" w:hAnsi="Calibri"/>
+          <w:rFonts w:eastAsia="Calibri" w:cs="Calibri"/>
           <w:i/>
           <w:color w:val="FB9E00"/>
           <w:spacing w:val="-1"/>
@@ -3673,7 +3606,7 @@
       </w:r>
       <w:r>
         <w:rPr>
-          <w:rFonts w:eastAsia="Calibri" w:cs="Calibri" w:ascii="Calibri" w:hAnsi="Calibri"/>
+          <w:rFonts w:eastAsia="Calibri" w:cs="Calibri"/>
           <w:i/>
           <w:spacing w:val="-1"/>
           <w:lang w:val="cs-CZ"/>
@@ -3696,7 +3629,7 @@
       </w:pPr>
       <w:r>
         <w:rPr>
-          <w:rFonts w:eastAsia="Calibri" w:cs="Calibri" w:ascii="Calibri" w:hAnsi="Calibri"/>
+          <w:rFonts w:eastAsia="Calibri" w:cs="Calibri"/>
           <w:i/>
           <w:spacing w:val="-1"/>
           <w:lang w:val="cs-CZ"/>
@@ -3718,21 +3651,12 @@
       </w:pPr>
       <w:r>
         <w:rPr>
-          <w:rFonts w:eastAsia="Calibri" w:cs="Calibri" w:ascii="Calibri" w:hAnsi="Calibri"/>
-          <w:b/>
-          <w:spacing w:val="1"/>
-          <w:lang w:val="cs-CZ"/>
-        </w:rPr>
-        <w:t xml:space="preserve">23 </w:t>
-      </w:r>
-      <w:r>
-        <w:rPr>
-          <w:rFonts w:eastAsia="Calibri" w:cs="Calibri" w:ascii="Calibri" w:hAnsi="Calibri"/>
-          <w:b/>
-          <w:spacing w:val="1"/>
-          <w:lang w:val="cs-CZ"/>
-        </w:rPr>
-        <w:t>Softwarové inženýrství (SWI)</w:t>
+          <w:rFonts w:eastAsia="Calibri" w:cs="Calibri"/>
+          <w:b/>
+          <w:spacing w:val="1"/>
+          <w:lang w:val="cs-CZ"/>
+        </w:rPr>
+        <w:t>23 Softwarové inženýrství (SWI)</w:t>
       </w:r>
     </w:p>
     <w:p>
@@ -3750,7 +3674,7 @@
       </w:pPr>
       <w:r>
         <w:rPr>
-          <w:rFonts w:eastAsia="Calibri" w:cs="Calibri" w:ascii="Calibri" w:hAnsi="Calibri"/>
+          <w:rFonts w:eastAsia="Calibri" w:cs="Calibri"/>
           <w:i/>
           <w:spacing w:val="-1"/>
           <w:lang w:val="cs-CZ"/>
@@ -3773,7 +3697,7 @@
       </w:pPr>
       <w:r>
         <w:rPr>
-          <w:rFonts w:eastAsia="Calibri" w:cs="Calibri" w:ascii="Calibri" w:hAnsi="Calibri"/>
+          <w:rFonts w:eastAsia="Calibri" w:cs="Calibri"/>
           <w:i/>
           <w:spacing w:val="-1"/>
           <w:lang w:val="cs-CZ"/>
@@ -3795,21 +3719,12 @@
       </w:pPr>
       <w:r>
         <w:rPr>
-          <w:rFonts w:eastAsia="Calibri" w:cs="Calibri" w:ascii="Calibri" w:hAnsi="Calibri"/>
-          <w:b/>
-          <w:spacing w:val="1"/>
-          <w:lang w:val="cs-CZ"/>
-        </w:rPr>
-        <w:t xml:space="preserve">24 </w:t>
-      </w:r>
-      <w:r>
-        <w:rPr>
-          <w:rFonts w:eastAsia="Calibri" w:cs="Calibri" w:ascii="Calibri" w:hAnsi="Calibri"/>
-          <w:b/>
-          <w:spacing w:val="1"/>
-          <w:lang w:val="cs-CZ"/>
-        </w:rPr>
-        <w:t>Řízení softwarových projektů (ŘSP)</w:t>
+          <w:rFonts w:eastAsia="Calibri" w:cs="Calibri"/>
+          <w:b/>
+          <w:spacing w:val="1"/>
+          <w:lang w:val="cs-CZ"/>
+        </w:rPr>
+        <w:t>24 Řízení softwarových projektů (ŘSP)</w:t>
       </w:r>
     </w:p>
     <w:p>
@@ -3827,7 +3742,7 @@
       </w:pPr>
       <w:r>
         <w:rPr>
-          <w:rFonts w:eastAsia="Calibri" w:cs="Calibri" w:ascii="Calibri" w:hAnsi="Calibri"/>
+          <w:rFonts w:eastAsia="Calibri" w:cs="Calibri"/>
           <w:i/>
           <w:spacing w:val="-1"/>
           <w:lang w:val="cs-CZ"/>
@@ -3850,7 +3765,7 @@
       </w:pPr>
       <w:r>
         <w:rPr>
-          <w:rFonts w:eastAsia="Calibri" w:cs="Calibri" w:ascii="Calibri" w:hAnsi="Calibri"/>
+          <w:rFonts w:eastAsia="Calibri" w:cs="Calibri"/>
           <w:b/>
           <w:spacing w:val="1"/>
           <w:lang w:val="cs-CZ"/>
@@ -3872,21 +3787,12 @@
       </w:pPr>
       <w:r>
         <w:rPr>
-          <w:rFonts w:eastAsia="Calibri" w:cs="Calibri" w:ascii="Calibri" w:hAnsi="Calibri"/>
-          <w:b/>
-          <w:spacing w:val="1"/>
-          <w:lang w:val="cs-CZ"/>
-        </w:rPr>
-        <w:t xml:space="preserve">25 </w:t>
-      </w:r>
-      <w:r>
-        <w:rPr>
-          <w:rFonts w:eastAsia="Calibri" w:cs="Calibri" w:ascii="Calibri" w:hAnsi="Calibri"/>
-          <w:b/>
-          <w:spacing w:val="1"/>
-          <w:lang w:val="cs-CZ"/>
-        </w:rPr>
-        <w:t>Tvorba internetových stránek (TIS)</w:t>
+          <w:rFonts w:eastAsia="Calibri" w:cs="Calibri"/>
+          <w:b/>
+          <w:spacing w:val="1"/>
+          <w:lang w:val="cs-CZ"/>
+        </w:rPr>
+        <w:t>25 Tvorba internetových stránek (TIS)</w:t>
       </w:r>
     </w:p>
     <w:p>
@@ -3896,16 +3802,14 @@
         <w:ind w:start="116" w:end="49"/>
         <w:jc w:val="both"/>
         <w:rPr>
-          <w:rFonts w:ascii="Calibri" w:hAnsi="Calibri" w:eastAsia="Calibri" w:cs="Calibri"/>
-          <w:i/>
-          <w:spacing w:val="-1"/>
-          <w:lang w:val="cs-CZ"/>
-        </w:rPr>
-      </w:pPr>
-      <w:r>
-        <w:rPr>
-          <w:rFonts w:eastAsia="Calibri" w:cs="Calibri" w:ascii="Calibri" w:hAnsi="Calibri"/>
-          <w:i/>
+          <w:color w:val="FB9E00"/>
+        </w:rPr>
+      </w:pPr>
+      <w:r>
+        <w:rPr>
+          <w:rFonts w:eastAsia="Calibri" w:cs="Calibri"/>
+          <w:i/>
+          <w:color w:val="FB9E00"/>
           <w:spacing w:val="-1"/>
           <w:lang w:val="cs-CZ"/>
         </w:rPr>
@@ -3927,7 +3831,7 @@
       </w:pPr>
       <w:r>
         <w:rPr>
-          <w:rFonts w:eastAsia="Calibri" w:cs="Calibri" w:ascii="Calibri" w:hAnsi="Calibri"/>
+          <w:rFonts w:eastAsia="Calibri" w:cs="Calibri"/>
           <w:i/>
           <w:spacing w:val="-1"/>
           <w:lang w:val="cs-CZ"/>
@@ -3949,21 +3853,12 @@
       </w:pPr>
       <w:r>
         <w:rPr>
-          <w:rFonts w:eastAsia="Calibri" w:cs="Calibri" w:ascii="Calibri" w:hAnsi="Calibri"/>
-          <w:b/>
-          <w:spacing w:val="1"/>
-          <w:lang w:val="cs-CZ"/>
-        </w:rPr>
-        <w:t xml:space="preserve">26 </w:t>
-      </w:r>
-      <w:r>
-        <w:rPr>
-          <w:rFonts w:eastAsia="Calibri" w:cs="Calibri" w:ascii="Calibri" w:hAnsi="Calibri"/>
-          <w:b/>
-          <w:spacing w:val="1"/>
-          <w:lang w:val="cs-CZ"/>
-        </w:rPr>
-        <w:t>Úvod do databázových systémů (DB)</w:t>
+          <w:rFonts w:eastAsia="Calibri" w:cs="Calibri"/>
+          <w:b/>
+          <w:spacing w:val="1"/>
+          <w:lang w:val="cs-CZ"/>
+        </w:rPr>
+        <w:t>26 Úvod do databázových systémů (DB)</w:t>
       </w:r>
     </w:p>
     <w:p>
@@ -3981,12 +3876,22 @@
       </w:pPr>
       <w:r>
         <w:rPr>
-          <w:rFonts w:eastAsia="Calibri" w:cs="Calibri" w:ascii="Calibri" w:hAnsi="Calibri"/>
-          <w:i/>
-          <w:spacing w:val="-1"/>
-          <w:lang w:val="cs-CZ"/>
-        </w:rPr>
-        <w:t>Databázový systém (definice, účel, database management system). Návrh databáze (konceptuální, logický a fyzický model). Konceptuální modelování, ER model (princip a účel konceptuální analýzy, základní konstrukty ER modelu, integritní omezení). Relační model dat (definice, princip, integritní omezení). Relační algebra (základní operace, spojení, použití relační algebry pro dotazování). Transformace ER modelu do relačního modelu. Jazyk SQL pro definici dat, jazyk SQL pro manipulaci s daty. Příkaz SELECT jazyka SQL (základní dotazy, použitelné klauzule, dotazy nad více tabulkami a spojení, agregační funkce, vnořené poddotazy, implementace univerzálního a existenčního kvantifikátoru). Další možnosti jazyka SQL (ošetření hodnot NULL, podmíněné větvení, řádkové výrazy). Implementace a použití transakcí v jazyce SQL.</w:t>
+          <w:rFonts w:eastAsia="Calibri" w:cs="Calibri"/>
+          <w:i/>
+          <w:color w:val="FB9E00"/>
+          <w:spacing w:val="-1"/>
+          <w:lang w:val="cs-CZ"/>
+        </w:rPr>
+        <w:t>Databázový systém (definice, účel, database management system). Návrh databáze (konceptuální, logický a fyzický model)</w:t>
+      </w:r>
+      <w:r>
+        <w:rPr>
+          <w:rFonts w:eastAsia="Calibri" w:cs="Calibri"/>
+          <w:i/>
+          <w:spacing w:val="-1"/>
+          <w:lang w:val="cs-CZ"/>
+        </w:rPr>
+        <w:t>. Konceptuální modelování, ER model (princip a účel konceptuální analýzy, základní konstrukty ER modelu, integritní omezení). Relační model dat (definice, princip, integritní omezení). Relační algebra (základní operace, spojení, použití relační algebry pro dotazování). Transformace ER modelu do relačního modelu. Jazyk SQL pro definici dat, jazyk SQL pro manipulaci s daty. Příkaz SELECT jazyka SQL (základní dotazy, použitelné klauzule, dotazy nad více tabulkami a spojení, agregační funkce, vnořené poddotazy, implementace univerzálního a existenčního kvantifikátoru). Další možnosti jazyka SQL (ošetření hodnot NULL, podmíněné větvení, řádkové výrazy). Implementace a použití transakcí v jazyce SQL.</w:t>
       </w:r>
     </w:p>
     <w:p>
@@ -4004,7 +3909,7 @@
       </w:pPr>
       <w:r>
         <w:rPr>
-          <w:rFonts w:eastAsia="Calibri" w:cs="Calibri" w:ascii="Calibri" w:hAnsi="Calibri"/>
+          <w:rFonts w:eastAsia="Calibri" w:cs="Calibri"/>
           <w:b/>
           <w:spacing w:val="1"/>
           <w:lang w:val="cs-CZ"/>
@@ -4026,21 +3931,12 @@
       </w:pPr>
       <w:r>
         <w:rPr>
-          <w:rFonts w:eastAsia="Calibri" w:cs="Calibri" w:ascii="Calibri" w:hAnsi="Calibri"/>
-          <w:b/>
-          <w:spacing w:val="1"/>
-          <w:lang w:val="cs-CZ"/>
-        </w:rPr>
-        <w:t xml:space="preserve">27 </w:t>
-      </w:r>
-      <w:r>
-        <w:rPr>
-          <w:rFonts w:eastAsia="Calibri" w:cs="Calibri" w:ascii="Calibri" w:hAnsi="Calibri"/>
-          <w:b/>
-          <w:spacing w:val="1"/>
-          <w:lang w:val="cs-CZ"/>
-        </w:rPr>
-        <w:t xml:space="preserve">Úvod do počítačových sítí (UPS) </w:t>
+          <w:rFonts w:eastAsia="Calibri" w:cs="Calibri"/>
+          <w:b/>
+          <w:spacing w:val="1"/>
+          <w:lang w:val="cs-CZ"/>
+        </w:rPr>
+        <w:t xml:space="preserve">27 Úvod do počítačových sítí (UPS) </w:t>
       </w:r>
     </w:p>
     <w:p>
@@ -4058,7 +3954,7 @@
       </w:pPr>
       <w:r>
         <w:rPr>
-          <w:rFonts w:eastAsia="Calibri" w:cs="Calibri" w:ascii="Calibri" w:hAnsi="Calibri"/>
+          <w:rFonts w:eastAsia="Calibri" w:cs="Calibri"/>
           <w:i/>
           <w:spacing w:val="-1"/>
           <w:lang w:val="cs-CZ"/>
@@ -4081,7 +3977,7 @@
       </w:pPr>
       <w:r>
         <w:rPr>
-          <w:rFonts w:eastAsia="Calibri" w:cs="Calibri" w:ascii="Calibri" w:hAnsi="Calibri"/>
+          <w:rFonts w:eastAsia="Calibri" w:cs="Calibri"/>
           <w:i/>
           <w:spacing w:val="-1"/>
           <w:lang w:val="cs-CZ"/>
@@ -4103,7 +3999,7 @@
       </w:pPr>
       <w:r>
         <w:rPr>
-          <w:rFonts w:eastAsia="Calibri" w:cs="Calibri" w:ascii="Calibri" w:hAnsi="Calibri"/>
+          <w:rFonts w:eastAsia="Calibri" w:cs="Calibri"/>
           <w:b/>
           <w:spacing w:val="1"/>
           <w:lang w:val="cs-CZ"/>
@@ -4126,21 +4022,12 @@
       </w:pPr>
       <w:r>
         <w:rPr>
-          <w:rFonts w:eastAsia="Calibri" w:cs="Calibri" w:ascii="Calibri" w:hAnsi="Calibri"/>
-          <w:b/>
-          <w:spacing w:val="1"/>
-          <w:lang w:val="cs-CZ"/>
-        </w:rPr>
-        <w:t xml:space="preserve">31 </w:t>
-      </w:r>
-      <w:r>
-        <w:rPr>
-          <w:rFonts w:eastAsia="Calibri" w:cs="Calibri" w:ascii="Calibri" w:hAnsi="Calibri"/>
-          <w:b/>
-          <w:spacing w:val="1"/>
-          <w:lang w:val="cs-CZ"/>
-        </w:rPr>
-        <w:t>Návrh a implementace databázových systémů (NIDB)</w:t>
+          <w:rFonts w:eastAsia="Calibri" w:cs="Calibri"/>
+          <w:b/>
+          <w:spacing w:val="1"/>
+          <w:lang w:val="cs-CZ"/>
+        </w:rPr>
+        <w:t>31 Návrh a implementace databázových systémů (NIDB)</w:t>
       </w:r>
     </w:p>
     <w:p>
@@ -4158,7 +4045,7 @@
       </w:pPr>
       <w:r>
         <w:rPr>
-          <w:rFonts w:eastAsia="Calibri" w:cs="Calibri" w:ascii="Calibri" w:hAnsi="Calibri"/>
+          <w:rFonts w:eastAsia="Calibri" w:cs="Calibri"/>
           <w:i/>
           <w:color w:val="FB9E00"/>
           <w:spacing w:val="-1"/>
@@ -4168,7 +4055,7 @@
       </w:r>
       <w:r>
         <w:rPr>
-          <w:rFonts w:eastAsia="Calibri" w:cs="Calibri" w:ascii="Calibri" w:hAnsi="Calibri"/>
+          <w:rFonts w:eastAsia="Calibri" w:cs="Calibri"/>
           <w:i/>
           <w:spacing w:val="-1"/>
           <w:lang w:val="cs-CZ"/>
@@ -4191,7 +4078,7 @@
       </w:pPr>
       <w:r>
         <w:rPr>
-          <w:rFonts w:eastAsia="Calibri" w:cs="Calibri" w:ascii="Calibri" w:hAnsi="Calibri"/>
+          <w:rFonts w:eastAsia="Calibri" w:cs="Calibri"/>
           <w:i/>
           <w:spacing w:val="-1"/>
           <w:lang w:val="cs-CZ"/>
@@ -4213,21 +4100,12 @@
       </w:pPr>
       <w:r>
         <w:rPr>
-          <w:rFonts w:eastAsia="Calibri" w:cs="Calibri" w:ascii="Calibri" w:hAnsi="Calibri"/>
-          <w:b/>
-          <w:spacing w:val="1"/>
-          <w:lang w:val="cs-CZ"/>
-        </w:rPr>
-        <w:t xml:space="preserve">32 </w:t>
-      </w:r>
-      <w:r>
-        <w:rPr>
-          <w:rFonts w:eastAsia="Calibri" w:cs="Calibri" w:ascii="Calibri" w:hAnsi="Calibri"/>
-          <w:b/>
-          <w:spacing w:val="1"/>
-          <w:lang w:val="cs-CZ"/>
-        </w:rPr>
-        <w:t>Návrh uživatelských rozhraní (NUR)</w:t>
+          <w:rFonts w:eastAsia="Calibri" w:cs="Calibri"/>
+          <w:b/>
+          <w:spacing w:val="1"/>
+          <w:lang w:val="cs-CZ"/>
+        </w:rPr>
+        <w:t>32 Návrh uživatelských rozhraní (NUR)</w:t>
       </w:r>
     </w:p>
     <w:p>
@@ -4245,7 +4123,7 @@
       </w:pPr>
       <w:r>
         <w:rPr>
-          <w:rFonts w:eastAsia="Calibri" w:cs="Calibri" w:ascii="Calibri" w:hAnsi="Calibri"/>
+          <w:rFonts w:eastAsia="Calibri" w:cs="Calibri"/>
           <w:i/>
           <w:spacing w:val="-1"/>
           <w:lang w:val="cs-CZ"/>
@@ -4268,7 +4146,7 @@
       </w:pPr>
       <w:r>
         <w:rPr>
-          <w:rFonts w:eastAsia="Calibri" w:cs="Calibri" w:ascii="Calibri" w:hAnsi="Calibri"/>
+          <w:rFonts w:eastAsia="Calibri" w:cs="Calibri"/>
           <w:b/>
           <w:spacing w:val="1"/>
           <w:lang w:val="cs-CZ"/>
@@ -4290,21 +4168,12 @@
       </w:pPr>
       <w:r>
         <w:rPr>
-          <w:rFonts w:eastAsia="Calibri" w:cs="Calibri" w:ascii="Calibri" w:hAnsi="Calibri"/>
-          <w:b/>
-          <w:spacing w:val="1"/>
-          <w:lang w:val="cs-CZ"/>
-        </w:rPr>
-        <w:t xml:space="preserve">33 </w:t>
-      </w:r>
-      <w:r>
-        <w:rPr>
-          <w:rFonts w:eastAsia="Calibri" w:cs="Calibri" w:ascii="Calibri" w:hAnsi="Calibri"/>
-          <w:b/>
-          <w:spacing w:val="1"/>
-          <w:lang w:val="cs-CZ"/>
-        </w:rPr>
-        <w:t>Počítačová grafika a virtuální realita (PGVR)</w:t>
+          <w:rFonts w:eastAsia="Calibri" w:cs="Calibri"/>
+          <w:b/>
+          <w:spacing w:val="1"/>
+          <w:lang w:val="cs-CZ"/>
+        </w:rPr>
+        <w:t>33 Počítačová grafika a virtuální realita (PGVR)</w:t>
       </w:r>
     </w:p>
     <w:p>
@@ -4322,7 +4191,7 @@
       </w:pPr>
       <w:r>
         <w:rPr>
-          <w:rFonts w:eastAsia="Calibri" w:cs="Calibri" w:ascii="Calibri" w:hAnsi="Calibri"/>
+          <w:rFonts w:eastAsia="Calibri" w:cs="Calibri"/>
           <w:i/>
           <w:spacing w:val="-1"/>
           <w:lang w:val="cs-CZ"/>
@@ -4345,7 +4214,7 @@
       </w:pPr>
       <w:r>
         <w:rPr>
-          <w:rFonts w:eastAsia="Calibri" w:cs="Calibri" w:ascii="Calibri" w:hAnsi="Calibri"/>
+          <w:rFonts w:eastAsia="Calibri" w:cs="Calibri"/>
           <w:b/>
           <w:spacing w:val="1"/>
           <w:lang w:val="cs-CZ"/>
@@ -4367,7 +4236,7 @@
       </w:pPr>
       <w:r>
         <w:rPr>
-          <w:rFonts w:eastAsia="Calibri" w:cs="Calibri" w:ascii="Calibri" w:hAnsi="Calibri"/>
+          <w:rFonts w:eastAsia="Calibri" w:cs="Calibri"/>
           <w:b/>
           <w:spacing w:val="1"/>
           <w:lang w:val="cs-CZ"/>
@@ -4377,7 +4246,7 @@
       <w:bookmarkStart w:id="1" w:name="_Hlk54618710"/>
       <w:r>
         <w:rPr>
-          <w:rFonts w:eastAsia="Calibri" w:cs="Calibri" w:ascii="Calibri" w:hAnsi="Calibri"/>
+          <w:rFonts w:eastAsia="Calibri" w:cs="Calibri"/>
           <w:b/>
           <w:spacing w:val="1"/>
           <w:lang w:val="cs-CZ"/>
@@ -4401,7 +4270,7 @@
       </w:pPr>
       <w:r>
         <w:rPr>
-          <w:rFonts w:eastAsia="Calibri" w:cs="Calibri" w:ascii="Calibri" w:hAnsi="Calibri"/>
+          <w:rFonts w:eastAsia="Calibri" w:cs="Calibri"/>
           <w:i/>
           <w:spacing w:val="-1"/>
           <w:lang w:val="cs-CZ"/>
@@ -4424,7 +4293,7 @@
       </w:pPr>
       <w:r>
         <w:rPr>
-          <w:rFonts w:eastAsia="Calibri" w:cs="Calibri" w:ascii="Calibri" w:hAnsi="Calibri"/>
+          <w:rFonts w:eastAsia="Calibri" w:cs="Calibri"/>
           <w:b/>
           <w:spacing w:val="1"/>
           <w:lang w:val="cs-CZ"/>
@@ -4446,21 +4315,12 @@
       </w:pPr>
       <w:r>
         <w:rPr>
-          <w:rFonts w:eastAsia="Calibri" w:cs="Calibri" w:ascii="Calibri" w:hAnsi="Calibri"/>
-          <w:b/>
-          <w:spacing w:val="1"/>
-          <w:lang w:val="cs-CZ"/>
-        </w:rPr>
-        <w:t xml:space="preserve">35 </w:t>
-      </w:r>
-      <w:r>
-        <w:rPr>
-          <w:rFonts w:eastAsia="Calibri" w:cs="Calibri" w:ascii="Calibri" w:hAnsi="Calibri"/>
-          <w:b/>
-          <w:spacing w:val="1"/>
-          <w:lang w:val="cs-CZ"/>
-        </w:rPr>
-        <w:t>Webové technologie (WT)</w:t>
+          <w:rFonts w:eastAsia="Calibri" w:cs="Calibri"/>
+          <w:b/>
+          <w:spacing w:val="1"/>
+          <w:lang w:val="cs-CZ"/>
+        </w:rPr>
+        <w:t>35 Webové technologie (WT)</w:t>
       </w:r>
     </w:p>
     <w:p>
@@ -4478,12 +4338,22 @@
       </w:pPr>
       <w:r>
         <w:rPr>
-          <w:rFonts w:eastAsia="Calibri" w:cs="Calibri" w:ascii="Calibri" w:hAnsi="Calibri"/>
-          <w:i/>
-          <w:spacing w:val="-1"/>
-          <w:lang w:val="cs-CZ"/>
-        </w:rPr>
-        <w:t>Knihovna jQuery – možnosti použití při tvorbě www stránek. AJAX - vlastnosti, příklady použití. Architektura MVC, vysvětlení, výhody. Framework Bootstap (vlastnosti, použití, výhody). Využití frameworků Symfony při tvorbě webových aplikací, vlastnosti, výhody. Twig - vlastnosti, použití. Mapování objektového modelu na relační databáze (objektově-relační mapování – ORM, doctrine), jeho výhody.</w:t>
+          <w:rFonts w:eastAsia="Calibri" w:cs="Calibri"/>
+          <w:i/>
+          <w:color w:val="FB9E00"/>
+          <w:spacing w:val="-1"/>
+          <w:lang w:val="cs-CZ"/>
+        </w:rPr>
+        <w:t>Knihovna jQuery – možnosti použití při tvorbě www stránek. AJAX - vlastnosti, příklady použití. Architektura MVC, vysvětlení, výhody.</w:t>
+      </w:r>
+      <w:r>
+        <w:rPr>
+          <w:rFonts w:eastAsia="Calibri" w:cs="Calibri"/>
+          <w:i/>
+          <w:spacing w:val="-1"/>
+          <w:lang w:val="cs-CZ"/>
+        </w:rPr>
+        <w:t xml:space="preserve"> Framework Bootstap (vlastnosti, použití, výhody). Využití frameworků Symfony při tvorbě webových aplikací, vlastnosti, výhody. Twig - vlastnosti, použití. Mapování objektového modelu na relační databáze (objektově-relační mapování – ORM, doctrine), jeho výhody.</w:t>
       </w:r>
     </w:p>
     <w:p>
@@ -4501,7 +4371,7 @@
       </w:pPr>
       <w:r>
         <w:rPr>
-          <w:rFonts w:eastAsia="Calibri" w:cs="Calibri" w:ascii="Calibri" w:hAnsi="Calibri"/>
+          <w:rFonts w:eastAsia="Calibri" w:cs="Calibri"/>
           <w:i/>
           <w:spacing w:val="-1"/>
           <w:lang w:val="cs-CZ"/>
@@ -4921,6 +4791,7 @@
     <w:rsid w:val="00a91ae1"/>
     <w:pPr>
       <w:widowControl w:val="false"/>
+      <w:suppressAutoHyphens w:val="true"/>
       <w:bidi w:val="0"/>
       <w:spacing w:lineRule="auto" w:line="276" w:before="0" w:after="200"/>
       <w:jc w:val="start"/>
@@ -5068,18 +4939,45 @@
       <w:rFonts w:cs="Noto Sans Devanagari"/>
     </w:rPr>
   </w:style>
+  <w:style w:type="paragraph" w:styleId="Nadpisuser">
+    <w:name w:val="Nadpis (user)"/>
+    <w:basedOn w:val="Normal"/>
+    <w:next w:val="BodyText"/>
+    <w:qFormat/>
+    <w:pPr>
+      <w:keepNext w:val="true"/>
+      <w:spacing w:before="240" w:after="120"/>
+    </w:pPr>
+    <w:rPr>
+      <w:rFonts w:ascii="Liberation Sans" w:hAnsi="Liberation Sans" w:eastAsia="Noto Sans CJK SC" w:cs="Noto Sans Devanagari"/>
+      <w:sz w:val="28"/>
+      <w:szCs w:val="28"/>
+    </w:rPr>
+  </w:style>
+  <w:style w:type="paragraph" w:styleId="Rejstkuser">
+    <w:name w:val="Rejstřík (user)"/>
+    <w:basedOn w:val="Normal"/>
+    <w:qFormat/>
+    <w:pPr>
+      <w:suppressLineNumbers/>
+    </w:pPr>
+    <w:rPr>
+      <w:rFonts w:cs="Noto Sans Devanagari"/>
+    </w:rPr>
+  </w:style>
   <w:style w:type="paragraph" w:styleId="Default" w:customStyle="1">
     <w:name w:val="Default"/>
     <w:qFormat/>
     <w:rsid w:val="00ec3d57"/>
     <w:pPr>
       <w:widowControl/>
+      <w:suppressAutoHyphens w:val="true"/>
       <w:bidi w:val="0"/>
       <w:spacing w:lineRule="auto" w:line="240" w:before="0" w:after="0"/>
       <w:jc w:val="start"/>
     </w:pPr>
     <w:rPr>
-      <w:rFonts w:ascii="Times New Roman" w:hAnsi="Times New Roman" w:cs="Times New Roman" w:eastAsia="Calibri"/>
+      <w:rFonts w:ascii="Times New Roman" w:hAnsi="Times New Roman" w:eastAsia="Calibri" w:cs="Times New Roman"/>
       <w:color w:val="000000"/>
       <w:kern w:val="0"/>
       <w:sz w:val="24"/>
@@ -5156,8 +5054,8 @@
       <w:szCs w:val="16"/>
     </w:rPr>
   </w:style>
-  <w:style w:type="numbering" w:styleId="Bezseznamu" w:default="1">
-    <w:name w:val="Bez seznamu"/>
+  <w:style w:type="numbering" w:styleId="Bezseznamuuser" w:default="1">
+    <w:name w:val="Bez seznamu (user)"/>
     <w:uiPriority w:val="99"/>
     <w:semiHidden/>
     <w:unhideWhenUsed/>

--- a/SZZ_okruhy_AI_2019-2020_2023.docx
+++ b/SZZ_okruhy_AI_2019-2020_2023.docx
@@ -3152,10 +3152,30 @@
         <w:rPr>
           <w:rFonts w:eastAsia="Calibri" w:cs="Calibri"/>
           <w:i/>
-          <w:spacing w:val="-1"/>
-          <w:lang w:val="cs-CZ"/>
-        </w:rPr>
-        <w:t>Algoritmy řazení výběrem (Select-sort), vkládáním (Insert-sort), zaměňováním (Buble-sort), řazení haldou (Heap-sort), přihrádkové řazení (Radix-sort, Caset-sort), řazení slučováním (Merge-sort), řazení dělením (Quick-sort). Minimální, průměrná a maximální asymptotická operační složitost algoritmů řazení. Adresní metody vyhledávání (přímý přístup, otevřené a zřetězené rozptylování). Asociativní metody vyhledávání (sekvenční, binárním půlením, binární vyhledávací stromy). Operační a paměťová složitost algoritmů vyhledávání. Datové typy zásobník, fronta, prioritní fronta, pole, tabulka, seznam, množina - jejich specifikace a implementace.</w:t>
+          <w:color w:val="FB9E00"/>
+          <w:spacing w:val="-1"/>
+          <w:lang w:val="cs-CZ"/>
+        </w:rPr>
+        <w:t>Algoritmy řazení výběrem (Select-sort), vkládáním (Insert-sort), zaměňováním (Buble-sort), řazení haldou (Heap-sort)</w:t>
+      </w:r>
+      <w:r>
+        <w:rPr>
+          <w:rFonts w:eastAsia="Calibri" w:cs="Calibri"/>
+          <w:i/>
+          <w:spacing w:val="-1"/>
+          <w:lang w:val="cs-CZ"/>
+        </w:rPr>
+        <w:t xml:space="preserve">, přihrádkové řazení (Radix-sort, Caset-sort), řazení slučováním (Merge-sort), řazení dělením (Quick-sort). Minimální, průměrná a maximální asymptotická operační složitost algoritmů řazení. Adresní metody vyhledávání (přímý přístup, otevřené a zřetězené rozptylování). Asociativní metody vyhledávání (sekvenční, binárním půlením, binární vyhledávací stromy). Operační a paměťová složitost algoritmů vyhledávání. </w:t>
+      </w:r>
+      <w:r>
+        <w:rPr>
+          <w:rFonts w:eastAsia="Calibri" w:cs="Calibri"/>
+          <w:i/>
+          <w:color w:val="FB9E00"/>
+          <w:spacing w:val="-1"/>
+          <w:lang w:val="cs-CZ"/>
+        </w:rPr>
+        <w:t>Datové typy zásobník, fronta, prioritní fronta, pole, tabulka, seznam, množina - jejich specifikace a implementace.</w:t>
       </w:r>
     </w:p>
     <w:p>
@@ -3369,7 +3389,26 @@
           <w:spacing w:val="-1"/>
           <w:lang w:val="cs-CZ"/>
         </w:rPr>
-        <w:t>Chomského hierarchie, teorie formálních jazyků a gramatik, návaznost na teorii automatů (konečné automaty, zásobníkové automaty, Turingův stroj). Bezkontextové jazyky a jejich modely (zásobníkové automaty, bezkontextové gramatiky). Struktura překladače a charakteristika fází překladu (lexikální analýza, deterministická syntaktická analýza a generování kódu).</w:t>
+        <w:t>Chomského hierarchie, teorie formálních jazyků a gramatik, návaznost na teorii automatů (konečné automaty, zásobníkové automaty, Turingův stroj). Bezkontextové jazyky a jejich modely (zásobníkové automaty, bezkontextové gramatiky). Struktura překladače a charakteristika fází překladu (</w:t>
+      </w:r>
+      <w:r>
+        <w:rPr>
+          <w:rFonts w:eastAsia="Calibri" w:cs="Calibri"/>
+          <w:i/>
+          <w:color w:val="FB9E00"/>
+          <w:spacing w:val="-1"/>
+          <w:lang w:val="cs-CZ"/>
+        </w:rPr>
+        <w:t>lexikální analýza,</w:t>
+      </w:r>
+      <w:r>
+        <w:rPr>
+          <w:rFonts w:eastAsia="Calibri" w:cs="Calibri"/>
+          <w:i/>
+          <w:spacing w:val="-1"/>
+          <w:lang w:val="cs-CZ"/>
+        </w:rPr>
+        <w:t xml:space="preserve"> deterministická syntaktická analýza a generování kódu).</w:t>
       </w:r>
     </w:p>
     <w:p>
@@ -3434,10 +3473,58 @@
         <w:rPr>
           <w:rFonts w:eastAsia="Calibri" w:cs="Calibri"/>
           <w:i/>
-          <w:spacing w:val="-1"/>
-          <w:lang w:val="cs-CZ"/>
-        </w:rPr>
-        <w:t>Algoritmus, program, proces. Překladač, interpret, preprocesor. Reprezentace dat v paměti počítače, základní datové typy, proměnné, konstanty, přetypování. Operátory a jejich priorita, výrazy. Základní příkazy. Řízení běhu programu - řídicí struktury. Datový typ ukazatel. Funkce a procedury, návratový typ, formální a skutečné parametry, parametry volané hodnotou a referencí. Rozklad problému na podproblémy, procedurální přístup, rekurze. Jednorozměrná a vícerozměrná pole. Řetězce. Standardní vstup a výstup, funkce vstupu/výstupu, práce se soubory. Binární a textové soubory. Strukturované datové typy. Dynamické datové struktury. Modulární programování, hlavičkové soubory.</w:t>
+          <w:color w:val="FB9E00"/>
+          <w:spacing w:val="-1"/>
+          <w:lang w:val="cs-CZ"/>
+        </w:rPr>
+        <w:t>Algoritmus</w:t>
+      </w:r>
+      <w:r>
+        <w:rPr>
+          <w:rFonts w:eastAsia="Calibri" w:cs="Calibri"/>
+          <w:i/>
+          <w:spacing w:val="-1"/>
+          <w:lang w:val="cs-CZ"/>
+        </w:rPr>
+        <w:t xml:space="preserve">, program, proces. </w:t>
+      </w:r>
+      <w:r>
+        <w:rPr>
+          <w:rFonts w:eastAsia="Calibri" w:cs="Calibri"/>
+          <w:i/>
+          <w:color w:val="FB9E00"/>
+          <w:spacing w:val="-1"/>
+          <w:lang w:val="cs-CZ"/>
+        </w:rPr>
+        <w:t>Překladač, interpret,</w:t>
+      </w:r>
+      <w:r>
+        <w:rPr>
+          <w:rFonts w:eastAsia="Calibri" w:cs="Calibri"/>
+          <w:i/>
+          <w:spacing w:val="-1"/>
+          <w:lang w:val="cs-CZ"/>
+        </w:rPr>
+        <w:t xml:space="preserve"> preprocesor. Reprezentace dat v paměti počítače, </w:t>
+      </w:r>
+      <w:r>
+        <w:rPr>
+          <w:rFonts w:eastAsia="Calibri" w:cs="Calibri"/>
+          <w:i/>
+          <w:color w:val="FB9E00"/>
+          <w:spacing w:val="-1"/>
+          <w:lang w:val="cs-CZ"/>
+        </w:rPr>
+        <w:t>základní datové typy, proměnné, konstanty, přetypování.</w:t>
+      </w:r>
+      <w:r>
+        <w:rPr>
+          <w:rFonts w:eastAsia="Calibri" w:cs="Calibri"/>
+          <w:i/>
+          <w:spacing w:val="-1"/>
+          <w:lang w:val="cs-CZ"/>
+        </w:rPr>
+        <w:t xml:space="preserve"> Operátory a jejich priorita, výrazy. Základní příkazy. Řízení běhu programu - řídicí struktury. Datový typ ukazatel. Funkce a procedury, návratový typ, formální a skutečné parametry, parametry volané hodnotou a referencí. Rozklad problému na podproblémy, procedurální přístup, rekurze. Jednorozměrná a vícerozměrná pole. Řetězce. Standardní vstup a výstup, funkce vstupu/výstupu, práce se soubory. Binární a textové soubory. Strukturované datové typy. Dynamické datové struktury. Modulární programování, hlavičkové soubory.</w:t>
       </w:r>
     </w:p>
     <w:p>
@@ -5054,8 +5141,8 @@
       <w:szCs w:val="16"/>
     </w:rPr>
   </w:style>
-  <w:style w:type="numbering" w:styleId="Bezseznamuuser" w:default="1">
-    <w:name w:val="Bez seznamu (user)"/>
+  <w:style w:type="numbering" w:styleId="Bezseznamu" w:default="1">
+    <w:name w:val="Bez seznamu"/>
     <w:uiPriority w:val="99"/>
     <w:semiHidden/>
     <w:unhideWhenUsed/>

--- a/SZZ_okruhy_AI_2019-2020_2023.docx
+++ b/SZZ_okruhy_AI_2019-2020_2023.docx
@@ -67,17 +67,7 @@
           <w:spacing w:val="-1"/>
           <w:lang w:val="cs-CZ"/>
         </w:rPr>
-        <w:t>Algoritmy řazení výběrem (Select-sort), vkládáním (Insert-sort), zaměňováním (Buble-sort), řazení haldou (Heap-sort)</w:t>
-      </w:r>
-      <w:r>
-        <w:rPr>
-          <w:rFonts w:eastAsia="Calibri" w:cs="Calibri"/>
-          <w:i/>
-          <w:color w:val="FB9E00"/>
-          <w:spacing w:val="-1"/>
-          <w:lang w:val="cs-CZ"/>
-        </w:rPr>
-        <w:t>, přihrádkové řazení (Radix-sort, Caset-sort), řazení slučováním (Merge-sort), řazení dělením (Quick-sort).</w:t>
+        <w:t>Algoritmy řazení výběrem (Select-sort), vkládáním (Insert-sort), zaměňováním (Buble-sort), řazení haldou (Heap-sort), přihrádkové řazení (Radix-sort, Caset-sort), řazení slučováním (Merge-sort), řazení dělením (Quick-sort).</w:t>
       </w:r>
       <w:r>
         <w:rPr>
@@ -779,10 +769,20 @@
         <w:rPr>
           <w:rFonts w:eastAsia="Calibri" w:cs="Calibri"/>
           <w:i/>
-          <w:spacing w:val="-1"/>
-          <w:lang w:val="cs-CZ"/>
-        </w:rPr>
-        <w:t>Softwarový proces a jeho základní modely. Softwarové profese a týmy. Architektura software. Plánování softwarových projektů, techniky zobrazení plánů. Metody odhadu nákladů na informační systém. Fáze analýzy požadavků na informační systém. Objektová analýza, základní diagramy UML. Modelování procesů, modelování požadavků, katalog požadavků, funkční a nefunkční požadavky. Model jednání, aktéři, případy užití. Konceptuální analýza, modelování dat. Integritní omezení a jejich popis (OCL). Metodiky tvorby softwarových produktů, klasické, agilní. Modelem řízený vývoj, přímé a reverzní inženýrství, okružní jízda (round-trip). Zajištění kvality, softwarové metriky, analýza a řízení rizik, bezpečnost informačních systémů, testování.</w:t>
+          <w:color w:val="FB9E00"/>
+          <w:spacing w:val="-1"/>
+          <w:lang w:val="cs-CZ"/>
+        </w:rPr>
+        <w:t xml:space="preserve">Softwarový proces a jeho základní modely. </w:t>
+      </w:r>
+      <w:r>
+        <w:rPr>
+          <w:rFonts w:eastAsia="Calibri" w:cs="Calibri"/>
+          <w:i/>
+          <w:spacing w:val="-1"/>
+          <w:lang w:val="cs-CZ"/>
+        </w:rPr>
+        <w:t>Softwarové profese a týmy. Architektura software. Plánování softwarových projektů, techniky zobrazení plánů. Metody odhadu nákladů na informační systém. Fáze analýzy požadavků na informační systém. Objektová analýza, základní diagramy UML. Modelování procesů, modelování požadavků, katalog požadavků, funkční a nefunkční požadavky. Model jednání, aktéři, případy užití. Konceptuální analýza, modelování dat. Integritní omezení a jejich popis (OCL). Metodiky tvorby softwarových produktů, klasické, agilní. Modelem řízený vývoj, přímé a reverzní inženýrství, okružní jízda (round-trip). Zajištění kvality, softwarové metriky, analýza a řízení rizik, bezpečnost informačních systémů, testování.</w:t>
       </w:r>
     </w:p>
     <w:p>
@@ -2157,8 +2157,8 @@
       <w:szCs w:val="16"/>
     </w:rPr>
   </w:style>
-  <w:style w:type="numbering" w:styleId="Bezseznamuuser" w:default="1">
-    <w:name w:val="Bez seznamu (user)"/>
+  <w:style w:type="numbering" w:styleId="Bezseznamu" w:default="1">
+    <w:name w:val="Bez seznamu"/>
     <w:uiPriority w:val="99"/>
     <w:semiHidden/>
     <w:unhideWhenUsed/>

--- a/SZZ_okruhy_AI_2019-2020_2023.docx
+++ b/SZZ_okruhy_AI_2019-2020_2023.docx
@@ -779,10 +779,39 @@
         <w:rPr>
           <w:rFonts w:eastAsia="Calibri" w:cs="Calibri"/>
           <w:i/>
-          <w:spacing w:val="-1"/>
-          <w:lang w:val="cs-CZ"/>
-        </w:rPr>
-        <w:t>Softwarové profese a týmy. Architektura software. Plánování softwarových projektů, techniky zobrazení plánů. Metody odhadu nákladů na informační systém. Fáze analýzy požadavků na informační systém. Objektová analýza, základní diagramy UML. Modelování procesů, modelování požadavků, katalog požadavků, funkční a nefunkční požadavky. Model jednání, aktéři, případy užití. Konceptuální analýza, modelování dat. Integritní omezení a jejich popis (OCL). Metodiky tvorby softwarových produktů, klasické, agilní. Modelem řízený vývoj, přímé a reverzní inženýrství, okružní jízda (round-trip). Zajištění kvality, softwarové metriky, analýza a řízení rizik, bezpečnost informačních systémů, testování.</w:t>
+          <w:color w:val="FB9E00"/>
+          <w:spacing w:val="-1"/>
+          <w:lang w:val="cs-CZ"/>
+        </w:rPr>
+        <w:t>Softwarové profese a týmy.</w:t>
+      </w:r>
+      <w:r>
+        <w:rPr>
+          <w:rFonts w:eastAsia="Calibri" w:cs="Calibri"/>
+          <w:i/>
+          <w:spacing w:val="-1"/>
+          <w:lang w:val="cs-CZ"/>
+        </w:rPr>
+        <w:t xml:space="preserve"> </w:t>
+      </w:r>
+      <w:r>
+        <w:rPr>
+          <w:rFonts w:eastAsia="Calibri" w:cs="Calibri"/>
+          <w:i/>
+          <w:color w:val="FB9E00"/>
+          <w:spacing w:val="-1"/>
+          <w:lang w:val="cs-CZ"/>
+        </w:rPr>
+        <w:t>Architektura software. Plánování softwarových projektů, techniky zobrazení plánů. Metody odhadu nákladů na informační systém. Fáze analýzy požadavků na informační systém. Objektová analýza, základní diagramy UML.</w:t>
+      </w:r>
+      <w:r>
+        <w:rPr>
+          <w:rFonts w:eastAsia="Calibri" w:cs="Calibri"/>
+          <w:i/>
+          <w:spacing w:val="-1"/>
+          <w:lang w:val="cs-CZ"/>
+        </w:rPr>
+        <w:t xml:space="preserve"> Modelování procesů, modelování požadavků, katalog požadavků, funkční a nefunkční požadavky. Model jednání, aktéři, případy užití. Konceptuální analýza, modelování dat. Integritní omezení a jejich popis (OCL). Metodiky tvorby softwarových produktů, klasické, agilní. Modelem řízený vývoj, přímé a reverzní inženýrství, okružní jízda (round-trip). Zajištění kvality, softwarové metriky, analýza a řízení rizik, bezpečnost informačních systémů, testování.</w:t>
       </w:r>
     </w:p>
     <w:p>
@@ -2157,8 +2186,8 @@
       <w:szCs w:val="16"/>
     </w:rPr>
   </w:style>
-  <w:style w:type="numbering" w:styleId="Bezseznamu" w:default="1">
-    <w:name w:val="Bez seznamu"/>
+  <w:style w:type="numbering" w:styleId="Bezseznamuuser" w:default="1">
+    <w:name w:val="Bez seznamu (user)"/>
     <w:uiPriority w:val="99"/>
     <w:semiHidden/>
     <w:unhideWhenUsed/>

--- a/SZZ_okruhy_AI_2019-2020_2023.docx
+++ b/SZZ_okruhy_AI_2019-2020_2023.docx
@@ -373,10 +373,58 @@
         <w:rPr>
           <w:rFonts w:eastAsia="Calibri" w:cs="Calibri"/>
           <w:i/>
-          <w:spacing w:val="-1"/>
-          <w:lang w:val="cs-CZ"/>
-        </w:rPr>
-        <w:t>Chomského hierarchie, teorie formálních jazyků a gramatik, návaznost na teorii automatů (konečné automaty, zásobníkové automaty, Turingův stroj). Bezkontextové jazyky a jejich modely (zásobníkové automaty, bezkontextové gramatiky). Struktura překladače a charakteristika fází překladu (</w:t>
+          <w:color w:val="FB9E00"/>
+          <w:spacing w:val="-1"/>
+          <w:lang w:val="cs-CZ"/>
+        </w:rPr>
+        <w:t>Chomského hierarchie, teorie formálních jazyků a gramatik, návaznost na teorii automatů (konečné automaty,</w:t>
+      </w:r>
+      <w:r>
+        <w:rPr>
+          <w:rFonts w:eastAsia="Calibri" w:cs="Calibri"/>
+          <w:i/>
+          <w:spacing w:val="-1"/>
+          <w:lang w:val="cs-CZ"/>
+        </w:rPr>
+        <w:t xml:space="preserve"> </w:t>
+      </w:r>
+      <w:r>
+        <w:rPr>
+          <w:rFonts w:eastAsia="Calibri" w:cs="Calibri"/>
+          <w:i/>
+          <w:color w:val="FB9E00"/>
+          <w:spacing w:val="-1"/>
+          <w:lang w:val="cs-CZ"/>
+        </w:rPr>
+        <w:t>zásobníkové automaty, Turingův stroj).</w:t>
+      </w:r>
+      <w:r>
+        <w:rPr>
+          <w:rFonts w:eastAsia="Calibri" w:cs="Calibri"/>
+          <w:i/>
+          <w:spacing w:val="-1"/>
+          <w:lang w:val="cs-CZ"/>
+        </w:rPr>
+        <w:t xml:space="preserve"> Bezkontextové jazyky a jejich modely </w:t>
+      </w:r>
+      <w:r>
+        <w:rPr>
+          <w:rFonts w:eastAsia="Calibri" w:cs="Calibri"/>
+          <w:i/>
+          <w:color w:val="FB9E00"/>
+          <w:spacing w:val="-1"/>
+          <w:lang w:val="cs-CZ"/>
+        </w:rPr>
+        <w:t>(zásobníkové automaty, bezkontextové gramatiky).</w:t>
+      </w:r>
+      <w:r>
+        <w:rPr>
+          <w:rFonts w:eastAsia="Calibri" w:cs="Calibri"/>
+          <w:i/>
+          <w:spacing w:val="-1"/>
+          <w:lang w:val="cs-CZ"/>
+        </w:rPr>
+        <w:t xml:space="preserve"> Struktura překladače a charakteristika fází překladu (</w:t>
       </w:r>
       <w:r>
         <w:rPr>
@@ -773,17 +821,7 @@
           <w:spacing w:val="-1"/>
           <w:lang w:val="cs-CZ"/>
         </w:rPr>
-        <w:t xml:space="preserve">Softwarový proces a jeho základní modely. </w:t>
-      </w:r>
-      <w:r>
-        <w:rPr>
-          <w:rFonts w:eastAsia="Calibri" w:cs="Calibri"/>
-          <w:i/>
-          <w:color w:val="FB9E00"/>
-          <w:spacing w:val="-1"/>
-          <w:lang w:val="cs-CZ"/>
-        </w:rPr>
-        <w:t>Softwarové profese a týmy.</w:t>
+        <w:t>Softwarový proces a jeho základní modely. Softwarové profese a týmy.</w:t>
       </w:r>
       <w:r>
         <w:rPr>
@@ -2186,8 +2224,8 @@
       <w:szCs w:val="16"/>
     </w:rPr>
   </w:style>
-  <w:style w:type="numbering" w:styleId="Bezseznamuuser" w:default="1">
-    <w:name w:val="Bez seznamu (user)"/>
+  <w:style w:type="numbering" w:styleId="Bezseznamu" w:default="1">
+    <w:name w:val="Bez seznamu"/>
     <w:uiPriority w:val="99"/>
     <w:semiHidden/>
     <w:unhideWhenUsed/>

--- a/SZZ_okruhy_AI_2019-2020_2023.docx
+++ b/SZZ_okruhy_AI_2019-2020_2023.docx
@@ -405,7 +405,26 @@
           <w:spacing w:val="-1"/>
           <w:lang w:val="cs-CZ"/>
         </w:rPr>
-        <w:t xml:space="preserve"> Bezkontextové jazyky a jejich modely </w:t>
+        <w:t xml:space="preserve"> </w:t>
+      </w:r>
+      <w:r>
+        <w:rPr>
+          <w:rFonts w:eastAsia="Calibri" w:cs="Calibri"/>
+          <w:i/>
+          <w:color w:val="FB9E00"/>
+          <w:spacing w:val="-1"/>
+          <w:lang w:val="cs-CZ"/>
+        </w:rPr>
+        <w:t>Bezkontextové jazyky a jejich modely</w:t>
+      </w:r>
+      <w:r>
+        <w:rPr>
+          <w:rFonts w:eastAsia="Calibri" w:cs="Calibri"/>
+          <w:i/>
+          <w:spacing w:val="-1"/>
+          <w:lang w:val="cs-CZ"/>
+        </w:rPr>
+        <w:t xml:space="preserve"> </w:t>
       </w:r>
       <w:r>
         <w:rPr>
@@ -1442,10 +1461,134 @@
         <w:rPr>
           <w:rFonts w:eastAsia="Calibri" w:cs="Calibri"/>
           <w:i/>
-          <w:spacing w:val="-1"/>
-          <w:lang w:val="cs-CZ"/>
-        </w:rPr>
-        <w:t>Proces vytvoření informačního systému. Složení IS (komponenty), vlastnosti IS, implementační typy IS, vývoj a projektování IS, fáze vývoje IS, objektový přístup k IS, vývojové fáze. Model technické infrastruktury informačního systému. Automatizovaný sběr dat, technologie následného zpracování údajů v informačním systému. Podpora projektových činností prostřednictvím informačních systémů, podpora v rozhodování. Životní cyklus informačního systému. Základní principy podnikových aplikací kategorie ERP, CRM, SCM. Softwarové technologie pro realizaci informačních systémů.</w:t>
+          <w:color w:val="FB9E00"/>
+          <w:spacing w:val="-1"/>
+          <w:lang w:val="cs-CZ"/>
+        </w:rPr>
+        <w:t>Proces vytvoření informačního systému.</w:t>
+      </w:r>
+      <w:r>
+        <w:rPr>
+          <w:rFonts w:eastAsia="Calibri" w:cs="Calibri"/>
+          <w:i/>
+          <w:spacing w:val="-1"/>
+          <w:lang w:val="cs-CZ"/>
+        </w:rPr>
+        <w:t xml:space="preserve"> </w:t>
+      </w:r>
+      <w:r>
+        <w:rPr>
+          <w:rFonts w:eastAsia="Calibri" w:cs="Calibri"/>
+          <w:i/>
+          <w:color w:val="FB9E00"/>
+          <w:spacing w:val="-1"/>
+          <w:lang w:val="cs-CZ"/>
+        </w:rPr>
+        <w:t xml:space="preserve">Složení IS (komponenty), </w:t>
+      </w:r>
+      <w:r>
+        <w:rPr>
+          <w:rFonts w:eastAsia="Calibri" w:cs="Calibri"/>
+          <w:i/>
+          <w:spacing w:val="-1"/>
+          <w:lang w:val="cs-CZ"/>
+        </w:rPr>
+        <w:t xml:space="preserve">vlastnosti IS, </w:t>
+      </w:r>
+      <w:r>
+        <w:rPr>
+          <w:rFonts w:eastAsia="Calibri" w:cs="Calibri"/>
+          <w:i/>
+          <w:color w:val="FB9E00"/>
+          <w:spacing w:val="-1"/>
+          <w:lang w:val="cs-CZ"/>
+        </w:rPr>
+        <w:t>implementační typy IS,</w:t>
+      </w:r>
+      <w:r>
+        <w:rPr>
+          <w:rFonts w:eastAsia="Calibri" w:cs="Calibri"/>
+          <w:i/>
+          <w:spacing w:val="-1"/>
+          <w:lang w:val="cs-CZ"/>
+        </w:rPr>
+        <w:t xml:space="preserve"> </w:t>
+      </w:r>
+      <w:r>
+        <w:rPr>
+          <w:rFonts w:eastAsia="Calibri" w:cs="Calibri"/>
+          <w:i/>
+          <w:color w:val="FB9E00"/>
+          <w:spacing w:val="-1"/>
+          <w:lang w:val="cs-CZ"/>
+        </w:rPr>
+        <w:t>vývoj a projektování IS, fáze vývoje IS,</w:t>
+      </w:r>
+      <w:r>
+        <w:rPr>
+          <w:rFonts w:eastAsia="Calibri" w:cs="Calibri"/>
+          <w:i/>
+          <w:spacing w:val="-1"/>
+          <w:lang w:val="cs-CZ"/>
+        </w:rPr>
+        <w:t xml:space="preserve"> objektový přístup k IS, </w:t>
+      </w:r>
+      <w:r>
+        <w:rPr>
+          <w:rFonts w:eastAsia="Calibri" w:cs="Calibri"/>
+          <w:i/>
+          <w:color w:val="FB9E00"/>
+          <w:spacing w:val="-1"/>
+          <w:lang w:val="cs-CZ"/>
+        </w:rPr>
+        <w:t>vývojové fáze.</w:t>
+      </w:r>
+      <w:r>
+        <w:rPr>
+          <w:rFonts w:eastAsia="Calibri" w:cs="Calibri"/>
+          <w:i/>
+          <w:spacing w:val="-1"/>
+          <w:lang w:val="cs-CZ"/>
+        </w:rPr>
+        <w:t xml:space="preserve"> Model technické infrastruktury informačního systému. Automatizovaný sběr dat, technologie následného zpracování údajů v informačním systému. Podpora projektových činností prostřednictvím informačních systémů, podpora v rozhodování. </w:t>
+      </w:r>
+      <w:r>
+        <w:rPr>
+          <w:rFonts w:eastAsia="Calibri" w:cs="Calibri"/>
+          <w:i/>
+          <w:color w:val="FB9E00"/>
+          <w:spacing w:val="-1"/>
+          <w:lang w:val="cs-CZ"/>
+        </w:rPr>
+        <w:t>Životní cyklus informačního systému. Základní principy podnikových aplikací kategorie</w:t>
+      </w:r>
+      <w:r>
+        <w:rPr>
+          <w:rFonts w:eastAsia="Calibri" w:cs="Calibri"/>
+          <w:i/>
+          <w:spacing w:val="-1"/>
+          <w:lang w:val="cs-CZ"/>
+        </w:rPr>
+        <w:t xml:space="preserve"> </w:t>
+      </w:r>
+      <w:r>
+        <w:rPr>
+          <w:rFonts w:eastAsia="Calibri" w:cs="Calibri"/>
+          <w:i/>
+          <w:color w:val="FB9E00"/>
+          <w:spacing w:val="-1"/>
+          <w:lang w:val="cs-CZ"/>
+        </w:rPr>
+        <w:t xml:space="preserve">ERP, CRM, SCM. </w:t>
+      </w:r>
+      <w:r>
+        <w:rPr>
+          <w:rFonts w:eastAsia="Calibri" w:cs="Calibri"/>
+          <w:i/>
+          <w:spacing w:val="-1"/>
+          <w:lang w:val="cs-CZ"/>
+        </w:rPr>
+        <w:t>Softwarové technologie pro realizaci informačních systémů.</w:t>
       </w:r>
     </w:p>
     <w:p>

--- a/SZZ_okruhy_AI_2019-2020_2023.docx
+++ b/SZZ_okruhy_AI_2019-2020_2023.docx
@@ -213,6 +213,7 @@
     <w:p>
       <w:pPr>
         <w:pStyle w:val="Normal"/>
+        <w:bidi w:val="0"/>
         <w:spacing w:before="0" w:after="0"/>
         <w:ind w:start="116" w:end="49"/>
         <w:jc w:val="both"/>
@@ -227,10 +228,97 @@
         <w:rPr>
           <w:rFonts w:eastAsia="Calibri" w:cs="Calibri"/>
           <w:i/>
-          <w:spacing w:val="-1"/>
-          <w:lang w:val="cs-CZ"/>
-        </w:rPr>
-        <w:t>Množiny (intuitivní definice, podmnožiny, operace s množinami a jejich vlastnosti, mohutnost množin). Relace (definice, inverzní relace, relace na množině a jejich vlastnosti, ekvivalence, uspořádání). Zobrazení (definice, vlastnosti). Výroková logika (výrok, logické spojky, formule a pravdivostní ohodnocení, tautologie a kontradikce, de Morganovy zákony, negace formulí, sémantický důsledek, CNF/DNF). Predikátová logika (rozdíly oproti výrokové logice, syntaxe a sémantika, interpretace, sémantický důsledek). Neorientované grafy (definice a základní pojmy, isomorfismus, stupeň uzlu, sledy v grafu, souvislost grafu, stromy a kostry). Orientované grafy (definice a základní pojmy, sledy v orientovaném grafu, silná souvislost, stupně uzlu). Vlastnosti grafů (pokrytí, Eulerův graf, vzdálenost na grafu). Kořenové stromy (definice, hloubka, pravidelné a binární stromy). Reprezentace grafů v paměti (matice incidence, matice sousednosti, spojová reprezentace). Základní grafové algoritmy (prohledávání do šířky a do hloubky, určení minimální kostry, Huffmanův kód, Dijkstrův algoritmus).</w:t>
+          <w:color w:val="FB9E00"/>
+          <w:spacing w:val="-1"/>
+          <w:lang w:val="cs-CZ"/>
+        </w:rPr>
+        <w:t>Množiny (intuitivní definice, podmnožiny, operace s množinami a jejich vlastnosti, mohutnost množin).</w:t>
+      </w:r>
+      <w:r>
+        <w:rPr>
+          <w:rFonts w:eastAsia="Calibri" w:cs="Calibri"/>
+          <w:i/>
+          <w:spacing w:val="-1"/>
+          <w:lang w:val="cs-CZ"/>
+        </w:rPr>
+        <w:t xml:space="preserve"> </w:t>
+      </w:r>
+      <w:r>
+        <w:rPr>
+          <w:rFonts w:eastAsia="Calibri" w:cs="Calibri"/>
+          <w:i/>
+          <w:color w:val="FB9E00"/>
+          <w:spacing w:val="-1"/>
+          <w:lang w:val="cs-CZ"/>
+        </w:rPr>
+        <w:t>Relace (definice, inverzní relace, relace na množině a jejich vlastnosti, ekvivalence, uspořádání). Zobrazení (definice, vlastnosti).</w:t>
+      </w:r>
+      <w:r>
+        <w:rPr>
+          <w:rFonts w:eastAsia="Calibri" w:cs="Calibri"/>
+          <w:i/>
+          <w:color w:val="FB9E00"/>
+          <w:spacing w:val="-1"/>
+          <w:lang w:val="cs-CZ"/>
+        </w:rPr>
+        <w:t xml:space="preserve"> Výroková logika (výrok, logické spojky, formule a pravdivostní ohodnocení, tautologie a kontradikce, de Morganovy zákony, negace formulí, sémantický důsledek, CNF/DNF).</w:t>
+      </w:r>
+      <w:r>
+        <w:rPr>
+          <w:rFonts w:eastAsia="Calibri" w:cs="Calibri"/>
+          <w:i/>
+          <w:spacing w:val="-1"/>
+          <w:lang w:val="cs-CZ"/>
+        </w:rPr>
+        <w:t xml:space="preserve"> </w:t>
+      </w:r>
+      <w:r>
+        <w:rPr>
+          <w:rFonts w:eastAsia="Calibri" w:cs="Calibri"/>
+          <w:i/>
+          <w:color w:val="FB9E00"/>
+          <w:spacing w:val="-1"/>
+          <w:lang w:val="cs-CZ"/>
+        </w:rPr>
+        <w:t>Predikátová logika (rozdíly oproti výrokové logice, syntaxe a sémantika, interpretace, sémantický důsledek).</w:t>
+      </w:r>
+      <w:r>
+        <w:rPr>
+          <w:rFonts w:eastAsia="Calibri" w:cs="Calibri"/>
+          <w:i/>
+          <w:spacing w:val="-1"/>
+          <w:lang w:val="cs-CZ"/>
+        </w:rPr>
+        <w:t xml:space="preserve"> Neorientované grafy (definice a základní pojmy, isomorfismus, stupeň uzlu, sledy v grafu, souvislost grafu, stromy a kostry). Orientované grafy (definice a základní pojmy, sledy v orientovaném grafu, silná souvislost, stupně uzlu). Vlastnosti grafů (pokrytí, Eulerův graf, vzdálenost na grafu). Kořenové stromy (definice, hloubka, pravidelné a binární stromy). </w:t>
+      </w:r>
+      <w:r>
+        <w:rPr>
+          <w:rFonts w:eastAsia="Calibri" w:cs="Calibri"/>
+          <w:i/>
+          <w:color w:val="FB9E00"/>
+          <w:spacing w:val="-1"/>
+          <w:lang w:val="cs-CZ"/>
+        </w:rPr>
+        <w:t>Reprezentace grafů v paměti (matice incidence, matice sousednosti, spojová reprezentace).</w:t>
+      </w:r>
+      <w:r>
+        <w:rPr>
+          <w:rFonts w:eastAsia="Calibri" w:cs="Calibri"/>
+          <w:i/>
+          <w:spacing w:val="-1"/>
+          <w:lang w:val="cs-CZ"/>
+        </w:rPr>
+        <w:t xml:space="preserve"> Základní grafové algoritmy (prohledávání do šířky a do hloubky, určení minimální kostry, Huffmanův kód, </w:t>
+      </w:r>
+      <w:r>
+        <w:rPr>
+          <w:rFonts w:eastAsia="Calibri" w:cs="Calibri"/>
+          <w:i/>
+          <w:color w:val="FB9E00"/>
+          <w:spacing w:val="-1"/>
+          <w:lang w:val="cs-CZ"/>
+        </w:rPr>
+        <w:t>Dijkstrův algoritmus).</w:t>
       </w:r>
     </w:p>
     <w:p>
@@ -308,7 +396,17 @@
           <w:spacing w:val="-1"/>
           <w:lang w:val="cs-CZ"/>
         </w:rPr>
-        <w:t xml:space="preserve"> Přidělování procesoru (jednotlivé stavy přidělování procesoru, funkce modulu přidělování procesoru, způsoby přidělování v multiprogramovém systému). Přidělování paměti (adresování paměti, funkce modulu přidělování paměti, stránkování na žádost). Systém souborů, úkoly, úrovně, charakteristika souborových systémů FAT32, NTFS, EXT2 (výhody, práva, použití, způsob ukládání souborů).</w:t>
+        <w:t xml:space="preserve"> </w:t>
+      </w:r>
+      <w:r>
+        <w:rPr>
+          <w:rFonts w:eastAsia="Calibri" w:cs="Calibri"/>
+          <w:i/>
+          <w:color w:val="FB9E00"/>
+          <w:spacing w:val="-1"/>
+          <w:lang w:val="cs-CZ"/>
+        </w:rPr>
+        <w:t>Přidělování procesoru (jednotlivé stavy přidělování procesoru, funkce modulu přidělování procesoru, způsoby přidělování v multiprogramovém systému). Přidělování paměti (adresování paměti, funkce modulu přidělování paměti, stránkování na žádost). Systém souborů, úkoly, úrovně, charakteristika souborových systémů FAT32, NTFS, EXT2 (výhody, práva, použití, způsob ukládání souborů).</w:t>
       </w:r>
     </w:p>
     <w:p>
@@ -550,54 +648,45 @@
           <w:spacing w:val="-1"/>
           <w:lang w:val="cs-CZ"/>
         </w:rPr>
-        <w:t>Algoritmus</w:t>
-      </w:r>
-      <w:r>
-        <w:rPr>
-          <w:rFonts w:eastAsia="Calibri" w:cs="Calibri"/>
-          <w:i/>
-          <w:spacing w:val="-1"/>
-          <w:lang w:val="cs-CZ"/>
-        </w:rPr>
-        <w:t xml:space="preserve">, program, proces. </w:t>
-      </w:r>
-      <w:r>
-        <w:rPr>
-          <w:rFonts w:eastAsia="Calibri" w:cs="Calibri"/>
-          <w:i/>
-          <w:color w:val="FB9E00"/>
-          <w:spacing w:val="-1"/>
-          <w:lang w:val="cs-CZ"/>
-        </w:rPr>
-        <w:t>Překladač, interpret,</w:t>
-      </w:r>
-      <w:r>
-        <w:rPr>
-          <w:rFonts w:eastAsia="Calibri" w:cs="Calibri"/>
-          <w:i/>
-          <w:spacing w:val="-1"/>
-          <w:lang w:val="cs-CZ"/>
-        </w:rPr>
-        <w:t xml:space="preserve"> preprocesor. Reprezentace dat v paměti počítače, </w:t>
-      </w:r>
-      <w:r>
-        <w:rPr>
-          <w:rFonts w:eastAsia="Calibri" w:cs="Calibri"/>
-          <w:i/>
-          <w:color w:val="FB9E00"/>
-          <w:spacing w:val="-1"/>
-          <w:lang w:val="cs-CZ"/>
-        </w:rPr>
-        <w:t>základní datové typy, proměnné, konstanty, přetypování.</w:t>
-      </w:r>
-      <w:r>
-        <w:rPr>
-          <w:rFonts w:eastAsia="Calibri" w:cs="Calibri"/>
-          <w:i/>
-          <w:spacing w:val="-1"/>
-          <w:lang w:val="cs-CZ"/>
-        </w:rPr>
-        <w:t xml:space="preserve"> Operátory a jejich priorita, výrazy. Základní příkazy. Řízení běhu programu - řídicí struktury. Datový typ ukazatel. Funkce a procedury, návratový typ, formální a skutečné parametry, parametry volané hodnotou a referencí. Rozklad problému na podproblémy, procedurální přístup, rekurze. Jednorozměrná a vícerozměrná pole. Řetězce. Standardní vstup a výstup, funkce vstupu/výstupu, práce se soubory. Binární a textové soubory. Strukturované datové typy. Dynamické datové struktury. Modulární programování, hlavičkové soubory.</w:t>
+        <w:t>Algoritmus, program, proces. Překladač, interpret, preprocesor. Reprezentace dat v paměti počítače, základní datové typy, proměnné, konstanty, přetypování.</w:t>
+      </w:r>
+      <w:r>
+        <w:rPr>
+          <w:rFonts w:eastAsia="Calibri" w:cs="Calibri"/>
+          <w:i/>
+          <w:spacing w:val="-1"/>
+          <w:lang w:val="cs-CZ"/>
+        </w:rPr>
+        <w:t xml:space="preserve"> </w:t>
+      </w:r>
+      <w:r>
+        <w:rPr>
+          <w:rFonts w:eastAsia="Calibri" w:cs="Calibri"/>
+          <w:i/>
+          <w:color w:val="FB9E00"/>
+          <w:spacing w:val="-1"/>
+          <w:lang w:val="cs-CZ"/>
+        </w:rPr>
+        <w:t>Operátory a jejich priorita, výrazy. Základní příkazy. Řízení běhu programu - řídicí struktury. Datový typ ukazatel. Funkce a procedury, návratový typ, formální a skutečné parametry, parametry volané hodnotou a referencí. Rozklad problému na podproblémy, procedurální přístup, rekurze. Jednorozměrná a vícerozměrná pole. Řetězce. Standardní vstup a výstup, funkce vstupu/výstupu, práce se soubory. Binární a textové soubory.</w:t>
+      </w:r>
+      <w:r>
+        <w:rPr>
+          <w:rFonts w:eastAsia="Calibri" w:cs="Calibri"/>
+          <w:i/>
+          <w:spacing w:val="-1"/>
+          <w:lang w:val="cs-CZ"/>
+        </w:rPr>
+        <w:t xml:space="preserve"> </w:t>
+      </w:r>
+      <w:r>
+        <w:rPr>
+          <w:rFonts w:eastAsia="Calibri" w:cs="Calibri"/>
+          <w:i/>
+          <w:color w:val="FB9E00"/>
+          <w:spacing w:val="-1"/>
+          <w:lang w:val="cs-CZ"/>
+        </w:rPr>
+        <w:t>Strukturované datové typy. Dynamické datové struktury. Modulární programování, hlavičkové soubory.</w:t>
       </w:r>
     </w:p>
     <w:p>
@@ -749,10 +838,77 @@
         <w:rPr>
           <w:rFonts w:eastAsia="Calibri" w:cs="Calibri"/>
           <w:i/>
-          <w:spacing w:val="-1"/>
-          <w:lang w:val="cs-CZ"/>
-        </w:rPr>
-        <w:t xml:space="preserve">Principy objektového programování, třídy a jejich použití. Struktura objektu, atributy a metody. Dynamický charakter objektu, konstruktor, destruktor, instance třídy. Kopírovací a přesunující operace. Přetěžování metod, přetěžování operátorů. Dědičnost, hierarchie tříd, kompozice. Abstraktní třídy, polymorfismus, virtuální metody. Výjimky a jejich zpracování. </w:t>
+          <w:color w:val="FB9E00"/>
+          <w:spacing w:val="-1"/>
+          <w:lang w:val="cs-CZ"/>
+        </w:rPr>
+        <w:t>Principy objektového programování, třídy a jejich použití. Struktura objektu, atributy a metody.</w:t>
+      </w:r>
+      <w:r>
+        <w:rPr>
+          <w:rFonts w:eastAsia="Calibri" w:cs="Calibri"/>
+          <w:i/>
+          <w:spacing w:val="-1"/>
+          <w:lang w:val="cs-CZ"/>
+        </w:rPr>
+        <w:t xml:space="preserve"> Dynamický charakter objektu, </w:t>
+      </w:r>
+      <w:r>
+        <w:rPr>
+          <w:rFonts w:eastAsia="Calibri" w:cs="Calibri"/>
+          <w:i/>
+          <w:color w:val="FB9E00"/>
+          <w:spacing w:val="-1"/>
+          <w:lang w:val="cs-CZ"/>
+        </w:rPr>
+        <w:t>konstruktor, destruktor, instance třídy.</w:t>
+      </w:r>
+      <w:r>
+        <w:rPr>
+          <w:rFonts w:eastAsia="Calibri" w:cs="Calibri"/>
+          <w:i/>
+          <w:spacing w:val="-1"/>
+          <w:lang w:val="cs-CZ"/>
+        </w:rPr>
+        <w:t xml:space="preserve"> Kopírovací a přesunující operace. </w:t>
+      </w:r>
+      <w:r>
+        <w:rPr>
+          <w:rFonts w:eastAsia="Calibri" w:cs="Calibri"/>
+          <w:i/>
+          <w:color w:val="FB9E00"/>
+          <w:spacing w:val="-1"/>
+          <w:lang w:val="cs-CZ"/>
+        </w:rPr>
+        <w:t>Přetěžování metod, přetěžování operátorů. Dědičnost, hierarchie tříd,</w:t>
+      </w:r>
+      <w:r>
+        <w:rPr>
+          <w:rFonts w:eastAsia="Calibri" w:cs="Calibri"/>
+          <w:i/>
+          <w:spacing w:val="-1"/>
+          <w:lang w:val="cs-CZ"/>
+        </w:rPr>
+        <w:t xml:space="preserve"> kompozice. </w:t>
+      </w:r>
+      <w:r>
+        <w:rPr>
+          <w:rFonts w:eastAsia="Calibri" w:cs="Calibri"/>
+          <w:i/>
+          <w:color w:val="FB9E00"/>
+          <w:spacing w:val="-1"/>
+          <w:lang w:val="cs-CZ"/>
+        </w:rPr>
+        <w:t>Abstraktní třídy, polymorfismus,</w:t>
+      </w:r>
+      <w:r>
+        <w:rPr>
+          <w:rFonts w:eastAsia="Calibri" w:cs="Calibri"/>
+          <w:i/>
+          <w:spacing w:val="-1"/>
+          <w:lang w:val="cs-CZ"/>
+        </w:rPr>
+        <w:t xml:space="preserve"> virtuální metody. Výjimky a jejich zpracování. </w:t>
       </w:r>
       <w:r>
         <w:rPr>
@@ -868,7 +1024,55 @@
           <w:spacing w:val="-1"/>
           <w:lang w:val="cs-CZ"/>
         </w:rPr>
-        <w:t xml:space="preserve"> Modelování procesů, modelování požadavků, katalog požadavků, funkční a nefunkční požadavky. Model jednání, aktéři, případy užití. Konceptuální analýza, modelování dat. Integritní omezení a jejich popis (OCL). Metodiky tvorby softwarových produktů, klasické, agilní. Modelem řízený vývoj, přímé a reverzní inženýrství, okružní jízda (round-trip). Zajištění kvality, softwarové metriky, analýza a řízení rizik, bezpečnost informačních systémů, testování.</w:t>
+        <w:t xml:space="preserve"> </w:t>
+      </w:r>
+      <w:r>
+        <w:rPr>
+          <w:rFonts w:eastAsia="Calibri" w:cs="Calibri"/>
+          <w:i/>
+          <w:color w:val="FB9E00"/>
+          <w:spacing w:val="-1"/>
+          <w:lang w:val="cs-CZ"/>
+        </w:rPr>
+        <w:t>Modelování procesů, modelování požadavků, katalog požadavků, funkční a nefunkční požadavky. Model jednání, aktéři, případy užití. Konceptuální analýza, modelování dat.</w:t>
+      </w:r>
+      <w:r>
+        <w:rPr>
+          <w:rFonts w:eastAsia="Calibri" w:cs="Calibri"/>
+          <w:i/>
+          <w:spacing w:val="-1"/>
+          <w:lang w:val="cs-CZ"/>
+        </w:rPr>
+        <w:t xml:space="preserve"> </w:t>
+      </w:r>
+      <w:r>
+        <w:rPr>
+          <w:rFonts w:eastAsia="Calibri" w:cs="Calibri"/>
+          <w:i/>
+          <w:color w:val="FB9E00"/>
+          <w:spacing w:val="-1"/>
+          <w:lang w:val="cs-CZ"/>
+        </w:rPr>
+        <w:t>Integritní omezení a jejich popis (OCL). Metodiky tvorby softwarových produktů, klasické, agilní. Modelem řízený vývoj, přímé a reverzní inženýrství, okružní jízda (round-trip).</w:t>
+      </w:r>
+      <w:r>
+        <w:rPr>
+          <w:rFonts w:eastAsia="Calibri" w:cs="Calibri"/>
+          <w:i/>
+          <w:spacing w:val="-1"/>
+          <w:lang w:val="cs-CZ"/>
+        </w:rPr>
+        <w:t xml:space="preserve"> </w:t>
+      </w:r>
+      <w:r>
+        <w:rPr>
+          <w:rFonts w:eastAsia="Calibri" w:cs="Calibri"/>
+          <w:i/>
+          <w:color w:val="FB9E00"/>
+          <w:spacing w:val="-1"/>
+          <w:lang w:val="cs-CZ"/>
+        </w:rPr>
+        <w:t>Zajištění kvality, softwarové metriky, analýza a řízení rizik, bezpečnost informačních systémů, testování.</w:t>
       </w:r>
     </w:p>
     <w:p>
@@ -933,10 +1137,20 @@
         <w:rPr>
           <w:rFonts w:eastAsia="Calibri" w:cs="Calibri"/>
           <w:i/>
-          <w:spacing w:val="-1"/>
-          <w:lang w:val="cs-CZ"/>
-        </w:rPr>
-        <w:t>Rozdíl mezi tradičními, agilními a extrémními způsoby řízení projektů. Charakteristika agilních metod vývoje SW a jejich srovnání s tradičními (plánovacími) a formálními přístupy. Způsoby získávání, formalizace a dokumentace zákaznických požadavků. Extrémní programování (XP). Scrum, scrumban. Procesní zlepšování v oblasti vývoje SW. IT management v organizacích, ITIL.</w:t>
+          <w:color w:val="FB9E00"/>
+          <w:spacing w:val="-1"/>
+          <w:lang w:val="cs-CZ"/>
+        </w:rPr>
+        <w:t>Rozdíl mezi tradičními, agilními a extrémními způsoby řízení projektů. Charakteristika agilních metod vývoje SW a jejich srovnání s tradičními (plánovacími) a formálními přístupy. Způsoby získávání, formalizace a dokumentace zákaznických požadavků. Extrémní programování (XP). Scrum, scrumban. Procesní zlepšování v oblasti vývoje SW.</w:t>
+      </w:r>
+      <w:r>
+        <w:rPr>
+          <w:rFonts w:eastAsia="Calibri" w:cs="Calibri"/>
+          <w:i/>
+          <w:spacing w:val="-1"/>
+          <w:lang w:val="cs-CZ"/>
+        </w:rPr>
+        <w:t xml:space="preserve"> IT management v organizacích, ITIL.</w:t>
       </w:r>
     </w:p>
     <w:p>
@@ -1071,16 +1285,35 @@
           <w:spacing w:val="-1"/>
           <w:lang w:val="cs-CZ"/>
         </w:rPr>
-        <w:t>Databázový systém (definice, účel, database management system). Návrh databáze (konceptuální, logický a fyzický model)</w:t>
-      </w:r>
-      <w:r>
-        <w:rPr>
-          <w:rFonts w:eastAsia="Calibri" w:cs="Calibri"/>
-          <w:i/>
-          <w:spacing w:val="-1"/>
-          <w:lang w:val="cs-CZ"/>
-        </w:rPr>
-        <w:t>. Konceptuální modelování, ER model (princip a účel konceptuální analýzy, základní konstrukty ER modelu, integritní omezení). Relační model dat (definice, princip, integritní omezení). Relační algebra (základní operace, spojení, použití relační algebry pro dotazování). Transformace ER modelu do relačního modelu. Jazyk SQL pro definici dat, jazyk SQL pro manipulaci s daty. Příkaz SELECT jazyka SQL (základní dotazy, použitelné klauzule, dotazy nad více tabulkami a spojení, agregační funkce, vnořené poddotazy, implementace univerzálního a existenčního kvantifikátoru). Další možnosti jazyka SQL (ošetření hodnot NULL, podmíněné větvení, řádkové výrazy). Implementace a použití transakcí v jazyce SQL.</w:t>
+        <w:t>Databázový systém (definice, účel, database management system). Návrh databáze (konceptuální, logický a fyzický model). Konceptuální modelování, ER model (princip a účel konceptuální analýzy, základní konstrukty ER modelu, integritní omezení). Relační model dat (definice, princip, integritní omezení).</w:t>
+      </w:r>
+      <w:r>
+        <w:rPr>
+          <w:rFonts w:eastAsia="Calibri" w:cs="Calibri"/>
+          <w:i/>
+          <w:spacing w:val="-1"/>
+          <w:lang w:val="cs-CZ"/>
+        </w:rPr>
+        <w:t xml:space="preserve"> </w:t>
+      </w:r>
+      <w:r>
+        <w:rPr>
+          <w:rFonts w:eastAsia="Calibri" w:cs="Calibri"/>
+          <w:i/>
+          <w:color w:val="FB9E00"/>
+          <w:spacing w:val="-1"/>
+          <w:lang w:val="cs-CZ"/>
+        </w:rPr>
+        <w:t>Relační algebra (základní operace, spojení, použití relační algebry pro dotazování). Transformace ER modelu do relačního modelu. Jazyk SQL pro definici dat, jazyk SQL pro manipulaci s daty. Příkaz SELECT jazyka SQL (základní dotazy, použitelné klauzule, dotazy nad více tabulkami a spojení, agregační funkce, vnořené poddotazy, implementace univerzálního a existenčního kvantifikátoru).</w:t>
+      </w:r>
+      <w:r>
+        <w:rPr>
+          <w:rFonts w:eastAsia="Calibri" w:cs="Calibri"/>
+          <w:i/>
+          <w:spacing w:val="-1"/>
+          <w:lang w:val="cs-CZ"/>
+        </w:rPr>
+        <w:t xml:space="preserve"> Další možnosti jazyka SQL (ošetření hodnot NULL, podmíněné větvení, řádkové výrazy). Implementace a použití transakcí v jazyce SQL.</w:t>
       </w:r>
     </w:p>
     <w:p>
@@ -1145,10 +1378,30 @@
         <w:rPr>
           <w:rFonts w:eastAsia="Calibri" w:cs="Calibri"/>
           <w:i/>
-          <w:spacing w:val="-1"/>
-          <w:lang w:val="cs-CZ"/>
-        </w:rPr>
-        <w:t>Ethernet - verze, rychlosti. IPv4 adresa, maska, CIDR, IP datagram. IP protokol. Protokoly ARP, ICMP, IGMP. TCP a UDP protokoly. Fragmentace a segmentace. Směrování. Firewally. Protokoly DNS, SMTP, POP3, IMAP, HTTP, FTP – charakteristika, použití, fáze komunikace. Bezdrátové sítě standardu 802.11 b/g/a/n. ISDN a ADSL.</w:t>
+          <w:color w:val="FB9E00"/>
+          <w:spacing w:val="-1"/>
+          <w:lang w:val="cs-CZ"/>
+        </w:rPr>
+        <w:t>Ethernet - verze, rychlosti. IPv4 adresa, maska, CIDR, IP datagram. IP protokol. Protokoly ARP, ICMP, IGMP. TCP a UDP protokoly. Fragmentace a segmentace. Směrování. Firewally. Protokoly DNS, SMTP, POP3, IMAP, HTTP, FTP – charakteristika, použití, fáze komunikace.</w:t>
+      </w:r>
+      <w:r>
+        <w:rPr>
+          <w:rFonts w:eastAsia="Calibri" w:cs="Calibri"/>
+          <w:i/>
+          <w:spacing w:val="-1"/>
+          <w:lang w:val="cs-CZ"/>
+        </w:rPr>
+        <w:t xml:space="preserve"> </w:t>
+      </w:r>
+      <w:r>
+        <w:rPr>
+          <w:rFonts w:eastAsia="Calibri" w:cs="Calibri"/>
+          <w:i/>
+          <w:color w:val="FB9E00"/>
+          <w:spacing w:val="-1"/>
+          <w:lang w:val="cs-CZ"/>
+        </w:rPr>
+        <w:t>Bezdrátové sítě standardu 802.11 b/g/a/n. ISDN a ADSL.</w:t>
       </w:r>
     </w:p>
     <w:p>
@@ -1249,7 +1502,74 @@
           <w:spacing w:val="-1"/>
           <w:lang w:val="cs-CZ"/>
         </w:rPr>
-        <w:t>Pokročilejší rysy jazyka SQL (datové typy a operátory, pohledy, oprávnění, uživatelské role). Transakce (princip a účel, způsoby implementace, prokládání transakcí a související problémy, stupeň izolace a uzamykání). Fyzická vrstva databáze (reprezentace odvozených dat, zajištění integritních omezení, fyzické uložení tabulek, indexy, pohledy). Procedurální rozšíření SQL (účel, použití, kursory a triggery, možnosti pro zajištění integritních omezení). Objektově orientované databáze (motivace, výhody a nevýhody, základy objektového návrhu, třídy, metody, navazování vztahů). Objektově-relační model (motivace, vlastnosti, příklady).</w:t>
+        <w:t xml:space="preserve">Pokročilejší rysy jazyka SQL (datové typy a operátory, pohledy, oprávnění, uživatelské role). </w:t>
+      </w:r>
+      <w:r>
+        <w:rPr>
+          <w:rFonts w:eastAsia="Calibri" w:cs="Calibri"/>
+          <w:i/>
+          <w:color w:val="FB9E00"/>
+          <w:spacing w:val="-1"/>
+          <w:lang w:val="cs-CZ"/>
+        </w:rPr>
+        <w:t>Transakce (princip a účel,</w:t>
+      </w:r>
+      <w:r>
+        <w:rPr>
+          <w:rFonts w:eastAsia="Calibri" w:cs="Calibri"/>
+          <w:i/>
+          <w:spacing w:val="-1"/>
+          <w:lang w:val="cs-CZ"/>
+        </w:rPr>
+        <w:t xml:space="preserve"> způsoby implementace, prokládání transakcí a související problémy, stupeň izolace a uzamykání). Fyzická vrstva databáze (reprezentace odvozených dat, zajištění integritních omezení, fyzické uložení tabulek, </w:t>
+      </w:r>
+      <w:r>
+        <w:rPr>
+          <w:rFonts w:eastAsia="Calibri" w:cs="Calibri"/>
+          <w:i/>
+          <w:color w:val="FB9E00"/>
+          <w:spacing w:val="-1"/>
+          <w:lang w:val="cs-CZ"/>
+        </w:rPr>
+        <w:t>indexy</w:t>
+      </w:r>
+      <w:r>
+        <w:rPr>
+          <w:rFonts w:eastAsia="Calibri" w:cs="Calibri"/>
+          <w:i/>
+          <w:spacing w:val="-1"/>
+          <w:lang w:val="cs-CZ"/>
+        </w:rPr>
+        <w:t xml:space="preserve">, pohledy). Procedurální rozšíření SQL (účel, použití, kursory a </w:t>
+      </w:r>
+      <w:r>
+        <w:rPr>
+          <w:rFonts w:eastAsia="Calibri" w:cs="Calibri"/>
+          <w:i/>
+          <w:color w:val="FB9E00"/>
+          <w:spacing w:val="-1"/>
+          <w:lang w:val="cs-CZ"/>
+        </w:rPr>
+        <w:t>triggery, možnosti pro zajištění integritních omezení).</w:t>
+      </w:r>
+      <w:r>
+        <w:rPr>
+          <w:rFonts w:eastAsia="Calibri" w:cs="Calibri"/>
+          <w:i/>
+          <w:spacing w:val="-1"/>
+          <w:lang w:val="cs-CZ"/>
+        </w:rPr>
+        <w:t xml:space="preserve"> Objektově orientované databáze (motivace, výhody a nevýhody, základy objektového návrhu, třídy, metody, navazování vztahů). </w:t>
+      </w:r>
+      <w:r>
+        <w:rPr>
+          <w:rFonts w:eastAsia="Calibri" w:cs="Calibri"/>
+          <w:i/>
+          <w:color w:val="FB9E00"/>
+          <w:spacing w:val="-1"/>
+          <w:lang w:val="cs-CZ"/>
+        </w:rPr>
+        <w:t>Objektově-relační model (motivace, vlastnosti, příklady).</w:t>
       </w:r>
     </w:p>
     <w:p>
@@ -1382,10 +1702,39 @@
         <w:rPr>
           <w:rFonts w:eastAsia="Calibri" w:cs="Calibri"/>
           <w:i/>
-          <w:spacing w:val="-1"/>
-          <w:lang w:val="cs-CZ"/>
-        </w:rPr>
-        <w:t>Obraz, jeho reprezentace a zobrazovací řetězec, barevné modely. Algoritmizace dvourozměrných objektů, modelování křivek, ploch a těles. Promítání, viditelnost, textury a světlo ve scéně. Globální zobrazovací metody. Virtuální realita, tvorba 3D modelů , prezentační vrstvy simulačních nástrojů.</w:t>
+          <w:color w:val="FB9E00"/>
+          <w:spacing w:val="-1"/>
+          <w:lang w:val="cs-CZ"/>
+        </w:rPr>
+        <w:t>Obraz, jeho reprezentace a zobrazovací řetězec, barevné modely.</w:t>
+      </w:r>
+      <w:r>
+        <w:rPr>
+          <w:rFonts w:eastAsia="Calibri" w:cs="Calibri"/>
+          <w:i/>
+          <w:spacing w:val="-1"/>
+          <w:lang w:val="cs-CZ"/>
+        </w:rPr>
+        <w:t xml:space="preserve"> Algoritmizace dvourozměrných objektů,</w:t>
+      </w:r>
+      <w:r>
+        <w:rPr>
+          <w:rFonts w:eastAsia="Calibri" w:cs="Calibri"/>
+          <w:i/>
+          <w:color w:val="FB9E00"/>
+          <w:spacing w:val="-1"/>
+          <w:lang w:val="cs-CZ"/>
+        </w:rPr>
+        <w:t xml:space="preserve"> modelování křivek, ploch a těles.</w:t>
+      </w:r>
+      <w:r>
+        <w:rPr>
+          <w:rFonts w:eastAsia="Calibri" w:cs="Calibri"/>
+          <w:i/>
+          <w:spacing w:val="-1"/>
+          <w:lang w:val="cs-CZ"/>
+        </w:rPr>
+        <w:t xml:space="preserve"> Promítání, viditelnost, textury a světlo ve scéně. Globální zobrazovací metody. Virtuální realita, tvorba 3D modelů , prezentační vrstvy simulačních nástrojů.</w:t>
       </w:r>
     </w:p>
     <w:p>
@@ -1709,7 +2058,7 @@
   <w:docDefaults>
     <w:rPrDefault>
       <w:rPr>
-        <w:rFonts w:ascii="Calibri" w:hAnsi="Calibri" w:eastAsia="Calibri" w:cs="" w:asciiTheme="minorHAnsi" w:cstheme="minorBidi" w:eastAsiaTheme="minorHAnsi" w:hAnsiTheme="minorHAnsi"/>
+        <w:rFonts w:ascii="Calibri" w:hAnsi="Calibri" w:eastAsia="Calibri" w:cs="Noto Sans Arabic"/>
         <w:sz w:val="22"/>
         <w:szCs w:val="22"/>
         <w:lang w:val="en-US" w:eastAsia="en-US" w:bidi="ar-SA"/>
@@ -1721,396 +2070,21 @@
       </w:pPr>
     </w:pPrDefault>
   </w:docDefaults>
-  <w:latentStyles w:defLockedState="0" w:defUIPriority="99" w:defSemiHidden="0" w:defUnhideWhenUsed="0" w:defQFormat="0" w:count="375">
-    <w:lsdException w:name="Normal" w:uiPriority="0" w:qFormat="1"/>
-    <w:lsdException w:name="heading 1" w:uiPriority="9" w:qFormat="1"/>
-    <w:lsdException w:name="heading 2" w:uiPriority="9" w:semiHidden="1" w:unhideWhenUsed="1" w:qFormat="1"/>
-    <w:lsdException w:name="heading 3" w:uiPriority="9" w:semiHidden="1" w:unhideWhenUsed="1" w:qFormat="1"/>
-    <w:lsdException w:name="heading 4" w:uiPriority="9" w:semiHidden="1" w:unhideWhenUsed="1" w:qFormat="1"/>
-    <w:lsdException w:name="heading 5" w:uiPriority="9" w:semiHidden="1" w:unhideWhenUsed="1" w:qFormat="1"/>
-    <w:lsdException w:name="heading 6" w:uiPriority="9" w:semiHidden="1" w:unhideWhenUsed="1" w:qFormat="1"/>
-    <w:lsdException w:name="heading 7" w:uiPriority="9" w:semiHidden="1" w:unhideWhenUsed="1" w:qFormat="1"/>
-    <w:lsdException w:name="heading 8" w:uiPriority="9" w:semiHidden="1" w:unhideWhenUsed="1" w:qFormat="1"/>
-    <w:lsdException w:name="heading 9" w:uiPriority="9" w:semiHidden="1" w:unhideWhenUsed="1" w:qFormat="1"/>
-    <w:lsdException w:name="index 1" w:semiHidden="1" w:unhideWhenUsed="1"/>
-    <w:lsdException w:name="index 2" w:semiHidden="1" w:unhideWhenUsed="1"/>
-    <w:lsdException w:name="index 3" w:semiHidden="1" w:unhideWhenUsed="1"/>
-    <w:lsdException w:name="index 4" w:semiHidden="1" w:unhideWhenUsed="1"/>
-    <w:lsdException w:name="index 5" w:semiHidden="1" w:unhideWhenUsed="1"/>
-    <w:lsdException w:name="index 6" w:semiHidden="1" w:unhideWhenUsed="1"/>
-    <w:lsdException w:name="index 7" w:semiHidden="1" w:unhideWhenUsed="1"/>
-    <w:lsdException w:name="index 8" w:semiHidden="1" w:unhideWhenUsed="1"/>
-    <w:lsdException w:name="index 9" w:semiHidden="1" w:unhideWhenUsed="1"/>
-    <w:lsdException w:name="toc 1" w:uiPriority="39" w:semiHidden="1" w:unhideWhenUsed="1"/>
-    <w:lsdException w:name="toc 2" w:uiPriority="39" w:semiHidden="1" w:unhideWhenUsed="1"/>
-    <w:lsdException w:name="toc 3" w:uiPriority="39" w:semiHidden="1" w:unhideWhenUsed="1"/>
-    <w:lsdException w:name="toc 4" w:uiPriority="39" w:semiHidden="1" w:unhideWhenUsed="1"/>
-    <w:lsdException w:name="toc 5" w:uiPriority="39" w:semiHidden="1" w:unhideWhenUsed="1"/>
-    <w:lsdException w:name="toc 6" w:uiPriority="39" w:semiHidden="1" w:unhideWhenUsed="1"/>
-    <w:lsdException w:name="toc 7" w:uiPriority="39" w:semiHidden="1" w:unhideWhenUsed="1"/>
-    <w:lsdException w:name="toc 8" w:uiPriority="39" w:semiHidden="1" w:unhideWhenUsed="1"/>
-    <w:lsdException w:name="toc 9" w:uiPriority="39" w:semiHidden="1" w:unhideWhenUsed="1"/>
-    <w:lsdException w:name="Normal Indent" w:semiHidden="1" w:unhideWhenUsed="1"/>
-    <w:lsdException w:name="footnote text" w:semiHidden="1" w:unhideWhenUsed="1"/>
-    <w:lsdException w:name="annotation text" w:semiHidden="1" w:unhideWhenUsed="1"/>
-    <w:lsdException w:name="header" w:semiHidden="1" w:unhideWhenUsed="1"/>
-    <w:lsdException w:name="footer" w:semiHidden="1" w:unhideWhenUsed="1"/>
-    <w:lsdException w:name="index heading" w:semiHidden="1" w:unhideWhenUsed="1"/>
-    <w:lsdException w:name="caption" w:uiPriority="35" w:semiHidden="1" w:unhideWhenUsed="1" w:qFormat="1"/>
-    <w:lsdException w:name="table of figures" w:semiHidden="1" w:unhideWhenUsed="1"/>
-    <w:lsdException w:name="envelope address" w:semiHidden="1" w:unhideWhenUsed="1"/>
-    <w:lsdException w:name="envelope return" w:semiHidden="1" w:unhideWhenUsed="1"/>
-    <w:lsdException w:name="footnote reference" w:semiHidden="1" w:unhideWhenUsed="1"/>
-    <w:lsdException w:name="annotation reference" w:semiHidden="1" w:unhideWhenUsed="1"/>
-    <w:lsdException w:name="line number" w:semiHidden="1" w:unhideWhenUsed="1"/>
-    <w:lsdException w:name="page number" w:semiHidden="1" w:unhideWhenUsed="1"/>
-    <w:lsdException w:name="endnote reference" w:semiHidden="1" w:unhideWhenUsed="1"/>
-    <w:lsdException w:name="endnote text" w:semiHidden="1" w:unhideWhenUsed="1"/>
-    <w:lsdException w:name="table of authorities" w:semiHidden="1" w:unhideWhenUsed="1"/>
-    <w:lsdException w:name="macro" w:semiHidden="1" w:unhideWhenUsed="1"/>
-    <w:lsdException w:name="toa heading" w:semiHidden="1" w:unhideWhenUsed="1"/>
-    <w:lsdException w:name="List" w:semiHidden="1" w:unhideWhenUsed="1"/>
-    <w:lsdException w:name="List Bullet" w:semiHidden="1" w:unhideWhenUsed="1"/>
-    <w:lsdException w:name="List Number" w:semiHidden="1" w:unhideWhenUsed="1"/>
-    <w:lsdException w:name="List 2" w:semiHidden="1" w:unhideWhenUsed="1"/>
-    <w:lsdException w:name="List 3" w:semiHidden="1" w:unhideWhenUsed="1"/>
-    <w:lsdException w:name="List 4" w:semiHidden="1" w:unhideWhenUsed="1"/>
-    <w:lsdException w:name="List 5" w:semiHidden="1" w:unhideWhenUsed="1"/>
-    <w:lsdException w:name="List Bullet 2" w:semiHidden="1" w:unhideWhenUsed="1"/>
-    <w:lsdException w:name="List Bullet 3" w:semiHidden="1" w:unhideWhenUsed="1"/>
-    <w:lsdException w:name="List Bullet 4" w:semiHidden="1" w:unhideWhenUsed="1"/>
-    <w:lsdException w:name="List Bullet 5" w:semiHidden="1" w:unhideWhenUsed="1"/>
-    <w:lsdException w:name="List Number 2" w:semiHidden="1" w:unhideWhenUsed="1"/>
-    <w:lsdException w:name="List Number 3" w:semiHidden="1" w:unhideWhenUsed="1"/>
-    <w:lsdException w:name="List Number 4" w:semiHidden="1" w:unhideWhenUsed="1"/>
-    <w:lsdException w:name="List Number 5" w:semiHidden="1" w:unhideWhenUsed="1"/>
-    <w:lsdException w:name="Title" w:uiPriority="10" w:qFormat="1"/>
-    <w:lsdException w:name="Closing" w:semiHidden="1" w:unhideWhenUsed="1"/>
-    <w:lsdException w:name="Signature" w:semiHidden="1" w:unhideWhenUsed="1"/>
-    <w:lsdException w:name="Default Paragraph Font" w:uiPriority="1" w:semiHidden="1" w:unhideWhenUsed="1"/>
-    <w:lsdException w:name="Body Text" w:semiHidden="1" w:unhideWhenUsed="1"/>
-    <w:lsdException w:name="Body Text Indent" w:semiHidden="1" w:unhideWhenUsed="1"/>
-    <w:lsdException w:name="List Continue" w:semiHidden="1" w:unhideWhenUsed="1"/>
-    <w:lsdException w:name="List Continue 2" w:semiHidden="1" w:unhideWhenUsed="1"/>
-    <w:lsdException w:name="List Continue 3" w:semiHidden="1" w:unhideWhenUsed="1"/>
-    <w:lsdException w:name="List Continue 4" w:semiHidden="1" w:unhideWhenUsed="1"/>
-    <w:lsdException w:name="List Continue 5" w:semiHidden="1" w:unhideWhenUsed="1"/>
-    <w:lsdException w:name="Message Header" w:semiHidden="1" w:unhideWhenUsed="1"/>
-    <w:lsdException w:name="Subtitle" w:uiPriority="11" w:qFormat="1"/>
-    <w:lsdException w:name="Salutation" w:semiHidden="1" w:unhideWhenUsed="1"/>
-    <w:lsdException w:name="Date" w:semiHidden="1" w:unhideWhenUsed="1"/>
-    <w:lsdException w:name="Body Text First Indent" w:semiHidden="1" w:unhideWhenUsed="1"/>
-    <w:lsdException w:name="Body Text First Indent 2" w:semiHidden="1" w:unhideWhenUsed="1"/>
-    <w:lsdException w:name="Note Heading" w:semiHidden="1" w:unhideWhenUsed="1"/>
-    <w:lsdException w:name="Body Text 2" w:semiHidden="1" w:unhideWhenUsed="1"/>
-    <w:lsdException w:name="Body Text 3" w:semiHidden="1" w:unhideWhenUsed="1"/>
-    <w:lsdException w:name="Body Text Indent 2" w:semiHidden="1" w:unhideWhenUsed="1"/>
-    <w:lsdException w:name="Body Text Indent 3" w:semiHidden="1" w:unhideWhenUsed="1"/>
-    <w:lsdException w:name="Block Text" w:semiHidden="1" w:unhideWhenUsed="1"/>
-    <w:lsdException w:name="Hyperlink" w:semiHidden="1" w:unhideWhenUsed="1"/>
-    <w:lsdException w:name="FollowedHyperlink" w:semiHidden="1" w:unhideWhenUsed="1"/>
-    <w:lsdException w:name="Strong" w:uiPriority="22" w:qFormat="1"/>
-    <w:lsdException w:name="Emphasis" w:uiPriority="20" w:qFormat="1"/>
-    <w:lsdException w:name="Document Map" w:semiHidden="1" w:unhideWhenUsed="1"/>
-    <w:lsdException w:name="Plain Text" w:semiHidden="1" w:unhideWhenUsed="1"/>
-    <w:lsdException w:name="E-mail Signature" w:semiHidden="1" w:unhideWhenUsed="1"/>
-    <w:lsdException w:name="HTML Top of Form" w:semiHidden="1" w:unhideWhenUsed="1"/>
-    <w:lsdException w:name="HTML Bottom of Form" w:semiHidden="1" w:unhideWhenUsed="1"/>
-    <w:lsdException w:name="Normal (Web)" w:semiHidden="1" w:unhideWhenUsed="1"/>
-    <w:lsdException w:name="HTML Acronym" w:semiHidden="1" w:unhideWhenUsed="1"/>
-    <w:lsdException w:name="HTML Address" w:semiHidden="1" w:unhideWhenUsed="1"/>
-    <w:lsdException w:name="HTML Cite" w:semiHidden="1" w:unhideWhenUsed="1"/>
-    <w:lsdException w:name="HTML Code" w:semiHidden="1" w:unhideWhenUsed="1"/>
-    <w:lsdException w:name="HTML Definition" w:semiHidden="1" w:unhideWhenUsed="1"/>
-    <w:lsdException w:name="HTML Keyboard" w:semiHidden="1" w:unhideWhenUsed="1"/>
-    <w:lsdException w:name="HTML Preformatted" w:semiHidden="1" w:unhideWhenUsed="1"/>
-    <w:lsdException w:name="HTML Sample" w:semiHidden="1" w:unhideWhenUsed="1"/>
-    <w:lsdException w:name="HTML Typewriter" w:semiHidden="1" w:unhideWhenUsed="1"/>
-    <w:lsdException w:name="HTML Variable" w:semiHidden="1" w:unhideWhenUsed="1"/>
-    <w:lsdException w:name="Normal Table" w:semiHidden="1" w:unhideWhenUsed="1"/>
-    <w:lsdException w:name="annotation subject" w:semiHidden="1" w:unhideWhenUsed="1"/>
-    <w:lsdException w:name="No List" w:semiHidden="1" w:unhideWhenUsed="1"/>
-    <w:lsdException w:name="Outline List 1" w:semiHidden="1" w:unhideWhenUsed="1"/>
-    <w:lsdException w:name="Outline List 2" w:semiHidden="1" w:unhideWhenUsed="1"/>
-    <w:lsdException w:name="Outline List 3" w:semiHidden="1" w:unhideWhenUsed="1"/>
-    <w:lsdException w:name="Table Simple 1" w:semiHidden="1" w:unhideWhenUsed="1"/>
-    <w:lsdException w:name="Table Simple 2" w:semiHidden="1" w:unhideWhenUsed="1"/>
-    <w:lsdException w:name="Table Simple 3" w:semiHidden="1" w:unhideWhenUsed="1"/>
-    <w:lsdException w:name="Table Classic 1" w:semiHidden="1" w:unhideWhenUsed="1"/>
-    <w:lsdException w:name="Table Classic 2" w:semiHidden="1" w:unhideWhenUsed="1"/>
-    <w:lsdException w:name="Table Classic 3" w:semiHidden="1" w:unhideWhenUsed="1"/>
-    <w:lsdException w:name="Table Classic 4" w:semiHidden="1" w:unhideWhenUsed="1"/>
-    <w:lsdException w:name="Table Colorful 1" w:semiHidden="1" w:unhideWhenUsed="1"/>
-    <w:lsdException w:name="Table Colorful 2" w:semiHidden="1" w:unhideWhenUsed="1"/>
-    <w:lsdException w:name="Table Colorful 3" w:semiHidden="1" w:unhideWhenUsed="1"/>
-    <w:lsdException w:name="Table Columns 1" w:semiHidden="1" w:unhideWhenUsed="1"/>
-    <w:lsdException w:name="Table Columns 2" w:semiHidden="1" w:unhideWhenUsed="1"/>
-    <w:lsdException w:name="Table Columns 3" w:semiHidden="1" w:unhideWhenUsed="1"/>
-    <w:lsdException w:name="Table Columns 4" w:semiHidden="1" w:unhideWhenUsed="1"/>
-    <w:lsdException w:name="Table Columns 5" w:semiHidden="1" w:unhideWhenUsed="1"/>
-    <w:lsdException w:name="Table Grid 1" w:semiHidden="1" w:unhideWhenUsed="1"/>
-    <w:lsdException w:name="Table Grid 2" w:semiHidden="1" w:unhideWhenUsed="1"/>
-    <w:lsdException w:name="Table Grid 3" w:semiHidden="1" w:unhideWhenUsed="1"/>
-    <w:lsdException w:name="Table Grid 4" w:semiHidden="1" w:unhideWhenUsed="1"/>
-    <w:lsdException w:name="Table Grid 5" w:semiHidden="1" w:unhideWhenUsed="1"/>
-    <w:lsdException w:name="Table Grid 6" w:semiHidden="1" w:unhideWhenUsed="1"/>
-    <w:lsdException w:name="Table Grid 7" w:semiHidden="1" w:unhideWhenUsed="1"/>
-    <w:lsdException w:name="Table Grid 8" w:semiHidden="1" w:unhideWhenUsed="1"/>
-    <w:lsdException w:name="Table List 1" w:semiHidden="1" w:unhideWhenUsed="1"/>
-    <w:lsdException w:name="Table List 2" w:semiHidden="1" w:unhideWhenUsed="1"/>
-    <w:lsdException w:name="Table List 3" w:semiHidden="1" w:unhideWhenUsed="1"/>
-    <w:lsdException w:name="Table List 4" w:semiHidden="1" w:unhideWhenUsed="1"/>
-    <w:lsdException w:name="Table List 5" w:semiHidden="1" w:unhideWhenUsed="1"/>
-    <w:lsdException w:name="Table List 6" w:semiHidden="1" w:unhideWhenUsed="1"/>
-    <w:lsdException w:name="Table List 7" w:semiHidden="1" w:unhideWhenUsed="1"/>
-    <w:lsdException w:name="Table List 8" w:semiHidden="1" w:unhideWhenUsed="1"/>
-    <w:lsdException w:name="Table 3D effects 1" w:semiHidden="1" w:unhideWhenUsed="1"/>
-    <w:lsdException w:name="Table 3D effects 2" w:semiHidden="1" w:unhideWhenUsed="1"/>
-    <w:lsdException w:name="Table 3D effects 3" w:semiHidden="1" w:unhideWhenUsed="1"/>
-    <w:lsdException w:name="Table Contemporary" w:semiHidden="1" w:unhideWhenUsed="1"/>
-    <w:lsdException w:name="Table Elegant" w:semiHidden="1" w:unhideWhenUsed="1"/>
-    <w:lsdException w:name="Table Professional" w:semiHidden="1" w:unhideWhenUsed="1"/>
-    <w:lsdException w:name="Table Subtle 1" w:semiHidden="1" w:unhideWhenUsed="1"/>
-    <w:lsdException w:name="Table Subtle 2" w:semiHidden="1" w:unhideWhenUsed="1"/>
-    <w:lsdException w:name="Table Web 1" w:semiHidden="1" w:unhideWhenUsed="1"/>
-    <w:lsdException w:name="Table Web 2" w:semiHidden="1" w:unhideWhenUsed="1"/>
-    <w:lsdException w:name="Table Web 3" w:semiHidden="1" w:unhideWhenUsed="1"/>
-    <w:lsdException w:name="Balloon Text" w:semiHidden="1" w:unhideWhenUsed="1"/>
-    <w:lsdException w:name="Table Grid" w:uiPriority="59"/>
-    <w:lsdException w:name="Table Theme" w:semiHidden="1" w:unhideWhenUsed="1"/>
-    <w:lsdException w:name="Placeholder Text" w:semiHidden="1"/>
-    <w:lsdException w:name="No Spacing" w:uiPriority="1" w:qFormat="1"/>
-    <w:lsdException w:name="Light Shading" w:uiPriority="60"/>
-    <w:lsdException w:name="Light List" w:uiPriority="61"/>
-    <w:lsdException w:name="Light Grid" w:uiPriority="62"/>
-    <w:lsdException w:name="Medium Shading 1" w:uiPriority="63"/>
-    <w:lsdException w:name="Medium Shading 2" w:uiPriority="64"/>
-    <w:lsdException w:name="Medium List 1" w:uiPriority="65"/>
-    <w:lsdException w:name="Medium List 2" w:uiPriority="66"/>
-    <w:lsdException w:name="Medium Grid 1" w:uiPriority="67"/>
-    <w:lsdException w:name="Medium Grid 2" w:uiPriority="68"/>
-    <w:lsdException w:name="Medium Grid 3" w:uiPriority="69"/>
-    <w:lsdException w:name="Dark List" w:uiPriority="70"/>
-    <w:lsdException w:name="Colorful Shading" w:uiPriority="71"/>
-    <w:lsdException w:name="Colorful List" w:uiPriority="72"/>
-    <w:lsdException w:name="Colorful Grid" w:uiPriority="73"/>
-    <w:lsdException w:name="Light Shading Accent 1" w:uiPriority="60"/>
-    <w:lsdException w:name="Light List Accent 1" w:uiPriority="61"/>
-    <w:lsdException w:name="Light Grid Accent 1" w:uiPriority="62"/>
-    <w:lsdException w:name="Medium Shading 1 Accent 1" w:uiPriority="63"/>
-    <w:lsdException w:name="Medium Shading 2 Accent 1" w:uiPriority="64"/>
-    <w:lsdException w:name="Medium List 1 Accent 1" w:uiPriority="65"/>
-    <w:lsdException w:name="Revision" w:semiHidden="1"/>
-    <w:lsdException w:name="List Paragraph" w:uiPriority="34" w:qFormat="1"/>
-    <w:lsdException w:name="Quote" w:uiPriority="29" w:qFormat="1"/>
-    <w:lsdException w:name="Intense Quote" w:uiPriority="30" w:qFormat="1"/>
-    <w:lsdException w:name="Medium List 2 Accent 1" w:uiPriority="66"/>
-    <w:lsdException w:name="Medium Grid 1 Accent 1" w:uiPriority="67"/>
-    <w:lsdException w:name="Medium Grid 2 Accent 1" w:uiPriority="68"/>
-    <w:lsdException w:name="Medium Grid 3 Accent 1" w:uiPriority="69"/>
-    <w:lsdException w:name="Dark List Accent 1" w:uiPriority="70"/>
-    <w:lsdException w:name="Colorful Shading Accent 1" w:uiPriority="71"/>
-    <w:lsdException w:name="Colorful List Accent 1" w:uiPriority="72"/>
-    <w:lsdException w:name="Colorful Grid Accent 1" w:uiPriority="73"/>
-    <w:lsdException w:name="Light Shading Accent 2" w:uiPriority="60"/>
-    <w:lsdException w:name="Light List Accent 2" w:uiPriority="61"/>
-    <w:lsdException w:name="Light Grid Accent 2" w:uiPriority="62"/>
-    <w:lsdException w:name="Medium Shading 1 Accent 2" w:uiPriority="63"/>
-    <w:lsdException w:name="Medium Shading 2 Accent 2" w:uiPriority="64"/>
-    <w:lsdException w:name="Medium List 1 Accent 2" w:uiPriority="65"/>
-    <w:lsdException w:name="Medium List 2 Accent 2" w:uiPriority="66"/>
-    <w:lsdException w:name="Medium Grid 1 Accent 2" w:uiPriority="67"/>
-    <w:lsdException w:name="Medium Grid 2 Accent 2" w:uiPriority="68"/>
-    <w:lsdException w:name="Medium Grid 3 Accent 2" w:uiPriority="69"/>
-    <w:lsdException w:name="Dark List Accent 2" w:uiPriority="70"/>
-    <w:lsdException w:name="Colorful Shading Accent 2" w:uiPriority="71"/>
-    <w:lsdException w:name="Colorful List Accent 2" w:uiPriority="72"/>
-    <w:lsdException w:name="Colorful Grid Accent 2" w:uiPriority="73"/>
-    <w:lsdException w:name="Light Shading Accent 3" w:uiPriority="60"/>
-    <w:lsdException w:name="Light List Accent 3" w:uiPriority="61"/>
-    <w:lsdException w:name="Light Grid Accent 3" w:uiPriority="62"/>
-    <w:lsdException w:name="Medium Shading 1 Accent 3" w:uiPriority="63"/>
-    <w:lsdException w:name="Medium Shading 2 Accent 3" w:uiPriority="64"/>
-    <w:lsdException w:name="Medium List 1 Accent 3" w:uiPriority="65"/>
-    <w:lsdException w:name="Medium List 2 Accent 3" w:uiPriority="66"/>
-    <w:lsdException w:name="Medium Grid 1 Accent 3" w:uiPriority="67"/>
-    <w:lsdException w:name="Medium Grid 2 Accent 3" w:uiPriority="68"/>
-    <w:lsdException w:name="Medium Grid 3 Accent 3" w:uiPriority="69"/>
-    <w:lsdException w:name="Dark List Accent 3" w:uiPriority="70"/>
-    <w:lsdException w:name="Colorful Shading Accent 3" w:uiPriority="71"/>
-    <w:lsdException w:name="Colorful List Accent 3" w:uiPriority="72"/>
-    <w:lsdException w:name="Colorful Grid Accent 3" w:uiPriority="73"/>
-    <w:lsdException w:name="Light Shading Accent 4" w:uiPriority="60"/>
-    <w:lsdException w:name="Light List Accent 4" w:uiPriority="61"/>
-    <w:lsdException w:name="Light Grid Accent 4" w:uiPriority="62"/>
-    <w:lsdException w:name="Medium Shading 1 Accent 4" w:uiPriority="63"/>
-    <w:lsdException w:name="Medium Shading 2 Accent 4" w:uiPriority="64"/>
-    <w:lsdException w:name="Medium List 1 Accent 4" w:uiPriority="65"/>
-    <w:lsdException w:name="Medium List 2 Accent 4" w:uiPriority="66"/>
-    <w:lsdException w:name="Medium Grid 1 Accent 4" w:uiPriority="67"/>
-    <w:lsdException w:name="Medium Grid 2 Accent 4" w:uiPriority="68"/>
-    <w:lsdException w:name="Medium Grid 3 Accent 4" w:uiPriority="69"/>
-    <w:lsdException w:name="Dark List Accent 4" w:uiPriority="70"/>
-    <w:lsdException w:name="Colorful Shading Accent 4" w:uiPriority="71"/>
-    <w:lsdException w:name="Colorful List Accent 4" w:uiPriority="72"/>
-    <w:lsdException w:name="Colorful Grid Accent 4" w:uiPriority="73"/>
-    <w:lsdException w:name="Light Shading Accent 5" w:uiPriority="60"/>
-    <w:lsdException w:name="Light List Accent 5" w:uiPriority="61"/>
-    <w:lsdException w:name="Light Grid Accent 5" w:uiPriority="62"/>
-    <w:lsdException w:name="Medium Shading 1 Accent 5" w:uiPriority="63"/>
-    <w:lsdException w:name="Medium Shading 2 Accent 5" w:uiPriority="64"/>
-    <w:lsdException w:name="Medium List 1 Accent 5" w:uiPriority="65"/>
-    <w:lsdException w:name="Medium List 2 Accent 5" w:uiPriority="66"/>
-    <w:lsdException w:name="Medium Grid 1 Accent 5" w:uiPriority="67"/>
-    <w:lsdException w:name="Medium Grid 2 Accent 5" w:uiPriority="68"/>
-    <w:lsdException w:name="Medium Grid 3 Accent 5" w:uiPriority="69"/>
-    <w:lsdException w:name="Dark List Accent 5" w:uiPriority="70"/>
-    <w:lsdException w:name="Colorful Shading Accent 5" w:uiPriority="71"/>
-    <w:lsdException w:name="Colorful List Accent 5" w:uiPriority="72"/>
-    <w:lsdException w:name="Colorful Grid Accent 5" w:uiPriority="73"/>
-    <w:lsdException w:name="Light Shading Accent 6" w:uiPriority="60"/>
-    <w:lsdException w:name="Light List Accent 6" w:uiPriority="61"/>
-    <w:lsdException w:name="Light Grid Accent 6" w:uiPriority="62"/>
-    <w:lsdException w:name="Medium Shading 1 Accent 6" w:uiPriority="63"/>
-    <w:lsdException w:name="Medium Shading 2 Accent 6" w:uiPriority="64"/>
-    <w:lsdException w:name="Medium List 1 Accent 6" w:uiPriority="65"/>
-    <w:lsdException w:name="Medium List 2 Accent 6" w:uiPriority="66"/>
-    <w:lsdException w:name="Medium Grid 1 Accent 6" w:uiPriority="67"/>
-    <w:lsdException w:name="Medium Grid 2 Accent 6" w:uiPriority="68"/>
-    <w:lsdException w:name="Medium Grid 3 Accent 6" w:uiPriority="69"/>
-    <w:lsdException w:name="Dark List Accent 6" w:uiPriority="70"/>
-    <w:lsdException w:name="Colorful Shading Accent 6" w:uiPriority="71"/>
-    <w:lsdException w:name="Colorful List Accent 6" w:uiPriority="72"/>
-    <w:lsdException w:name="Colorful Grid Accent 6" w:uiPriority="73"/>
-    <w:lsdException w:name="Subtle Emphasis" w:uiPriority="19" w:qFormat="1"/>
-    <w:lsdException w:name="Intense Emphasis" w:uiPriority="21" w:qFormat="1"/>
-    <w:lsdException w:name="Subtle Reference" w:uiPriority="31" w:qFormat="1"/>
-    <w:lsdException w:name="Intense Reference" w:uiPriority="32" w:qFormat="1"/>
-    <w:lsdException w:name="Book Title" w:uiPriority="33" w:qFormat="1"/>
-    <w:lsdException w:name="Bibliography" w:uiPriority="37" w:semiHidden="1" w:unhideWhenUsed="1"/>
-    <w:lsdException w:name="TOC Heading" w:uiPriority="39" w:semiHidden="1" w:unhideWhenUsed="1" w:qFormat="1"/>
-    <w:lsdException w:name="Plain Table 1" w:uiPriority="41"/>
-    <w:lsdException w:name="Plain Table 2" w:uiPriority="42"/>
-    <w:lsdException w:name="Plain Table 3" w:uiPriority="43"/>
-    <w:lsdException w:name="Plain Table 4" w:uiPriority="44"/>
-    <w:lsdException w:name="Plain Table 5" w:uiPriority="45"/>
-    <w:lsdException w:name="Grid Table Light" w:uiPriority="40"/>
-    <w:lsdException w:name="Grid Table 1 Light" w:uiPriority="46"/>
-    <w:lsdException w:name="Grid Table 2" w:uiPriority="47"/>
-    <w:lsdException w:name="Grid Table 3" w:uiPriority="48"/>
-    <w:lsdException w:name="Grid Table 4" w:uiPriority="49"/>
-    <w:lsdException w:name="Grid Table 5 Dark" w:uiPriority="50"/>
-    <w:lsdException w:name="Grid Table 6 Colorful" w:uiPriority="51"/>
-    <w:lsdException w:name="Grid Table 7 Colorful" w:uiPriority="52"/>
-    <w:lsdException w:name="Grid Table 1 Light Accent 1" w:uiPriority="46"/>
-    <w:lsdException w:name="Grid Table 2 Accent 1" w:uiPriority="47"/>
-    <w:lsdException w:name="Grid Table 3 Accent 1" w:uiPriority="48"/>
-    <w:lsdException w:name="Grid Table 4 Accent 1" w:uiPriority="49"/>
-    <w:lsdException w:name="Grid Table 5 Dark Accent 1" w:uiPriority="50"/>
-    <w:lsdException w:name="Grid Table 6 Colorful Accent 1" w:uiPriority="51"/>
-    <w:lsdException w:name="Grid Table 7 Colorful Accent 1" w:uiPriority="52"/>
-    <w:lsdException w:name="Grid Table 1 Light Accent 2" w:uiPriority="46"/>
-    <w:lsdException w:name="Grid Table 2 Accent 2" w:uiPriority="47"/>
-    <w:lsdException w:name="Grid Table 3 Accent 2" w:uiPriority="48"/>
-    <w:lsdException w:name="Grid Table 4 Accent 2" w:uiPriority="49"/>
-    <w:lsdException w:name="Grid Table 5 Dark Accent 2" w:uiPriority="50"/>
-    <w:lsdException w:name="Grid Table 6 Colorful Accent 2" w:uiPriority="51"/>
-    <w:lsdException w:name="Grid Table 7 Colorful Accent 2" w:uiPriority="52"/>
-    <w:lsdException w:name="Grid Table 1 Light Accent 3" w:uiPriority="46"/>
-    <w:lsdException w:name="Grid Table 2 Accent 3" w:uiPriority="47"/>
-    <w:lsdException w:name="Grid Table 3 Accent 3" w:uiPriority="48"/>
-    <w:lsdException w:name="Grid Table 4 Accent 3" w:uiPriority="49"/>
-    <w:lsdException w:name="Grid Table 5 Dark Accent 3" w:uiPriority="50"/>
-    <w:lsdException w:name="Grid Table 6 Colorful Accent 3" w:uiPriority="51"/>
-    <w:lsdException w:name="Grid Table 7 Colorful Accent 3" w:uiPriority="52"/>
-    <w:lsdException w:name="Grid Table 1 Light Accent 4" w:uiPriority="46"/>
-    <w:lsdException w:name="Grid Table 2 Accent 4" w:uiPriority="47"/>
-    <w:lsdException w:name="Grid Table 3 Accent 4" w:uiPriority="48"/>
-    <w:lsdException w:name="Grid Table 4 Accent 4" w:uiPriority="49"/>
-    <w:lsdException w:name="Grid Table 5 Dark Accent 4" w:uiPriority="50"/>
-    <w:lsdException w:name="Grid Table 6 Colorful Accent 4" w:uiPriority="51"/>
-    <w:lsdException w:name="Grid Table 7 Colorful Accent 4" w:uiPriority="52"/>
-    <w:lsdException w:name="Grid Table 1 Light Accent 5" w:uiPriority="46"/>
-    <w:lsdException w:name="Grid Table 2 Accent 5" w:uiPriority="47"/>
-    <w:lsdException w:name="Grid Table 3 Accent 5" w:uiPriority="48"/>
-    <w:lsdException w:name="Grid Table 4 Accent 5" w:uiPriority="49"/>
-    <w:lsdException w:name="Grid Table 5 Dark Accent 5" w:uiPriority="50"/>
-    <w:lsdException w:name="Grid Table 6 Colorful Accent 5" w:uiPriority="51"/>
-    <w:lsdException w:name="Grid Table 7 Colorful Accent 5" w:uiPriority="52"/>
-    <w:lsdException w:name="Grid Table 1 Light Accent 6" w:uiPriority="46"/>
-    <w:lsdException w:name="Grid Table 2 Accent 6" w:uiPriority="47"/>
-    <w:lsdException w:name="Grid Table 3 Accent 6" w:uiPriority="48"/>
-    <w:lsdException w:name="Grid Table 4 Accent 6" w:uiPriority="49"/>
-    <w:lsdException w:name="Grid Table 5 Dark Accent 6" w:uiPriority="50"/>
-    <w:lsdException w:name="Grid Table 6 Colorful Accent 6" w:uiPriority="51"/>
-    <w:lsdException w:name="Grid Table 7 Colorful Accent 6" w:uiPriority="52"/>
-    <w:lsdException w:name="List Table 1 Light" w:uiPriority="46"/>
-    <w:lsdException w:name="List Table 2" w:uiPriority="47"/>
-    <w:lsdException w:name="List Table 3" w:uiPriority="48"/>
-    <w:lsdException w:name="List Table 4" w:uiPriority="49"/>
-    <w:lsdException w:name="List Table 5 Dark" w:uiPriority="50"/>
-    <w:lsdException w:name="List Table 6 Colorful" w:uiPriority="51"/>
-    <w:lsdException w:name="List Table 7 Colorful" w:uiPriority="52"/>
-    <w:lsdException w:name="List Table 1 Light Accent 1" w:uiPriority="46"/>
-    <w:lsdException w:name="List Table 2 Accent 1" w:uiPriority="47"/>
-    <w:lsdException w:name="List Table 3 Accent 1" w:uiPriority="48"/>
-    <w:lsdException w:name="List Table 4 Accent 1" w:uiPriority="49"/>
-    <w:lsdException w:name="List Table 5 Dark Accent 1" w:uiPriority="50"/>
-    <w:lsdException w:name="List Table 6 Colorful Accent 1" w:uiPriority="51"/>
-    <w:lsdException w:name="List Table 7 Colorful Accent 1" w:uiPriority="52"/>
-    <w:lsdException w:name="List Table 1 Light Accent 2" w:uiPriority="46"/>
-    <w:lsdException w:name="List Table 2 Accent 2" w:uiPriority="47"/>
-    <w:lsdException w:name="List Table 3 Accent 2" w:uiPriority="48"/>
-    <w:lsdException w:name="List Table 4 Accent 2" w:uiPriority="49"/>
-    <w:lsdException w:name="List Table 5 Dark Accent 2" w:uiPriority="50"/>
-    <w:lsdException w:name="List Table 6 Colorful Accent 2" w:uiPriority="51"/>
-    <w:lsdException w:name="List Table 7 Colorful Accent 2" w:uiPriority="52"/>
-    <w:lsdException w:name="List Table 1 Light Accent 3" w:uiPriority="46"/>
-    <w:lsdException w:name="List Table 2 Accent 3" w:uiPriority="47"/>
-    <w:lsdException w:name="List Table 3 Accent 3" w:uiPriority="48"/>
-    <w:lsdException w:name="List Table 4 Accent 3" w:uiPriority="49"/>
-    <w:lsdException w:name="List Table 5 Dark Accent 3" w:uiPriority="50"/>
-    <w:lsdException w:name="List Table 6 Colorful Accent 3" w:uiPriority="51"/>
-    <w:lsdException w:name="List Table 7 Colorful Accent 3" w:uiPriority="52"/>
-    <w:lsdException w:name="List Table 1 Light Accent 4" w:uiPriority="46"/>
-    <w:lsdException w:name="List Table 2 Accent 4" w:uiPriority="47"/>
-    <w:lsdException w:name="List Table 3 Accent 4" w:uiPriority="48"/>
-    <w:lsdException w:name="List Table 4 Accent 4" w:uiPriority="49"/>
-    <w:lsdException w:name="List Table 5 Dark Accent 4" w:uiPriority="50"/>
-    <w:lsdException w:name="List Table 6 Colorful Accent 4" w:uiPriority="51"/>
-    <w:lsdException w:name="List Table 7 Colorful Accent 4" w:uiPriority="52"/>
-    <w:lsdException w:name="List Table 1 Light Accent 5" w:uiPriority="46"/>
-    <w:lsdException w:name="List Table 2 Accent 5" w:uiPriority="47"/>
-    <w:lsdException w:name="List Table 3 Accent 5" w:uiPriority="48"/>
-    <w:lsdException w:name="List Table 4 Accent 5" w:uiPriority="49"/>
-    <w:lsdException w:name="List Table 5 Dark Accent 5" w:uiPriority="50"/>
-    <w:lsdException w:name="List Table 6 Colorful Accent 5" w:uiPriority="51"/>
-    <w:lsdException w:name="List Table 7 Colorful Accent 5" w:uiPriority="52"/>
-    <w:lsdException w:name="List Table 1 Light Accent 6" w:uiPriority="46"/>
-    <w:lsdException w:name="List Table 2 Accent 6" w:uiPriority="47"/>
-    <w:lsdException w:name="List Table 3 Accent 6" w:uiPriority="48"/>
-    <w:lsdException w:name="List Table 4 Accent 6" w:uiPriority="49"/>
-    <w:lsdException w:name="List Table 5 Dark Accent 6" w:uiPriority="50"/>
-    <w:lsdException w:name="List Table 6 Colorful Accent 6" w:uiPriority="51"/>
-    <w:lsdException w:name="List Table 7 Colorful Accent 6" w:uiPriority="52"/>
-    <w:lsdException w:name="Mention" w:semiHidden="1" w:unhideWhenUsed="1"/>
-    <w:lsdException w:name="Smart Hyperlink" w:semiHidden="1" w:unhideWhenUsed="1"/>
-    <w:lsdException w:name="Hashtag" w:semiHidden="1" w:unhideWhenUsed="1"/>
-    <w:lsdException w:name="Unresolved Mention" w:semiHidden="1" w:unhideWhenUsed="1"/>
-  </w:latentStyles>
-  <w:style w:type="paragraph" w:styleId="Normal" w:default="1">
+  <w:style w:type="paragraph" w:styleId="Normal">
     <w:name w:val="Normal"/>
     <w:qFormat/>
-    <w:rsid w:val="00a91ae1"/>
     <w:pPr>
       <w:widowControl w:val="false"/>
       <w:suppressAutoHyphens w:val="true"/>
+      <w:kinsoku w:val="true"/>
+      <w:overflowPunct w:val="true"/>
+      <w:autoSpaceDE w:val="true"/>
       <w:bidi w:val="0"/>
       <w:spacing w:lineRule="auto" w:line="276" w:before="0" w:after="200"/>
       <w:jc w:val="start"/>
     </w:pPr>
     <w:rPr>
-      <w:rFonts w:ascii="Calibri" w:hAnsi="Calibri" w:eastAsia="Calibri" w:cs="" w:asciiTheme="minorHAnsi" w:cstheme="minorBidi" w:eastAsiaTheme="minorHAnsi" w:hAnsiTheme="minorHAnsi"/>
+      <w:rFonts w:ascii="Calibri" w:hAnsi="Calibri" w:eastAsia="Calibri" w:cs="Noto Sans Arabic"/>
       <w:color w:val="auto"/>
       <w:kern w:val="0"/>
       <w:sz w:val="22"/>
@@ -2118,22 +2092,16 @@
       <w:lang w:val="en-US" w:eastAsia="en-US" w:bidi="ar-SA"/>
     </w:rPr>
   </w:style>
-  <w:style w:type="character" w:styleId="DefaultParagraphFont" w:default="1">
+  <w:style w:type="character" w:styleId="DefaultParagraphFont">
     <w:name w:val="Default Paragraph Font"/>
-    <w:uiPriority w:val="1"/>
-    <w:semiHidden/>
-    <w:unhideWhenUsed/>
     <w:qFormat/>
     <w:rPr/>
   </w:style>
-  <w:style w:type="character" w:styleId="ProsttextChar" w:customStyle="1">
+  <w:style w:type="character" w:styleId="ProsttextChar">
     <w:name w:val="Prostý text Char"/>
     <w:basedOn w:val="DefaultParagraphFont"/>
     <w:link w:val="PlainText"/>
-    <w:uiPriority w:val="99"/>
-    <w:semiHidden/>
     <w:qFormat/>
-    <w:rsid w:val="00d3053c"/>
     <w:rPr>
       <w:rFonts w:ascii="Calibri" w:hAnsi="Calibri"/>
       <w:szCs w:val="21"/>
@@ -2143,36 +2111,26 @@
   <w:style w:type="character" w:styleId="CommentReference">
     <w:name w:val="annotation reference"/>
     <w:basedOn w:val="DefaultParagraphFont"/>
-    <w:uiPriority w:val="99"/>
-    <w:semiHidden/>
-    <w:unhideWhenUsed/>
     <w:qFormat/>
-    <w:rsid w:val="0093482a"/>
     <w:rPr>
       <w:sz w:val="16"/>
       <w:szCs w:val="16"/>
     </w:rPr>
   </w:style>
-  <w:style w:type="character" w:styleId="TextkomenteChar" w:customStyle="1">
+  <w:style w:type="character" w:styleId="TextkomenteChar">
     <w:name w:val="Text komentáře Char"/>
     <w:basedOn w:val="DefaultParagraphFont"/>
-    <w:uiPriority w:val="99"/>
-    <w:semiHidden/>
     <w:qFormat/>
-    <w:rsid w:val="0093482a"/>
     <w:rPr>
       <w:sz w:val="20"/>
       <w:szCs w:val="20"/>
     </w:rPr>
   </w:style>
-  <w:style w:type="character" w:styleId="PedmtkomenteChar" w:customStyle="1">
+  <w:style w:type="character" w:styleId="PedmtkomenteChar">
     <w:name w:val="Předmět komentáře Char"/>
     <w:basedOn w:val="TextkomenteChar"/>
     <w:link w:val="annotationsubject"/>
-    <w:uiPriority w:val="99"/>
-    <w:semiHidden/>
     <w:qFormat/>
-    <w:rsid w:val="0093482a"/>
     <w:rPr>
       <w:b/>
       <w:bCs/>
@@ -2180,14 +2138,11 @@
       <w:szCs w:val="20"/>
     </w:rPr>
   </w:style>
-  <w:style w:type="character" w:styleId="TextbublinyChar" w:customStyle="1">
+  <w:style w:type="character" w:styleId="TextbublinyChar">
     <w:name w:val="Text bubliny Char"/>
     <w:basedOn w:val="DefaultParagraphFont"/>
     <w:link w:val="BalloonText"/>
-    <w:uiPriority w:val="99"/>
-    <w:semiHidden/>
     <w:qFormat/>
-    <w:rsid w:val="0093482a"/>
     <w:rPr>
       <w:rFonts w:ascii="Tahoma" w:hAnsi="Tahoma" w:cs="Tahoma"/>
       <w:sz w:val="16"/>
@@ -2278,13 +2233,15 @@
       <w:rFonts w:cs="Noto Sans Devanagari"/>
     </w:rPr>
   </w:style>
-  <w:style w:type="paragraph" w:styleId="Default" w:customStyle="1">
+  <w:style w:type="paragraph" w:styleId="Default">
     <w:name w:val="Default"/>
     <w:qFormat/>
-    <w:rsid w:val="00ec3d57"/>
     <w:pPr>
       <w:widowControl/>
       <w:suppressAutoHyphens w:val="true"/>
+      <w:kinsoku w:val="true"/>
+      <w:overflowPunct w:val="true"/>
+      <w:autoSpaceDE w:val="true"/>
       <w:bidi w:val="0"/>
       <w:spacing w:lineRule="auto" w:line="240" w:before="0" w:after="0"/>
       <w:jc w:val="start"/>
@@ -2302,11 +2259,7 @@
     <w:name w:val="Plain Text"/>
     <w:basedOn w:val="Normal"/>
     <w:link w:val="ProsttextChar"/>
-    <w:uiPriority w:val="99"/>
-    <w:semiHidden/>
-    <w:unhideWhenUsed/>
     <w:qFormat/>
-    <w:rsid w:val="00d3053c"/>
     <w:pPr>
       <w:widowControl/>
       <w:spacing w:lineRule="auto" w:line="240" w:before="0" w:after="0"/>
@@ -2321,10 +2274,6 @@
     <w:name w:val="annotation text"/>
     <w:basedOn w:val="Normal"/>
     <w:link w:val="TextkomenteChar"/>
-    <w:uiPriority w:val="99"/>
-    <w:semiHidden/>
-    <w:unhideWhenUsed/>
-    <w:rsid w:val="0093482a"/>
     <w:pPr>
       <w:spacing w:lineRule="auto" w:line="240"/>
     </w:pPr>
@@ -2338,11 +2287,7 @@
     <w:basedOn w:val="CommentText"/>
     <w:next w:val="CommentText"/>
     <w:link w:val="PedmtkomenteChar"/>
-    <w:uiPriority w:val="99"/>
-    <w:semiHidden/>
-    <w:unhideWhenUsed/>
     <w:qFormat/>
-    <w:rsid w:val="0093482a"/>
     <w:pPr/>
     <w:rPr>
       <w:b/>
@@ -2353,11 +2298,7 @@
     <w:name w:val="Balloon Text"/>
     <w:basedOn w:val="Normal"/>
     <w:link w:val="TextbublinyChar"/>
-    <w:uiPriority w:val="99"/>
-    <w:semiHidden/>
-    <w:unhideWhenUsed/>
     <w:qFormat/>
-    <w:rsid w:val="0093482a"/>
     <w:pPr>
       <w:spacing w:lineRule="auto" w:line="240" w:before="0" w:after="0"/>
     </w:pPr>
@@ -2367,26 +2308,9 @@
       <w:szCs w:val="16"/>
     </w:rPr>
   </w:style>
-  <w:style w:type="numbering" w:styleId="Bezseznamu" w:default="1">
+  <w:style w:type="numbering" w:styleId="Bezseznamu">
     <w:name w:val="Bez seznamu"/>
-    <w:uiPriority w:val="99"/>
-    <w:semiHidden/>
-    <w:unhideWhenUsed/>
     <w:qFormat/>
-  </w:style>
-  <w:style w:type="table" w:default="1" w:styleId="Normlntabulka">
-    <w:name w:val="Normal Table"/>
-    <w:uiPriority w:val="99"/>
-    <w:semiHidden/>
-    <w:unhideWhenUsed/>
-    <w:tblPr>
-      <w:tblCellMar>
-        <w:top w:w="0" w:type="dxa"/>
-        <w:left w:w="108" w:type="dxa"/>
-        <w:bottom w:w="0" w:type="dxa"/>
-        <w:right w:w="108" w:type="dxa"/>
-      </w:tblCellMar>
-    </w:tblPr>
   </w:style>
 </w:styles>
 </file>
@@ -2434,14 +2358,14 @@
     </a:clrScheme>
     <a:fontScheme name="Office">
       <a:majorFont>
-        <a:latin typeface="Cambria" pitchFamily="0" charset="1"/>
-        <a:ea typeface=""/>
-        <a:cs typeface=""/>
+        <a:latin typeface="Arial" pitchFamily="0" charset="1"/>
+        <a:ea typeface="DejaVu Sans" pitchFamily="0" charset="1"/>
+        <a:cs typeface="DejaVu Sans" pitchFamily="0" charset="1"/>
       </a:majorFont>
       <a:minorFont>
-        <a:latin typeface="Calibri" pitchFamily="0" charset="1"/>
-        <a:ea typeface=""/>
-        <a:cs typeface=""/>
+        <a:latin typeface="Arial" pitchFamily="0" charset="1"/>
+        <a:ea typeface="DejaVu Sans" pitchFamily="0" charset="1"/>
+        <a:cs typeface="DejaVu Sans" pitchFamily="0" charset="1"/>
       </a:minorFont>
     </a:fontScheme>
     <a:fmtScheme>
@@ -2449,58 +2373,25 @@
         <a:solidFill>
           <a:schemeClr val="phClr"/>
         </a:solidFill>
-        <a:gradFill>
-          <a:gsLst>
-            <a:gs pos="0">
-              <a:schemeClr val="phClr">
-                <a:tint val="50000"/>
-              </a:schemeClr>
-            </a:gs>
-            <a:gs pos="35000">
-              <a:schemeClr val="phClr">
-                <a:tint val="37000"/>
-              </a:schemeClr>
-            </a:gs>
-            <a:gs pos="100000">
-              <a:schemeClr val="phClr">
-                <a:tint val="15000"/>
-              </a:schemeClr>
-            </a:gs>
-          </a:gsLst>
-          <a:lin ang="16200000" scaled="1"/>
-          <a:tileRect l="0" t="0" r="0" b="0"/>
-        </a:gradFill>
-        <a:gradFill>
-          <a:gsLst>
-            <a:gs pos="0">
-              <a:schemeClr val="phClr">
-                <a:shade val="51000"/>
-              </a:schemeClr>
-            </a:gs>
-            <a:gs pos="80000">
-              <a:schemeClr val="phClr">
-                <a:shade val="93000"/>
-              </a:schemeClr>
-            </a:gs>
-            <a:gs pos="100000">
-              <a:schemeClr val="phClr">
-                <a:shade val="94000"/>
-              </a:schemeClr>
-            </a:gs>
-          </a:gsLst>
-          <a:lin ang="16200000" scaled="0"/>
-          <a:tileRect l="0" t="0" r="0" b="0"/>
-        </a:gradFill>
+        <a:solidFill>
+          <a:schemeClr val="phClr"/>
+        </a:solidFill>
+        <a:solidFill>
+          <a:schemeClr val="phClr"/>
+        </a:solidFill>
       </a:fillStyleLst>
       <a:lnStyleLst>
-        <a:ln w="9525" cap="flat" cmpd="sng" algn="ctr">
+        <a:ln w="6350" cap="flat" cmpd="sng" algn="ctr">
           <a:prstDash val="solid"/>
+          <a:miter/>
         </a:ln>
-        <a:ln w="25400" cap="flat" cmpd="sng" algn="ctr">
+        <a:ln w="6350" cap="flat" cmpd="sng" algn="ctr">
           <a:prstDash val="solid"/>
+          <a:miter/>
         </a:ln>
-        <a:ln w="38100" cap="flat" cmpd="sng" algn="ctr">
+        <a:ln w="6350" cap="flat" cmpd="sng" algn="ctr">
           <a:prstDash val="solid"/>
+          <a:miter/>
         </a:ln>
       </a:lnStyleLst>
       <a:effectStyleLst>
@@ -2518,62 +2409,14 @@
         <a:solidFill>
           <a:schemeClr val="phClr"/>
         </a:solidFill>
-        <a:gradFill>
-          <a:gsLst>
-            <a:gs pos="0">
-              <a:schemeClr val="phClr">
-                <a:tint val="40000"/>
-              </a:schemeClr>
-            </a:gs>
-            <a:gs pos="40000">
-              <a:schemeClr val="phClr">
-                <a:tint val="45000"/>
-                <a:shade val="99000"/>
-              </a:schemeClr>
-            </a:gs>
-            <a:gs pos="100000">
-              <a:schemeClr val="phClr">
-                <a:shade val="20000"/>
-              </a:schemeClr>
-            </a:gs>
-          </a:gsLst>
-          <a:path path="circle">
-            <a:fillToRect l="50000" t="-80000" r="50000" b="180000"/>
-          </a:path>
-          <a:tileRect l="0" t="0" r="0" b="0"/>
-        </a:gradFill>
-        <a:gradFill>
-          <a:gsLst>
-            <a:gs pos="0">
-              <a:schemeClr val="phClr">
-                <a:tint val="80000"/>
-              </a:schemeClr>
-            </a:gs>
-            <a:gs pos="100000">
-              <a:schemeClr val="phClr">
-                <a:shade val="30000"/>
-              </a:schemeClr>
-            </a:gs>
-          </a:gsLst>
-          <a:path path="circle">
-            <a:fillToRect l="50000" t="50000" r="50000" b="50000"/>
-          </a:path>
-          <a:tileRect l="0" t="0" r="0" b="0"/>
-        </a:gradFill>
+        <a:solidFill>
+          <a:schemeClr val="phClr"/>
+        </a:solidFill>
+        <a:solidFill>
+          <a:schemeClr val="phClr"/>
+        </a:solidFill>
       </a:bgFillStyleLst>
     </a:fmtScheme>
   </a:themeElements>
 </a:theme>
-</file>
-
-<file path=customXml/item1.xml><?xml version="1.0" encoding="utf-8"?>
-<b:Sources xmlns:b="http://schemas.openxmlformats.org/officeDocument/2006/bibliography" xmlns="http://schemas.openxmlformats.org/officeDocument/2006/bibliography" SelectedStyle="\APA.XSL" StyleName="APA"/>
-</file>
-
-<file path=customXml/itemProps1.xml><?xml version="1.0" encoding="utf-8"?>
-<ds:datastoreItem xmlns:ds="http://schemas.openxmlformats.org/officeDocument/2006/customXml" ds:itemID="{BFDA7E87-BB94-423A-8AB8-0FA3C55C75E5}">
-  <ds:schemaRefs>
-    <ds:schemaRef ds:uri="http://schemas.openxmlformats.org/officeDocument/2006/bibliography"/>
-  </ds:schemaRefs>
-</ds:datastoreItem>
 </file>